--- a/PASS-Programmation/Java/Cours/Chapitre_4_Complexité.docx
+++ b/PASS-Programmation/Java/Cours/Chapitre_4_Complexité.docx
@@ -28,6 +28,14 @@
         <w:rPr>
           <w:b/>
           <w:bCs/>
+          <w:u w:val="single"/>
+        </w:rPr>
+      </w:r>
+      <w:r>
+        <w:rPr>
+          <w:b/>
+          <w:bCs/>
+          <w:highlight w:val="none"/>
           <w:u w:val="single"/>
         </w:rPr>
       </w:r>
@@ -76,6 +84,14 @@
           <w:i w:val="0"/>
         </w:rPr>
       </w:r>
+      <w:r>
+        <w:rPr>
+          <w:bCs w:val="0"/>
+          <w:i w:val="0"/>
+          <w:highlight w:val="none"/>
+          <w:lang w:val="fr-FR"/>
+        </w:rPr>
+      </w:r>
     </w:p>
     <w:p>
       <w:pPr>
@@ -143,6 +159,14 @@
           <w:i w:val="0"/>
         </w:rPr>
       </w:r>
+      <w:r>
+        <w:rPr>
+          <w:bCs w:val="0"/>
+          <w:i w:val="0"/>
+          <w:highlight w:val="none"/>
+          <w:lang w:val="fr-FR"/>
+        </w:rPr>
+      </w:r>
     </w:p>
     <w:p>
       <w:pPr>
@@ -170,6 +194,14 @@
         <w:rPr>
           <w:bCs w:val="0"/>
           <w:i w:val="0"/>
+        </w:rPr>
+      </w:r>
+      <w:r>
+        <w:rPr>
+          <w:bCs w:val="0"/>
+          <w:i w:val="0"/>
+          <w:highlight w:val="none"/>
+          <w:lang w:val="fr-FR"/>
         </w:rPr>
       </w:r>
     </w:p>
@@ -202,6 +234,14 @@
           <w:i w:val="0"/>
         </w:rPr>
       </w:r>
+      <w:r>
+        <w:rPr>
+          <w:bCs w:val="0"/>
+          <w:i w:val="0"/>
+          <w:highlight w:val="none"/>
+          <w:lang w:val="fr-FR"/>
+        </w:rPr>
+      </w:r>
     </w:p>
     <w:p>
       <w:pPr>
@@ -229,6 +269,14 @@
         <w:rPr>
           <w:bCs w:val="0"/>
           <w:i w:val="0"/>
+        </w:rPr>
+      </w:r>
+      <w:r>
+        <w:rPr>
+          <w:bCs w:val="0"/>
+          <w:i w:val="0"/>
+          <w:highlight w:val="none"/>
+          <w:lang w:val="fr-FR"/>
         </w:rPr>
       </w:r>
     </w:p>
@@ -266,10 +314,9 @@
       </w:r>
       <w:r>
         <w:rPr>
+          <w:bCs w:val="0"/>
           <w:i w:val="0"/>
-          <w:iCs w:val="0"/>
           <w:highlight w:val="none"/>
-          <w:lang w:val="fr-FR"/>
         </w:rPr>
       </w:r>
       <w:r>
@@ -277,6 +324,7 @@
           <w:bCs w:val="0"/>
           <w:i w:val="0"/>
           <w:highlight w:val="none"/>
+          <w:lang w:val="fr-FR"/>
         </w:rPr>
       </w:r>
     </w:p>
@@ -318,6 +366,14 @@
           <w:highlight w:val="none"/>
         </w:rPr>
       </w:r>
+      <w:r>
+        <w:rPr>
+          <w:bCs w:val="0"/>
+          <w:i w:val="0"/>
+          <w:highlight w:val="none"/>
+          <w:lang w:val="fr-FR"/>
+        </w:rPr>
+      </w:r>
     </w:p>
     <w:p>
       <w:pPr>
@@ -382,6 +438,14 @@
           <w:highlight w:val="none"/>
         </w:rPr>
       </w:r>
+      <w:r>
+        <w:rPr>
+          <w:bCs w:val="0"/>
+          <w:i w:val="0"/>
+          <w:highlight w:val="none"/>
+          <w:lang w:val="fr-FR"/>
+        </w:rPr>
+      </w:r>
     </w:p>
     <w:p>
       <w:pPr>
@@ -403,7 +467,16 @@
           <w:highlight w:val="none"/>
           <w:lang w:val="fr-FR"/>
         </w:rPr>
-        <w:t xml:space="preserve">On peut imager en différenciant les algorithmes linéaires (par exemple lire et afficher toutes les données d’un tableau) et les algorithmes quadratiques (par exemple lire et comparer toutes les données d’un tableau). Cela crée de grandes différences dans le nombre d’opérations nécessaires.</w:t>
+        <w:t xml:space="preserve">On peut imager en différenciant le</w:t>
+      </w:r>
+      <w:r>
+        <w:rPr>
+          <w:i w:val="0"/>
+          <w:iCs w:val="0"/>
+          <w:highlight w:val="none"/>
+          <w:lang w:val="fr-FR"/>
+        </w:rPr>
+        <w:t xml:space="preserve">s algorithmes linéaires (par exemple lire et afficher toutes les données d’un tableau) et les algorithmes quadratiques (par exemple lire et comparer toutes les données d’un tableau). Cela crée de grandes différences dans le nombre d’opérations nécessaires.</w:t>
       </w:r>
       <w:r>
         <w:rPr>
@@ -412,10 +485,18 @@
           <w:highlight w:val="none"/>
         </w:rPr>
       </w:r>
+      <w:r>
+        <w:rPr>
+          <w:bCs w:val="0"/>
+          <w:i w:val="0"/>
+          <w:highlight w:val="none"/>
+          <w:lang w:val="fr-FR"/>
+        </w:rPr>
+      </w:r>
     </w:p>
     <w:tbl>
       <w:tblPr>
-        <w:tblStyle w:val="12"/>
+        <w:tblStyle w:val="701"/>
         <w:tblW w:w="0" w:type="auto"/>
         <w:tblBorders/>
         <w:tblLayout w:type="fixed"/>
@@ -465,6 +546,14 @@
                 <w:lang w:val="fr-FR"/>
               </w:rPr>
             </w:r>
+            <w:r>
+              <w:rPr>
+                <w:bCs w:val="0"/>
+                <w:i w:val="0"/>
+                <w:highlight w:val="none"/>
+                <w:lang w:val="fr-FR"/>
+              </w:rPr>
+            </w:r>
           </w:p>
         </w:tc>
         <w:tc>
@@ -502,6 +591,14 @@
                 <w:lang w:val="fr-FR"/>
               </w:rPr>
             </w:r>
+            <w:r>
+              <w:rPr>
+                <w:bCs w:val="0"/>
+                <w:i w:val="0"/>
+                <w:highlight w:val="none"/>
+                <w:lang w:val="fr-FR"/>
+              </w:rPr>
+            </w:r>
           </w:p>
         </w:tc>
         <w:tc>
@@ -535,6 +632,14 @@
               <w:rPr>
                 <w:i w:val="0"/>
                 <w:iCs w:val="0"/>
+                <w:highlight w:val="none"/>
+                <w:lang w:val="fr-FR"/>
+              </w:rPr>
+            </w:r>
+            <w:r>
+              <w:rPr>
+                <w:bCs w:val="0"/>
+                <w:i w:val="0"/>
                 <w:highlight w:val="none"/>
                 <w:lang w:val="fr-FR"/>
               </w:rPr>
@@ -582,6 +687,14 @@
                 <w:lang w:val="fr-FR" w:bidi="fr-FR"/>
               </w:rPr>
             </w:r>
+            <w:r>
+              <w:rPr>
+                <w:i w:val="0"/>
+                <w:iCs w:val="0"/>
+                <w:highlight w:val="none"/>
+                <w:lang w:val="fr-FR" w:bidi="fr-FR"/>
+              </w:rPr>
+            </w:r>
           </w:p>
         </w:tc>
         <w:tc>
@@ -620,6 +733,14 @@
                 <w:lang w:val="fr-FR" w:bidi="fr-FR"/>
               </w:rPr>
             </w:r>
+            <w:r>
+              <w:rPr>
+                <w:i w:val="0"/>
+                <w:iCs w:val="0"/>
+                <w:highlight w:val="none"/>
+                <w:lang w:val="fr-FR" w:bidi="fr-FR"/>
+              </w:rPr>
+            </w:r>
           </w:p>
         </w:tc>
         <w:tc>
@@ -649,6 +770,14 @@
                 <w:lang w:val="fr-FR" w:bidi="fr-FR"/>
               </w:rPr>
               <w:t xml:space="preserve">~1 000 000 opérations</w:t>
+            </w:r>
+            <w:r>
+              <w:rPr>
+                <w:i w:val="0"/>
+                <w:iCs w:val="0"/>
+                <w:highlight w:val="none"/>
+                <w:lang w:val="fr-FR" w:bidi="fr-FR"/>
+              </w:rPr>
             </w:r>
             <w:r>
               <w:rPr>
@@ -700,6 +829,14 @@
                 <w:lang w:val="fr-FR"/>
               </w:rPr>
             </w:r>
+            <w:r>
+              <w:rPr>
+                <w:bCs w:val="0"/>
+                <w:i w:val="0"/>
+                <w:highlight w:val="none"/>
+                <w:lang w:val="fr-FR"/>
+              </w:rPr>
+            </w:r>
           </w:p>
         </w:tc>
         <w:tc>
@@ -733,6 +870,14 @@
               <w:rPr>
                 <w:i w:val="0"/>
                 <w:iCs w:val="0"/>
+                <w:highlight w:val="none"/>
+                <w:lang w:val="fr-FR"/>
+              </w:rPr>
+            </w:r>
+            <w:r>
+              <w:rPr>
+                <w:bCs w:val="0"/>
+                <w:i w:val="0"/>
                 <w:highlight w:val="none"/>
                 <w:lang w:val="fr-FR"/>
               </w:rPr>
@@ -774,6 +919,14 @@
                 <w:lang w:val="fr-FR"/>
               </w:rPr>
             </w:r>
+            <w:r>
+              <w:rPr>
+                <w:bCs w:val="0"/>
+                <w:i w:val="0"/>
+                <w:highlight w:val="none"/>
+                <w:lang w:val="fr-FR"/>
+              </w:rPr>
+            </w:r>
           </w:p>
         </w:tc>
       </w:tr>
@@ -815,7 +968,7 @@
     <w:p>
       <w:pPr>
         <w:pBdr/>
-        <w:shd w:val="nil"/>
+        <w:shd w:val="nil" w:color="auto"/>
         <w:spacing/>
         <w:ind/>
         <w:rPr>
@@ -844,8 +997,8 @@
       </w:r>
       <w:r>
         <w:rPr>
+          <w:bCs w:val="0"/>
           <w:i w:val="0"/>
-          <w:iCs w:val="0"/>
           <w:highlight w:val="none"/>
           <w:lang w:val="fr-FR"/>
         </w:rPr>
@@ -890,6 +1043,14 @@
           <w:bCs w:val="0"/>
           <w:i w:val="0"/>
           <w:highlight w:val="none"/>
+        </w:rPr>
+      </w:r>
+      <w:r>
+        <w:rPr>
+          <w:bCs w:val="0"/>
+          <w:i w:val="0"/>
+          <w:highlight w:val="none"/>
+          <w:lang w:val="fr-FR"/>
         </w:rPr>
       </w:r>
     </w:p>
@@ -951,6 +1112,13 @@
           <w:lang w:val="fr-FR"/>
         </w:rPr>
         <w:t xml:space="preserve"> d’un tableau</w:t>
+      </w:r>
+      <w:r>
+        <w:rPr>
+          <w:bCs w:val="0"/>
+          <w:i w:val="0"/>
+          <w:highlight w:val="none"/>
+        </w:rPr>
       </w:r>
       <w:r>
         <w:rPr>
@@ -1031,7 +1199,6 @@
           <w:bCs w:val="0"/>
           <w:i w:val="0"/>
           <w:highlight w:val="none"/>
-          <w:lang w:val="fr-FR"/>
         </w:rPr>
       </w:r>
       <w:r>
@@ -1119,6 +1286,14 @@
           <w:highlight w:val="none"/>
         </w:rPr>
       </w:r>
+      <w:r>
+        <w:rPr>
+          <w:bCs w:val="0"/>
+          <w:i w:val="0"/>
+          <w:highlight w:val="none"/>
+          <w:lang w:val="fr-FR" w:bidi="fr-FR"/>
+        </w:rPr>
+      </w:r>
     </w:p>
     <w:p>
       <w:pPr>
@@ -1169,6 +1344,14 @@
           <w:highlight w:val="none"/>
         </w:rPr>
       </w:r>
+      <w:r>
+        <w:rPr>
+          <w:bCs w:val="0"/>
+          <w:i w:val="0"/>
+          <w:highlight w:val="none"/>
+          <w:lang w:val="fr-FR" w:bidi="fr-FR"/>
+        </w:rPr>
+      </w:r>
     </w:p>
     <w:p>
       <w:pPr>
@@ -1217,6 +1400,14 @@
           <w:bCs w:val="0"/>
           <w:i w:val="0"/>
           <w:highlight w:val="none"/>
+        </w:rPr>
+      </w:r>
+      <w:r>
+        <w:rPr>
+          <w:bCs w:val="0"/>
+          <w:i w:val="0"/>
+          <w:highlight w:val="none"/>
+          <w:lang w:val="fr-FR" w:bidi="fr-FR"/>
         </w:rPr>
       </w:r>
     </w:p>
@@ -1287,6 +1478,14 @@
           <w:highlight w:val="none"/>
         </w:rPr>
       </w:r>
+      <w:r>
+        <w:rPr>
+          <w:bCs w:val="0"/>
+          <w:i w:val="0"/>
+          <w:highlight w:val="none"/>
+          <w:lang w:val="fr-FR" w:bidi="fr-FR"/>
+        </w:rPr>
+      </w:r>
     </w:p>
     <w:p>
       <w:pPr>
@@ -1315,6 +1514,14 @@
           <w:bCs w:val="0"/>
           <w:i w:val="0"/>
           <w:highlight w:val="none"/>
+        </w:rPr>
+      </w:r>
+      <w:r>
+        <w:rPr>
+          <w:bCs w:val="0"/>
+          <w:i w:val="0"/>
+          <w:highlight w:val="none"/>
+          <w:lang w:val="fr-FR" w:bidi="fr-FR"/>
         </w:rPr>
       </w:r>
     </w:p>
@@ -1357,6 +1564,14 @@
           <w:highlight w:val="none"/>
         </w:rPr>
       </w:r>
+      <w:r>
+        <w:rPr>
+          <w:bCs w:val="0"/>
+          <w:i w:val="0"/>
+          <w:highlight w:val="none"/>
+          <w:lang w:val="fr-FR" w:bidi="fr-FR"/>
+        </w:rPr>
+      </w:r>
     </w:p>
     <w:p>
       <w:pPr>
@@ -1391,6 +1606,15 @@
           <w:lang w:val="fr-FR"/>
         </w:rPr>
         <w:t xml:space="preserve">Les recherches dans un tableau</w:t>
+      </w:r>
+      <w:r>
+        <w:rPr>
+          <w:b/>
+          <w:bCs/>
+          <w:i w:val="0"/>
+          <w:highlight w:val="none"/>
+          <w:u w:val="single"/>
+        </w:rPr>
       </w:r>
       <w:r>
         <w:rPr>
@@ -1451,8 +1675,8 @@
       </w:r>
       <w:r>
         <w:rPr>
+          <w:bCs w:val="0"/>
           <w:i w:val="0"/>
-          <w:iCs w:val="0"/>
           <w:highlight w:val="none"/>
           <w:lang w:val="fr-FR" w:bidi="fr-FR"/>
         </w:rPr>
@@ -1541,6 +1765,14 @@
           <w:highlight w:val="none"/>
         </w:rPr>
       </w:r>
+      <w:r>
+        <w:rPr>
+          <w:bCs w:val="0"/>
+          <w:i w:val="0"/>
+          <w:highlight w:val="none"/>
+          <w:lang w:val="fr-FR" w:bidi="fr-FR"/>
+        </w:rPr>
+      </w:r>
     </w:p>
     <w:p>
       <w:pPr>
@@ -1611,6 +1843,14 @@
           <w:lang w:val="fr-FR" w:bidi="fr-FR"/>
         </w:rPr>
       </w:r>
+      <w:r>
+        <w:rPr>
+          <w:bCs w:val="0"/>
+          <w:i w:val="0"/>
+          <w:highlight w:val="none"/>
+          <w:lang w:val="fr-FR" w:bidi="fr-FR"/>
+        </w:rPr>
+      </w:r>
     </w:p>
     <w:p>
       <w:pPr>
@@ -1646,11 +1886,19 @@
           <w:lang w:val="fr-FR" w:bidi="fr-FR"/>
         </w:rPr>
       </w:r>
+      <w:r>
+        <w:rPr>
+          <w:bCs w:val="0"/>
+          <w:i w:val="0"/>
+          <w:highlight w:val="none"/>
+          <w:lang w:val="fr-FR" w:bidi="fr-FR"/>
+        </w:rPr>
+      </w:r>
     </w:p>
     <w:p>
       <w:pPr>
         <w:pBdr/>
-        <w:shd w:val="nil"/>
+        <w:shd w:val="nil" w:color="auto"/>
         <w:spacing/>
         <w:ind/>
         <w:rPr>
@@ -1687,12 +1935,10 @@
       <w:r>
         <w:rPr>
           <w:b/>
-          <w:bCs/>
+          <w:bCs w:val="0"/>
           <w:i w:val="0"/>
-          <w:iCs w:val="0"/>
           <w:highlight w:val="none"/>
           <w:u w:val="single"/>
-          <w:lang w:val="fr-FR" w:bidi="fr-FR"/>
         </w:rPr>
       </w:r>
     </w:p>
@@ -1730,6 +1976,16 @@
           <w:i w:val="0"/>
           <w:highlight w:val="none"/>
           <w:u w:val="single"/>
+        </w:rPr>
+      </w:r>
+      <w:r>
+        <w:rPr>
+          <w:b/>
+          <w:bCs w:val="0"/>
+          <w:i w:val="0"/>
+          <w:highlight w:val="none"/>
+          <w:u w:val="single"/>
+          <w:lang w:val="fr-FR" w:bidi="fr-FR"/>
         </w:rPr>
       </w:r>
     </w:p>
@@ -1837,6 +2093,15 @@
           <w:lang w:val="fr-FR" w:bidi="fr-FR"/>
         </w:rPr>
       </w:r>
+      <w:r>
+        <w:rPr>
+          <w:b w:val="0"/>
+          <w:bCs w:val="0"/>
+          <w:i w:val="0"/>
+          <w:highlight w:val="none"/>
+          <w:lang w:val="fr-FR" w:bidi="fr-FR"/>
+        </w:rPr>
+      </w:r>
     </w:p>
     <w:p>
       <w:pPr>
@@ -1878,6 +2143,15 @@
           <w:lang w:val="fr-FR" w:bidi="fr-FR"/>
         </w:rPr>
       </w:r>
+      <w:r>
+        <w:rPr>
+          <w:b w:val="0"/>
+          <w:bCs w:val="0"/>
+          <w:i w:val="0"/>
+          <w:highlight w:val="none"/>
+          <w:lang w:val="fr-FR" w:bidi="fr-FR"/>
+        </w:rPr>
+      </w:r>
     </w:p>
     <w:p>
       <w:pPr>
@@ -1918,6 +2192,15 @@
           <w:lang w:val="fr-FR" w:bidi="fr-FR"/>
         </w:rPr>
         <w:t xml:space="preserve">.</w:t>
+      </w:r>
+      <w:r>
+        <w:rPr>
+          <w:b w:val="0"/>
+          <w:bCs w:val="0"/>
+          <w:i w:val="0"/>
+          <w:highlight w:val="none"/>
+          <w:lang w:val="fr-FR" w:bidi="fr-FR"/>
+        </w:rPr>
       </w:r>
       <w:r>
         <w:rPr>
@@ -2021,6 +2304,15 @@
           <w:highlight w:val="none"/>
         </w:rPr>
       </w:r>
+      <w:r>
+        <w:rPr>
+          <w:b w:val="0"/>
+          <w:bCs w:val="0"/>
+          <w:i w:val="0"/>
+          <w:highlight w:val="none"/>
+          <w:lang w:val="fr-FR" w:bidi="fr-FR"/>
+        </w:rPr>
+      </w:r>
     </w:p>
     <w:p>
       <w:pPr>
@@ -2064,14 +2356,6 @@
           <w:bCs w:val="0"/>
           <w:i w:val="0"/>
           <w:highlight w:val="none"/>
-        </w:rPr>
-      </w:r>
-      <w:r>
-        <w:rPr>
-          <w:b w:val="0"/>
-          <w:bCs w:val="0"/>
-          <w:i w:val="0"/>
-          <w:highlight w:val="none"/>
           <w:lang w:val="fr-FR" w:bidi="fr-FR"/>
         </w:rPr>
         <w:t xml:space="preserve">Dans tous les cas, la </w:t>
@@ -2091,6 +2375,15 @@
           <w:lang w:val="fr-FR" w:bidi="fr-FR"/>
         </w:rPr>
         <w:t xml:space="preserve">, mergesort est adapté pour des gros volumes.</w:t>
+      </w:r>
+      <w:r>
+        <w:rPr>
+          <w:b w:val="0"/>
+          <w:bCs w:val="0"/>
+          <w:i w:val="0"/>
+          <w:highlight w:val="none"/>
+          <w:lang w:val="fr-FR" w:bidi="fr-FR"/>
+        </w:rPr>
       </w:r>
       <w:r>
         <w:rPr>
@@ -2217,6 +2510,21 @@
           <w:lang w:val="fr-FR" w:bidi="fr-FR"/>
         </w:rPr>
       </w:r>
+    </w:p>
+    <w:p>
+      <w:pPr>
+        <w:pBdr/>
+        <w:spacing/>
+        <w:ind/>
+        <w:jc w:val="center"/>
+        <w:rPr>
+          <w:b w:val="0"/>
+          <w:bCs w:val="0"/>
+          <w:i w:val="0"/>
+          <w:highlight w:val="none"/>
+          <w:lang w:val="fr-FR" w:bidi="fr-FR"/>
+        </w:rPr>
+      </w:pPr>
       <w:r>
         <w:rPr>
           <w:b w:val="0"/>
@@ -2225,6 +2533,249 @@
           <w:highlight w:val="none"/>
           <w:lang w:val="fr-FR" w:bidi="fr-FR"/>
         </w:rPr>
+        <w:t xml:space="preserve">Methodes</w:t>
+      </w:r>
+      <w:r>
+        <w:rPr>
+          <w:b w:val="0"/>
+          <w:bCs w:val="0"/>
+          <w:i w:val="0"/>
+          <w:highlight w:val="none"/>
+          <w:lang w:val="fr-FR" w:bidi="fr-FR"/>
+        </w:rPr>
+      </w:r>
+    </w:p>
+    <w:p>
+      <w:pPr>
+        <w:pBdr/>
+        <w:spacing/>
+        <w:ind/>
+        <w:jc w:val="left"/>
+        <w:rPr>
+          <w:b w:val="0"/>
+          <w:bCs w:val="0"/>
+          <w:i w:val="0"/>
+          <w:highlight w:val="none"/>
+          <w:lang w:val="fr-FR" w:bidi="fr-FR"/>
+        </w:rPr>
+      </w:pPr>
+      <w:r>
+        <w:rPr>
+          <w:b w:val="0"/>
+          <w:bCs w:val="0"/>
+          <w:i w:val="0"/>
+          <w:highlight w:val="none"/>
+          <w:lang w:val="fr-FR" w:bidi="fr-FR"/>
+        </w:rPr>
+        <w:t xml:space="preserve">Methode statique : ne nécessite pas une ‘instanciation’. Donc il n’y a pas besoin d’initier un élément dans la méthode</w:t>
+        <w:br/>
+      </w:r>
+      <w:r>
+        <w:rPr>
+          <w:b w:val="0"/>
+          <w:bCs w:val="0"/>
+          <w:i w:val="0"/>
+          <w:highlight w:val="none"/>
+          <w:lang w:val="fr-FR" w:bidi="fr-FR"/>
+        </w:rPr>
+      </w:r>
+      <w:r>
+        <w:rPr>
+          <w:b w:val="0"/>
+          <w:bCs w:val="0"/>
+          <w:i w:val="0"/>
+          <w:highlight w:val="none"/>
+          <w:lang w:val="fr-FR" w:bidi="fr-FR"/>
+        </w:rPr>
+        <w:t xml:space="preserve">Methode « rien » : nécessite une instanciation, Donc la création d’un élément das la méthode</w:t>
+      </w:r>
+      <w:r>
+        <w:rPr>
+          <w:b w:val="0"/>
+          <w:bCs w:val="0"/>
+          <w:i w:val="0"/>
+          <w:highlight w:val="none"/>
+          <w:lang w:val="fr-FR" w:bidi="fr-FR"/>
+        </w:rPr>
+      </w:r>
+      <w:r>
+        <w:rPr>
+          <w:b w:val="0"/>
+          <w:bCs w:val="0"/>
+          <w:i w:val="0"/>
+          <w:highlight w:val="none"/>
+          <w:lang w:val="fr-FR" w:bidi="fr-FR"/>
+        </w:rPr>
+      </w:r>
+    </w:p>
+    <w:p>
+      <w:pPr>
+        <w:pBdr/>
+        <w:spacing/>
+        <w:ind/>
+        <w:jc w:val="left"/>
+        <w:rPr>
+          <w:b w:val="0"/>
+          <w:bCs w:val="0"/>
+          <w:i w:val="0"/>
+          <w:highlight w:val="none"/>
+          <w:lang w:val="fr-FR" w:bidi="fr-FR"/>
+        </w:rPr>
+      </w:pPr>
+      <w:r>
+        <w:rPr>
+          <w:b w:val="0"/>
+          <w:bCs w:val="0"/>
+          <w:i w:val="0"/>
+          <w:highlight w:val="none"/>
+          <w:lang w:val="fr-FR" w:bidi="fr-FR"/>
+        </w:rPr>
+      </w:r>
+      <w:r>
+        <w:rPr>
+          <w:b w:val="0"/>
+          <w:bCs w:val="0"/>
+          <w:i w:val="0"/>
+          <w:highlight w:val="none"/>
+          <w:lang w:val="fr-FR" w:bidi="fr-FR"/>
+        </w:rPr>
+      </w:r>
+      <w:r>
+        <w:rPr>
+          <w:b w:val="0"/>
+          <w:bCs w:val="0"/>
+          <w:i w:val="0"/>
+          <w:highlight w:val="none"/>
+          <w:lang w:val="fr-FR" w:bidi="fr-FR"/>
+        </w:rPr>
+      </w:r>
+    </w:p>
+    <w:p>
+      <w:pPr>
+        <w:pBdr/>
+        <w:spacing/>
+        <w:ind/>
+        <w:jc w:val="center"/>
+        <w:rPr>
+          <w:b w:val="0"/>
+          <w:bCs w:val="0"/>
+          <w:i w:val="0"/>
+          <w:highlight w:val="none"/>
+          <w:lang w:val="fr-FR" w:bidi="fr-FR"/>
+        </w:rPr>
+      </w:pPr>
+      <w:r>
+        <w:rPr>
+          <w:b w:val="0"/>
+          <w:bCs w:val="0"/>
+          <w:i w:val="0"/>
+          <w:highlight w:val="none"/>
+          <w:lang w:val="fr-FR" w:bidi="fr-FR"/>
+        </w:rPr>
+        <w:br w:type="column"/>
+        <w:t xml:space="preserve">SOLID Design Principles</w:t>
+      </w:r>
+      <w:r>
+        <w:rPr>
+          <w:b w:val="0"/>
+          <w:bCs w:val="0"/>
+          <w:i w:val="0"/>
+          <w:highlight w:val="none"/>
+          <w:lang w:val="fr-FR" w:bidi="fr-FR"/>
+        </w:rPr>
+      </w:r>
+    </w:p>
+    <w:p>
+      <w:pPr>
+        <w:pBdr/>
+        <w:spacing/>
+        <w:ind/>
+        <w:jc w:val="center"/>
+        <w:rPr>
+          <w:b w:val="0"/>
+          <w:bCs w:val="0"/>
+          <w:i w:val="0"/>
+          <w:highlight w:val="none"/>
+          <w:lang w:val="fr-FR" w:bidi="fr-FR"/>
+        </w:rPr>
+      </w:pPr>
+      <w:r>
+        <w:rPr>
+          <w:b w:val="0"/>
+          <w:bCs w:val="0"/>
+          <w:i w:val="0"/>
+          <w:highlight w:val="none"/>
+          <w:lang w:val="fr-FR" w:bidi="fr-FR"/>
+        </w:rPr>
+      </w:r>
+      <w:r>
+        <mc:AlternateContent>
+          <mc:Choice Requires="wpg">
+            <w:drawing>
+              <wp:inline xmlns:wp="http://schemas.openxmlformats.org/drawingml/2006/wordprocessingDrawing" distT="0" distB="0" distL="0" distR="0">
+                <wp:extent cx="6192978" cy="3779662"/>
+                <wp:effectExtent l="0" t="0" r="0" b="0"/>
+                <wp:docPr id="1" name=""/>
+                <wp:cNvGraphicFramePr>
+                  <a:graphicFrameLocks xmlns:a="http://schemas.openxmlformats.org/drawingml/2006/main" noChangeAspect="1"/>
+                </wp:cNvGraphicFramePr>
+                <a:graphic xmlns:a="http://schemas.openxmlformats.org/drawingml/2006/main">
+                  <a:graphicData uri="http://schemas.openxmlformats.org/drawingml/2006/picture">
+                    <pic:pic xmlns:pic="http://schemas.openxmlformats.org/drawingml/2006/picture">
+                      <pic:nvPicPr>
+                        <pic:cNvPr id="16966315" name=""/>
+                        <pic:cNvPicPr>
+                          <a:picLocks noChangeAspect="1"/>
+                        </pic:cNvPicPr>
+                        <pic:nvPr/>
+                      </pic:nvPicPr>
+                      <pic:blipFill rotWithShape="1">
+                        <a:blip r:embed="rId8"/>
+                        <a:stretch/>
+                      </pic:blipFill>
+                      <pic:spPr bwMode="auto">
+                        <a:xfrm flipH="0" flipV="0">
+                          <a:off x="0" y="0"/>
+                          <a:ext cx="6192978" cy="3779662"/>
+                        </a:xfrm>
+                        <a:prstGeom prst="rect">
+                          <a:avLst/>
+                        </a:prstGeom>
+                      </pic:spPr>
+                    </pic:pic>
+                  </a:graphicData>
+                </a:graphic>
+              </wp:inline>
+            </w:drawing>
+          </mc:Choice>
+          <mc:Fallback>
+            <w:pict>
+              <v:shapetype id="_x0000_t75" coordsize="21600,21600" o:spt="75" o:preferrelative="t" path="m@4@5l@4@11@9@11@9@5xe" filled="f" stroked="f">
+                <v:stroke joinstyle="miter"/>
+                <v:formulas>
+                  <v:f eqn="if lineDrawn pixelLineWidth 0"/>
+                  <v:f eqn="sum @0 1 0"/>
+                  <v:f eqn="sum 0 0 @1"/>
+                  <v:f eqn="prod @2 1 2"/>
+                  <v:f eqn="prod @3 21600 pixelWidth"/>
+                  <v:f eqn="prod @3 21600 pixelHeight"/>
+                  <v:f eqn="sum @0 0 1"/>
+                  <v:f eqn="prod @6 1 2"/>
+                  <v:f eqn="prod @7 21600 pixelWidth"/>
+                  <v:f eqn="sum @8 21600 0"/>
+                  <v:f eqn="prod @7 21600 pixelHeight"/>
+                  <v:f eqn="sum @10 21600 0"/>
+                </v:formulas>
+                <v:path o:extrusionok="f" gradientshapeok="t" o:connecttype="rect"/>
+                <o:lock v:ext="edit" aspectratio="t"/>
+              </v:shapetype>
+              <v:shape id="_x0000_i0" o:spid="_x0000_s0" type="#_x0000_t75" style="width:487.64pt;height:297.61pt;mso-wrap-distance-left:0.00pt;mso-wrap-distance-top:0.00pt;mso-wrap-distance-right:0.00pt;mso-wrap-distance-bottom:0.00pt;z-index:1;" stroked="false">
+                <v:imagedata r:id="rId8" o:title=""/>
+                <o:lock v:ext="edit" rotation="t"/>
+              </v:shape>
+            </w:pict>
+          </mc:Fallback>
+        </mc:AlternateContent>
       </w:r>
       <w:r>
         <w:rPr>
@@ -2253,6 +2804,21 @@
           <w:lang w:val="fr-FR" w:bidi="fr-FR"/>
         </w:rPr>
       </w:r>
+    </w:p>
+    <w:p>
+      <w:pPr>
+        <w:pBdr/>
+        <w:spacing/>
+        <w:ind/>
+        <w:jc w:val="left"/>
+        <w:rPr>
+          <w:b w:val="0"/>
+          <w:bCs w:val="0"/>
+          <w:i w:val="0"/>
+          <w:highlight w:val="none"/>
+          <w:lang w:val="fr-FR" w:bidi="fr-FR"/>
+        </w:rPr>
+      </w:pPr>
       <w:r>
         <w:rPr>
           <w:b w:val="0"/>
@@ -2264,24 +2830,43 @@
       </w:r>
       <w:r>
         <w:rPr>
+          <w:b w:val="0"/>
+          <w:bCs w:val="0"/>
           <w:i w:val="0"/>
-          <w:iCs w:val="0"/>
+          <w:highlight w:val="none"/>
+          <w:lang w:val="fr-FR" w:bidi="fr-FR"/>
+        </w:rPr>
+        <w:t xml:space="preserve">Le SOLID est l’ensemble des principes à appliquer lors de la conception d’un logiciel</w:t>
+      </w:r>
+      <w:r>
+        <w:rPr>
+          <w:b w:val="0"/>
+          <w:bCs w:val="0"/>
+          <w:i w:val="0"/>
           <w:highlight w:val="none"/>
           <w:lang w:val="fr-FR" w:bidi="fr-FR"/>
         </w:rPr>
       </w:r>
-      <w:r>
+    </w:p>
+    <w:p>
+      <w:pPr>
+        <w:pBdr/>
+        <w:spacing/>
+        <w:ind/>
+        <w:jc w:val="left"/>
         <w:rPr>
+          <w:b w:val="0"/>
+          <w:bCs w:val="0"/>
           <w:i w:val="0"/>
-          <w:iCs w:val="0"/>
           <w:highlight w:val="none"/>
           <w:lang w:val="fr-FR" w:bidi="fr-FR"/>
         </w:rPr>
-      </w:r>
+      </w:pPr>
       <w:r>
         <w:rPr>
+          <w:b w:val="0"/>
+          <w:bCs w:val="0"/>
           <w:i w:val="0"/>
-          <w:iCs w:val="0"/>
           <w:highlight w:val="none"/>
           <w:lang w:val="fr-FR" w:bidi="fr-FR"/>
         </w:rPr>
@@ -2297,24 +2882,198 @@
       </w:r>
       <w:r>
         <w:rPr>
+          <w:b w:val="0"/>
+          <w:bCs w:val="0"/>
           <w:i w:val="0"/>
-          <w:iCs w:val="0"/>
+          <w:highlight w:val="none"/>
+          <w:lang w:val="fr-FR" w:bidi="fr-FR"/>
+        </w:rPr>
+      </w:r>
+    </w:p>
+    <w:p>
+      <w:pPr>
+        <w:pBdr/>
+        <w:spacing/>
+        <w:ind/>
+        <w:jc w:val="left"/>
+        <w:rPr>
+          <w:b w:val="0"/>
+          <w:bCs w:val="0"/>
+          <w:i w:val="0"/>
+          <w:highlight w:val="none"/>
+          <w:lang w:val="fr-FR" w:bidi="fr-FR"/>
+        </w:rPr>
+      </w:pPr>
+      <w:r>
+        <w:rPr>
+          <w:b w:val="0"/>
+          <w:bCs w:val="0"/>
+          <w:i w:val="0"/>
+          <w:highlight w:val="none"/>
+          <w:lang w:val="fr-FR" w:bidi="fr-FR"/>
+        </w:rPr>
+        <w:t xml:space="preserve">Structure d’une méthode :</w:t>
+      </w:r>
+      <w:r>
+        <w:rPr>
+          <w:b w:val="0"/>
+          <w:bCs w:val="0"/>
+          <w:i w:val="0"/>
+          <w:highlight w:val="none"/>
+          <w:lang w:val="fr-FR" w:bidi="fr-FR"/>
+        </w:rPr>
+      </w:r>
+    </w:p>
+    <w:p>
+      <w:pPr>
+        <w:pBdr/>
+        <w:spacing/>
+        <w:ind/>
+        <w:jc w:val="left"/>
+        <w:rPr>
+          <w:b w:val="0"/>
+          <w:bCs w:val="0"/>
+          <w:i w:val="0"/>
+          <w:highlight w:val="none"/>
+          <w:lang w:val="fr-FR" w:bidi="fr-FR"/>
+        </w:rPr>
+      </w:pPr>
+      <w:r>
+        <w:rPr>
+          <w:b w:val="0"/>
+          <w:bCs w:val="0"/>
+          <w:i w:val="0"/>
+          <w:highlight w:val="none"/>
+          <w:lang w:val="fr-FR" w:bidi="fr-FR"/>
+        </w:rPr>
+        <w:tab/>
+        <w:t xml:space="preserve">Public static void</w:t>
+      </w:r>
+      <w:r>
+        <w:rPr>
+          <w:b w:val="0"/>
+          <w:bCs w:val="0"/>
+          <w:i w:val="0"/>
+          <w:highlight w:val="none"/>
+          <w:lang w:val="fr-FR" w:bidi="fr-FR"/>
+        </w:rPr>
+      </w:r>
+    </w:p>
+    <w:p>
+      <w:pPr>
+        <w:pBdr/>
+        <w:shd w:val="nil"/>
+        <w:spacing/>
+        <w:ind/>
+        <w:rPr>
+          <w:b w:val="0"/>
+          <w:bCs w:val="0"/>
+          <w:i w:val="0"/>
+          <w:highlight w:val="none"/>
+          <w:lang w:val="fr-FR" w:bidi="fr-FR"/>
+        </w:rPr>
+      </w:pPr>
+      <w:r>
+        <w:rPr>
+          <w:b w:val="0"/>
+          <w:bCs w:val="0"/>
+          <w:i w:val="0"/>
+          <w:highlight w:val="none"/>
+          <w:lang w:val="fr-FR" w:bidi="fr-FR"/>
+        </w:rPr>
+        <w:br w:type="page" w:clear="all"/>
+      </w:r>
+      <w:r>
+        <w:rPr>
+          <w:b w:val="0"/>
+          <w:bCs w:val="0"/>
+          <w:i w:val="0"/>
           <w:highlight w:val="none"/>
           <w:lang w:val="fr-FR" w:bidi="fr-FR"/>
         </w:rPr>
       </w:r>
       <w:r>
         <w:rPr>
+          <w:b w:val="0"/>
+          <w:bCs w:val="0"/>
           <w:i w:val="0"/>
-          <w:iCs w:val="0"/>
+          <w:highlight w:val="none"/>
+          <w:lang w:val="fr-FR" w:bidi="fr-FR"/>
+        </w:rPr>
+      </w:r>
+    </w:p>
+    <w:p>
+      <w:pPr>
+        <w:pBdr/>
+        <w:spacing/>
+        <w:ind/>
+        <w:jc w:val="left"/>
+        <w:rPr>
+          <w:b w:val="0"/>
+          <w:bCs w:val="0"/>
+          <w:i w:val="0"/>
+          <w:highlight w:val="none"/>
+          <w:lang w:val="fr-FR" w:bidi="fr-FR"/>
+        </w:rPr>
+      </w:pPr>
+      <w:r>
+        <w:rPr>
+          <w:b w:val="0"/>
+          <w:bCs w:val="0"/>
+          <w:i w:val="0"/>
+          <w:highlight w:val="none"/>
+          <w:lang w:val="fr-FR" w:bidi="fr-FR"/>
+        </w:rPr>
+        <w:t xml:space="preserve">Interfaces dans le code java : </w:t>
+      </w:r>
+      <w:r>
+        <w:rPr>
+          <w:b w:val="0"/>
+          <w:bCs w:val="0"/>
+          <w:i w:val="0"/>
           <w:highlight w:val="none"/>
           <w:lang w:val="fr-FR" w:bidi="fr-FR"/>
         </w:rPr>
       </w:r>
       <w:r>
         <w:rPr>
+          <w:b w:val="0"/>
+          <w:bCs w:val="0"/>
           <w:i w:val="0"/>
-          <w:iCs w:val="0"/>
+          <w:highlight w:val="none"/>
+          <w:lang w:val="fr-FR" w:bidi="fr-FR"/>
+        </w:rPr>
+      </w:r>
+    </w:p>
+    <w:p>
+      <w:pPr>
+        <w:pBdr/>
+        <w:spacing/>
+        <w:ind/>
+        <w:jc w:val="left"/>
+        <w:rPr>
+          <w:b w:val="0"/>
+          <w:bCs w:val="0"/>
+          <w:i w:val="0"/>
+          <w:highlight w:val="none"/>
+          <w:lang w:val="fr-FR" w:bidi="fr-FR"/>
+        </w:rPr>
+      </w:pPr>
+      <w:r>
+        <w:rPr>
+          <w:b w:val="0"/>
+          <w:bCs w:val="0"/>
+          <w:i w:val="0"/>
+          <w:highlight w:val="none"/>
+          <w:lang w:val="fr-FR" w:bidi="fr-FR"/>
+        </w:rPr>
+        <w:t xml:space="preserve">Constructeur : définit </w:t>
+      </w:r>
+      <w:r>
+        <w:rPr>
+          <w:b w:val="0"/>
+          <w:bCs w:val="0"/>
+          <w:i w:val="0"/>
           <w:highlight w:val="none"/>
           <w:lang w:val="fr-FR" w:bidi="fr-FR"/>
         </w:rPr>
@@ -2351,7 +3110,6 @@
         <w:ind/>
         <w:rPr/>
       </w:pPr>
-      <w:r/>
       <w:r>
         <w:separator/>
       </w:r>
@@ -2366,7 +3124,6 @@
         <w:ind/>
         <w:rPr/>
       </w:pPr>
-      <w:r/>
       <w:r>
         <w:continuationSeparator/>
       </w:r>
@@ -2386,7 +3143,6 @@
         <w:ind/>
         <w:rPr/>
       </w:pPr>
-      <w:r/>
       <w:r>
         <w:separator/>
       </w:r>
@@ -2401,7 +3157,6 @@
         <w:ind/>
         <w:rPr/>
       </w:pPr>
-      <w:r/>
       <w:r>
         <w:continuationSeparator/>
       </w:r>
@@ -2569,9 +3324,9 @@
     <w:lsdException w:name="Bibliography" w:uiPriority="37"/>
     <w:lsdException w:name="TOC Heading" w:uiPriority="39" w:qFormat="1"/>
   </w:latentStyles>
-  <w:style w:type="table" w:styleId="12">
+  <w:style w:type="table" w:styleId="701">
     <w:name w:val="Table Grid"/>
-    <w:basedOn w:val="665"/>
+    <w:basedOn w:val="887"/>
     <w:uiPriority w:val="59"/>
     <w:pPr>
       <w:pBdr/>
@@ -2768,9 +3523,9 @@
       </w:tcPr>
     </w:tblStylePr>
   </w:style>
-  <w:style w:type="table" w:styleId="13">
+  <w:style w:type="table" w:styleId="702">
     <w:name w:val="Table Grid Light"/>
-    <w:basedOn w:val="665"/>
+    <w:basedOn w:val="887"/>
     <w:uiPriority w:val="59"/>
     <w:pPr>
       <w:pBdr/>
@@ -2967,9 +3722,9 @@
       </w:tcPr>
     </w:tblStylePr>
   </w:style>
-  <w:style w:type="table" w:styleId="14">
+  <w:style w:type="table" w:styleId="703">
     <w:name w:val="Plain Table 1"/>
-    <w:basedOn w:val="665"/>
+    <w:basedOn w:val="887"/>
     <w:uiPriority w:val="59"/>
     <w:pPr>
       <w:pBdr/>
@@ -3192,9 +3947,9 @@
       </w:tcPr>
     </w:tblStylePr>
   </w:style>
-  <w:style w:type="table" w:styleId="15">
+  <w:style w:type="table" w:styleId="704">
     <w:name w:val="Plain Table 2"/>
-    <w:basedOn w:val="665"/>
+    <w:basedOn w:val="887"/>
     <w:uiPriority w:val="59"/>
     <w:pPr>
       <w:pBdr/>
@@ -3425,9 +4180,9 @@
       </w:tcPr>
     </w:tblStylePr>
   </w:style>
-  <w:style w:type="table" w:styleId="16">
+  <w:style w:type="table" w:styleId="705">
     <w:name w:val="Plain Table 3"/>
-    <w:basedOn w:val="665"/>
+    <w:basedOn w:val="887"/>
     <w:uiPriority w:val="99"/>
     <w:pPr>
       <w:pBdr/>
@@ -3655,9 +4410,9 @@
       </w:tcPr>
     </w:tblStylePr>
   </w:style>
-  <w:style w:type="table" w:styleId="17">
+  <w:style w:type="table" w:styleId="706">
     <w:name w:val="Plain Table 4"/>
-    <w:basedOn w:val="665"/>
+    <w:basedOn w:val="887"/>
     <w:uiPriority w:val="99"/>
     <w:pPr>
       <w:pBdr/>
@@ -3871,9 +4626,9 @@
       </w:tcPr>
     </w:tblStylePr>
   </w:style>
-  <w:style w:type="table" w:styleId="18">
+  <w:style w:type="table" w:styleId="707">
     <w:name w:val="Plain Table 5"/>
-    <w:basedOn w:val="665"/>
+    <w:basedOn w:val="887"/>
     <w:uiPriority w:val="99"/>
     <w:pPr>
       <w:pBdr/>
@@ -4104,9 +4859,9 @@
       </w:tcPr>
     </w:tblStylePr>
   </w:style>
-  <w:style w:type="table" w:styleId="19">
+  <w:style w:type="table" w:styleId="708">
     <w:name w:val="Grid Table 1 Light"/>
-    <w:basedOn w:val="665"/>
+    <w:basedOn w:val="887"/>
     <w:uiPriority w:val="99"/>
     <w:pPr>
       <w:pBdr/>
@@ -4327,9 +5082,9 @@
       </w:tcPr>
     </w:tblStylePr>
   </w:style>
-  <w:style w:type="table" w:styleId="20">
+  <w:style w:type="table" w:styleId="709">
     <w:name w:val="Grid Table 1 Light - Accent 1"/>
-    <w:basedOn w:val="665"/>
+    <w:basedOn w:val="887"/>
     <w:uiPriority w:val="99"/>
     <w:pPr>
       <w:pBdr/>
@@ -4550,9 +5305,9 @@
       </w:tcPr>
     </w:tblStylePr>
   </w:style>
-  <w:style w:type="table" w:styleId="21">
+  <w:style w:type="table" w:styleId="710">
     <w:name w:val="Grid Table 1 Light - Accent 2"/>
-    <w:basedOn w:val="665"/>
+    <w:basedOn w:val="887"/>
     <w:uiPriority w:val="99"/>
     <w:pPr>
       <w:pBdr/>
@@ -4773,9 +5528,9 @@
       </w:tcPr>
     </w:tblStylePr>
   </w:style>
-  <w:style w:type="table" w:styleId="22">
+  <w:style w:type="table" w:styleId="711">
     <w:name w:val="Grid Table 1 Light - Accent 3"/>
-    <w:basedOn w:val="665"/>
+    <w:basedOn w:val="887"/>
     <w:uiPriority w:val="99"/>
     <w:pPr>
       <w:pBdr/>
@@ -4996,9 +5751,9 @@
       </w:tcPr>
     </w:tblStylePr>
   </w:style>
-  <w:style w:type="table" w:styleId="23">
+  <w:style w:type="table" w:styleId="712">
     <w:name w:val="Grid Table 1 Light - Accent 4"/>
-    <w:basedOn w:val="665"/>
+    <w:basedOn w:val="887"/>
     <w:uiPriority w:val="99"/>
     <w:pPr>
       <w:pBdr/>
@@ -5219,9 +5974,9 @@
       </w:tcPr>
     </w:tblStylePr>
   </w:style>
-  <w:style w:type="table" w:styleId="24">
+  <w:style w:type="table" w:styleId="713">
     <w:name w:val="Grid Table 1 Light - Accent 5"/>
-    <w:basedOn w:val="665"/>
+    <w:basedOn w:val="887"/>
     <w:uiPriority w:val="99"/>
     <w:pPr>
       <w:pBdr/>
@@ -5442,9 +6197,9 @@
       </w:tcPr>
     </w:tblStylePr>
   </w:style>
-  <w:style w:type="table" w:styleId="25">
+  <w:style w:type="table" w:styleId="714">
     <w:name w:val="Grid Table 1 Light - Accent 6"/>
-    <w:basedOn w:val="665"/>
+    <w:basedOn w:val="887"/>
     <w:uiPriority w:val="99"/>
     <w:pPr>
       <w:pBdr/>
@@ -5665,9 +6420,9 @@
       </w:tcPr>
     </w:tblStylePr>
   </w:style>
-  <w:style w:type="table" w:styleId="26">
+  <w:style w:type="table" w:styleId="715">
     <w:name w:val="Grid Table 2"/>
-    <w:basedOn w:val="665"/>
+    <w:basedOn w:val="887"/>
     <w:uiPriority w:val="99"/>
     <w:pPr>
       <w:pBdr/>
@@ -5897,9 +6652,9 @@
       </w:tcPr>
     </w:tblStylePr>
   </w:style>
-  <w:style w:type="table" w:styleId="27">
+  <w:style w:type="table" w:styleId="716">
     <w:name w:val="Grid Table 2 - Accent 1"/>
-    <w:basedOn w:val="665"/>
+    <w:basedOn w:val="887"/>
     <w:uiPriority w:val="99"/>
     <w:pPr>
       <w:pBdr/>
@@ -6129,9 +6884,9 @@
       </w:tcPr>
     </w:tblStylePr>
   </w:style>
-  <w:style w:type="table" w:styleId="28">
+  <w:style w:type="table" w:styleId="717">
     <w:name w:val="Grid Table 2 - Accent 2"/>
-    <w:basedOn w:val="665"/>
+    <w:basedOn w:val="887"/>
     <w:uiPriority w:val="99"/>
     <w:pPr>
       <w:pBdr/>
@@ -6361,9 +7116,9 @@
       </w:tcPr>
     </w:tblStylePr>
   </w:style>
-  <w:style w:type="table" w:styleId="29">
+  <w:style w:type="table" w:styleId="718">
     <w:name w:val="Grid Table 2 - Accent 3"/>
-    <w:basedOn w:val="665"/>
+    <w:basedOn w:val="887"/>
     <w:uiPriority w:val="99"/>
     <w:pPr>
       <w:pBdr/>
@@ -6593,9 +7348,9 @@
       </w:tcPr>
     </w:tblStylePr>
   </w:style>
-  <w:style w:type="table" w:styleId="30">
+  <w:style w:type="table" w:styleId="719">
     <w:name w:val="Grid Table 2 - Accent 4"/>
-    <w:basedOn w:val="665"/>
+    <w:basedOn w:val="887"/>
     <w:uiPriority w:val="99"/>
     <w:pPr>
       <w:pBdr/>
@@ -6825,9 +7580,9 @@
       </w:tcPr>
     </w:tblStylePr>
   </w:style>
-  <w:style w:type="table" w:styleId="31">
+  <w:style w:type="table" w:styleId="720">
     <w:name w:val="Grid Table 2 - Accent 5"/>
-    <w:basedOn w:val="665"/>
+    <w:basedOn w:val="887"/>
     <w:uiPriority w:val="99"/>
     <w:pPr>
       <w:pBdr/>
@@ -7057,9 +7812,9 @@
       </w:tcPr>
     </w:tblStylePr>
   </w:style>
-  <w:style w:type="table" w:styleId="32">
+  <w:style w:type="table" w:styleId="721">
     <w:name w:val="Grid Table 2 - Accent 6"/>
-    <w:basedOn w:val="665"/>
+    <w:basedOn w:val="887"/>
     <w:uiPriority w:val="99"/>
     <w:pPr>
       <w:pBdr/>
@@ -7289,9 +8044,9 @@
       </w:tcPr>
     </w:tblStylePr>
   </w:style>
-  <w:style w:type="table" w:styleId="33">
+  <w:style w:type="table" w:styleId="722">
     <w:name w:val="Grid Table 3"/>
-    <w:basedOn w:val="665"/>
+    <w:basedOn w:val="887"/>
     <w:uiPriority w:val="99"/>
     <w:pPr>
       <w:pBdr/>
@@ -7390,29 +8145,6 @@
         <w:tblBorders/>
       </w:tblPr>
       <w:tcPr>
-        <w:shd w:color="ffffff"/>
-        <w:tcBorders>
-          <w:top w:val="none" w:color="000000" w:sz="4" w:space="0"/>
-          <w:left w:val="none" w:color="000000" w:sz="4" w:space="0"/>
-          <w:bottom w:val="none" w:color="000000" w:sz="4" w:space="0"/>
-          <w:right w:val="none" w:color="000000" w:sz="4" w:space="0"/>
-        </w:tcBorders>
-      </w:tcPr>
-    </w:tblStylePr>
-    <w:tblStylePr w:type="firstRow">
-      <w:rPr>
-        <w:b/>
-        <w:color w:val="404040"/>
-      </w:rPr>
-      <w:pPr>
-        <w:pBdr/>
-        <w:spacing/>
-        <w:ind/>
-      </w:pPr>
-      <w:tblPr>
-        <w:tblBorders/>
-      </w:tblPr>
-      <w:tcPr>
         <w:shd w:val="clear" w:color="ffffff"/>
         <w:tcBorders>
           <w:top w:val="none" w:color="000000" w:sz="4" w:space="0"/>
@@ -7422,30 +8154,7 @@
         </w:tcBorders>
       </w:tcPr>
     </w:tblStylePr>
-    <w:tblStylePr w:type="lastCol">
-      <w:rPr>
-        <w:i/>
-        <w:color w:val="404040"/>
-      </w:rPr>
-      <w:pPr>
-        <w:pBdr/>
-        <w:spacing/>
-        <w:ind/>
-      </w:pPr>
-      <w:tblPr>
-        <w:tblBorders/>
-      </w:tblPr>
-      <w:tcPr>
-        <w:shd w:color="ffffff"/>
-        <w:tcBorders>
-          <w:top w:val="none" w:color="000000" w:sz="4" w:space="0"/>
-          <w:left w:val="none" w:color="000000" w:sz="4" w:space="0"/>
-          <w:bottom w:val="none" w:color="000000" w:sz="4" w:space="0"/>
-          <w:right w:val="none" w:color="000000" w:sz="4" w:space="0"/>
-        </w:tcBorders>
-      </w:tcPr>
-    </w:tblStylePr>
-    <w:tblStylePr w:type="lastRow">
+    <w:tblStylePr w:type="firstRow">
       <w:rPr>
         <w:b/>
         <w:color w:val="404040"/>
@@ -7468,6 +8177,52 @@
         </w:tcBorders>
       </w:tcPr>
     </w:tblStylePr>
+    <w:tblStylePr w:type="lastCol">
+      <w:rPr>
+        <w:i/>
+        <w:color w:val="404040"/>
+      </w:rPr>
+      <w:pPr>
+        <w:pBdr/>
+        <w:spacing/>
+        <w:ind/>
+      </w:pPr>
+      <w:tblPr>
+        <w:tblBorders/>
+      </w:tblPr>
+      <w:tcPr>
+        <w:shd w:val="clear" w:color="ffffff"/>
+        <w:tcBorders>
+          <w:top w:val="none" w:color="000000" w:sz="4" w:space="0"/>
+          <w:left w:val="none" w:color="000000" w:sz="4" w:space="0"/>
+          <w:bottom w:val="none" w:color="000000" w:sz="4" w:space="0"/>
+          <w:right w:val="none" w:color="000000" w:sz="4" w:space="0"/>
+        </w:tcBorders>
+      </w:tcPr>
+    </w:tblStylePr>
+    <w:tblStylePr w:type="lastRow">
+      <w:rPr>
+        <w:b/>
+        <w:color w:val="404040"/>
+      </w:rPr>
+      <w:pPr>
+        <w:pBdr/>
+        <w:spacing/>
+        <w:ind/>
+      </w:pPr>
+      <w:tblPr>
+        <w:tblBorders/>
+      </w:tblPr>
+      <w:tcPr>
+        <w:shd w:val="clear" w:color="ffffff"/>
+        <w:tcBorders>
+          <w:top w:val="none" w:color="000000" w:sz="4" w:space="0"/>
+          <w:left w:val="none" w:color="000000" w:sz="4" w:space="0"/>
+          <w:bottom w:val="none" w:color="000000" w:sz="4" w:space="0"/>
+          <w:right w:val="none" w:color="000000" w:sz="4" w:space="0"/>
+        </w:tcBorders>
+      </w:tcPr>
+    </w:tblStylePr>
     <w:tblStylePr w:type="nwCell">
       <w:pPr>
         <w:pBdr/>
@@ -7534,9 +8289,9 @@
       </w:tcPr>
     </w:tblStylePr>
   </w:style>
-  <w:style w:type="table" w:styleId="34">
+  <w:style w:type="table" w:styleId="723">
     <w:name w:val="Grid Table 3 - Accent 1"/>
-    <w:basedOn w:val="665"/>
+    <w:basedOn w:val="887"/>
     <w:uiPriority w:val="99"/>
     <w:pPr>
       <w:pBdr/>
@@ -7635,29 +8390,6 @@
         <w:tblBorders/>
       </w:tblPr>
       <w:tcPr>
-        <w:shd w:color="ffffff"/>
-        <w:tcBorders>
-          <w:top w:val="none" w:color="000000" w:sz="4" w:space="0"/>
-          <w:left w:val="none" w:color="000000" w:sz="4" w:space="0"/>
-          <w:bottom w:val="none" w:color="000000" w:sz="4" w:space="0"/>
-          <w:right w:val="none" w:color="000000" w:sz="4" w:space="0"/>
-        </w:tcBorders>
-      </w:tcPr>
-    </w:tblStylePr>
-    <w:tblStylePr w:type="firstRow">
-      <w:rPr>
-        <w:b/>
-        <w:color w:val="404040"/>
-      </w:rPr>
-      <w:pPr>
-        <w:pBdr/>
-        <w:spacing/>
-        <w:ind/>
-      </w:pPr>
-      <w:tblPr>
-        <w:tblBorders/>
-      </w:tblPr>
-      <w:tcPr>
         <w:shd w:val="clear" w:color="ffffff"/>
         <w:tcBorders>
           <w:top w:val="none" w:color="000000" w:sz="4" w:space="0"/>
@@ -7667,30 +8399,7 @@
         </w:tcBorders>
       </w:tcPr>
     </w:tblStylePr>
-    <w:tblStylePr w:type="lastCol">
-      <w:rPr>
-        <w:i/>
-        <w:color w:val="404040"/>
-      </w:rPr>
-      <w:pPr>
-        <w:pBdr/>
-        <w:spacing/>
-        <w:ind/>
-      </w:pPr>
-      <w:tblPr>
-        <w:tblBorders/>
-      </w:tblPr>
-      <w:tcPr>
-        <w:shd w:color="ffffff"/>
-        <w:tcBorders>
-          <w:top w:val="none" w:color="000000" w:sz="4" w:space="0"/>
-          <w:left w:val="none" w:color="000000" w:sz="4" w:space="0"/>
-          <w:bottom w:val="none" w:color="000000" w:sz="4" w:space="0"/>
-          <w:right w:val="none" w:color="000000" w:sz="4" w:space="0"/>
-        </w:tcBorders>
-      </w:tcPr>
-    </w:tblStylePr>
-    <w:tblStylePr w:type="lastRow">
+    <w:tblStylePr w:type="firstRow">
       <w:rPr>
         <w:b/>
         <w:color w:val="404040"/>
@@ -7713,6 +8422,52 @@
         </w:tcBorders>
       </w:tcPr>
     </w:tblStylePr>
+    <w:tblStylePr w:type="lastCol">
+      <w:rPr>
+        <w:i/>
+        <w:color w:val="404040"/>
+      </w:rPr>
+      <w:pPr>
+        <w:pBdr/>
+        <w:spacing/>
+        <w:ind/>
+      </w:pPr>
+      <w:tblPr>
+        <w:tblBorders/>
+      </w:tblPr>
+      <w:tcPr>
+        <w:shd w:val="clear" w:color="ffffff"/>
+        <w:tcBorders>
+          <w:top w:val="none" w:color="000000" w:sz="4" w:space="0"/>
+          <w:left w:val="none" w:color="000000" w:sz="4" w:space="0"/>
+          <w:bottom w:val="none" w:color="000000" w:sz="4" w:space="0"/>
+          <w:right w:val="none" w:color="000000" w:sz="4" w:space="0"/>
+        </w:tcBorders>
+      </w:tcPr>
+    </w:tblStylePr>
+    <w:tblStylePr w:type="lastRow">
+      <w:rPr>
+        <w:b/>
+        <w:color w:val="404040"/>
+      </w:rPr>
+      <w:pPr>
+        <w:pBdr/>
+        <w:spacing/>
+        <w:ind/>
+      </w:pPr>
+      <w:tblPr>
+        <w:tblBorders/>
+      </w:tblPr>
+      <w:tcPr>
+        <w:shd w:val="clear" w:color="ffffff"/>
+        <w:tcBorders>
+          <w:top w:val="none" w:color="000000" w:sz="4" w:space="0"/>
+          <w:left w:val="none" w:color="000000" w:sz="4" w:space="0"/>
+          <w:bottom w:val="none" w:color="000000" w:sz="4" w:space="0"/>
+          <w:right w:val="none" w:color="000000" w:sz="4" w:space="0"/>
+        </w:tcBorders>
+      </w:tcPr>
+    </w:tblStylePr>
     <w:tblStylePr w:type="nwCell">
       <w:pPr>
         <w:pBdr/>
@@ -7779,9 +8534,9 @@
       </w:tcPr>
     </w:tblStylePr>
   </w:style>
-  <w:style w:type="table" w:styleId="35">
+  <w:style w:type="table" w:styleId="724">
     <w:name w:val="Grid Table 3 - Accent 2"/>
-    <w:basedOn w:val="665"/>
+    <w:basedOn w:val="887"/>
     <w:uiPriority w:val="99"/>
     <w:pPr>
       <w:pBdr/>
@@ -7880,29 +8635,6 @@
         <w:tblBorders/>
       </w:tblPr>
       <w:tcPr>
-        <w:shd w:color="ffffff"/>
-        <w:tcBorders>
-          <w:top w:val="none" w:color="000000" w:sz="4" w:space="0"/>
-          <w:left w:val="none" w:color="000000" w:sz="4" w:space="0"/>
-          <w:bottom w:val="none" w:color="000000" w:sz="4" w:space="0"/>
-          <w:right w:val="none" w:color="000000" w:sz="4" w:space="0"/>
-        </w:tcBorders>
-      </w:tcPr>
-    </w:tblStylePr>
-    <w:tblStylePr w:type="firstRow">
-      <w:rPr>
-        <w:b/>
-        <w:color w:val="404040"/>
-      </w:rPr>
-      <w:pPr>
-        <w:pBdr/>
-        <w:spacing/>
-        <w:ind/>
-      </w:pPr>
-      <w:tblPr>
-        <w:tblBorders/>
-      </w:tblPr>
-      <w:tcPr>
         <w:shd w:val="clear" w:color="ffffff"/>
         <w:tcBorders>
           <w:top w:val="none" w:color="000000" w:sz="4" w:space="0"/>
@@ -7912,30 +8644,7 @@
         </w:tcBorders>
       </w:tcPr>
     </w:tblStylePr>
-    <w:tblStylePr w:type="lastCol">
-      <w:rPr>
-        <w:i/>
-        <w:color w:val="404040"/>
-      </w:rPr>
-      <w:pPr>
-        <w:pBdr/>
-        <w:spacing/>
-        <w:ind/>
-      </w:pPr>
-      <w:tblPr>
-        <w:tblBorders/>
-      </w:tblPr>
-      <w:tcPr>
-        <w:shd w:color="ffffff"/>
-        <w:tcBorders>
-          <w:top w:val="none" w:color="000000" w:sz="4" w:space="0"/>
-          <w:left w:val="none" w:color="000000" w:sz="4" w:space="0"/>
-          <w:bottom w:val="none" w:color="000000" w:sz="4" w:space="0"/>
-          <w:right w:val="none" w:color="000000" w:sz="4" w:space="0"/>
-        </w:tcBorders>
-      </w:tcPr>
-    </w:tblStylePr>
-    <w:tblStylePr w:type="lastRow">
+    <w:tblStylePr w:type="firstRow">
       <w:rPr>
         <w:b/>
         <w:color w:val="404040"/>
@@ -7958,6 +8667,52 @@
         </w:tcBorders>
       </w:tcPr>
     </w:tblStylePr>
+    <w:tblStylePr w:type="lastCol">
+      <w:rPr>
+        <w:i/>
+        <w:color w:val="404040"/>
+      </w:rPr>
+      <w:pPr>
+        <w:pBdr/>
+        <w:spacing/>
+        <w:ind/>
+      </w:pPr>
+      <w:tblPr>
+        <w:tblBorders/>
+      </w:tblPr>
+      <w:tcPr>
+        <w:shd w:val="clear" w:color="ffffff"/>
+        <w:tcBorders>
+          <w:top w:val="none" w:color="000000" w:sz="4" w:space="0"/>
+          <w:left w:val="none" w:color="000000" w:sz="4" w:space="0"/>
+          <w:bottom w:val="none" w:color="000000" w:sz="4" w:space="0"/>
+          <w:right w:val="none" w:color="000000" w:sz="4" w:space="0"/>
+        </w:tcBorders>
+      </w:tcPr>
+    </w:tblStylePr>
+    <w:tblStylePr w:type="lastRow">
+      <w:rPr>
+        <w:b/>
+        <w:color w:val="404040"/>
+      </w:rPr>
+      <w:pPr>
+        <w:pBdr/>
+        <w:spacing/>
+        <w:ind/>
+      </w:pPr>
+      <w:tblPr>
+        <w:tblBorders/>
+      </w:tblPr>
+      <w:tcPr>
+        <w:shd w:val="clear" w:color="ffffff"/>
+        <w:tcBorders>
+          <w:top w:val="none" w:color="000000" w:sz="4" w:space="0"/>
+          <w:left w:val="none" w:color="000000" w:sz="4" w:space="0"/>
+          <w:bottom w:val="none" w:color="000000" w:sz="4" w:space="0"/>
+          <w:right w:val="none" w:color="000000" w:sz="4" w:space="0"/>
+        </w:tcBorders>
+      </w:tcPr>
+    </w:tblStylePr>
     <w:tblStylePr w:type="nwCell">
       <w:pPr>
         <w:pBdr/>
@@ -8024,9 +8779,9 @@
       </w:tcPr>
     </w:tblStylePr>
   </w:style>
-  <w:style w:type="table" w:styleId="36">
+  <w:style w:type="table" w:styleId="725">
     <w:name w:val="Grid Table 3 - Accent 3"/>
-    <w:basedOn w:val="665"/>
+    <w:basedOn w:val="887"/>
     <w:uiPriority w:val="99"/>
     <w:pPr>
       <w:pBdr/>
@@ -8125,29 +8880,6 @@
         <w:tblBorders/>
       </w:tblPr>
       <w:tcPr>
-        <w:shd w:color="ffffff"/>
-        <w:tcBorders>
-          <w:top w:val="none" w:color="000000" w:sz="4" w:space="0"/>
-          <w:left w:val="none" w:color="000000" w:sz="4" w:space="0"/>
-          <w:bottom w:val="none" w:color="000000" w:sz="4" w:space="0"/>
-          <w:right w:val="none" w:color="000000" w:sz="4" w:space="0"/>
-        </w:tcBorders>
-      </w:tcPr>
-    </w:tblStylePr>
-    <w:tblStylePr w:type="firstRow">
-      <w:rPr>
-        <w:b/>
-        <w:color w:val="404040"/>
-      </w:rPr>
-      <w:pPr>
-        <w:pBdr/>
-        <w:spacing/>
-        <w:ind/>
-      </w:pPr>
-      <w:tblPr>
-        <w:tblBorders/>
-      </w:tblPr>
-      <w:tcPr>
         <w:shd w:val="clear" w:color="ffffff"/>
         <w:tcBorders>
           <w:top w:val="none" w:color="000000" w:sz="4" w:space="0"/>
@@ -8157,30 +8889,7 @@
         </w:tcBorders>
       </w:tcPr>
     </w:tblStylePr>
-    <w:tblStylePr w:type="lastCol">
-      <w:rPr>
-        <w:i/>
-        <w:color w:val="404040"/>
-      </w:rPr>
-      <w:pPr>
-        <w:pBdr/>
-        <w:spacing/>
-        <w:ind/>
-      </w:pPr>
-      <w:tblPr>
-        <w:tblBorders/>
-      </w:tblPr>
-      <w:tcPr>
-        <w:shd w:color="ffffff"/>
-        <w:tcBorders>
-          <w:top w:val="none" w:color="000000" w:sz="4" w:space="0"/>
-          <w:left w:val="none" w:color="000000" w:sz="4" w:space="0"/>
-          <w:bottom w:val="none" w:color="000000" w:sz="4" w:space="0"/>
-          <w:right w:val="none" w:color="000000" w:sz="4" w:space="0"/>
-        </w:tcBorders>
-      </w:tcPr>
-    </w:tblStylePr>
-    <w:tblStylePr w:type="lastRow">
+    <w:tblStylePr w:type="firstRow">
       <w:rPr>
         <w:b/>
         <w:color w:val="404040"/>
@@ -8203,6 +8912,52 @@
         </w:tcBorders>
       </w:tcPr>
     </w:tblStylePr>
+    <w:tblStylePr w:type="lastCol">
+      <w:rPr>
+        <w:i/>
+        <w:color w:val="404040"/>
+      </w:rPr>
+      <w:pPr>
+        <w:pBdr/>
+        <w:spacing/>
+        <w:ind/>
+      </w:pPr>
+      <w:tblPr>
+        <w:tblBorders/>
+      </w:tblPr>
+      <w:tcPr>
+        <w:shd w:val="clear" w:color="ffffff"/>
+        <w:tcBorders>
+          <w:top w:val="none" w:color="000000" w:sz="4" w:space="0"/>
+          <w:left w:val="none" w:color="000000" w:sz="4" w:space="0"/>
+          <w:bottom w:val="none" w:color="000000" w:sz="4" w:space="0"/>
+          <w:right w:val="none" w:color="000000" w:sz="4" w:space="0"/>
+        </w:tcBorders>
+      </w:tcPr>
+    </w:tblStylePr>
+    <w:tblStylePr w:type="lastRow">
+      <w:rPr>
+        <w:b/>
+        <w:color w:val="404040"/>
+      </w:rPr>
+      <w:pPr>
+        <w:pBdr/>
+        <w:spacing/>
+        <w:ind/>
+      </w:pPr>
+      <w:tblPr>
+        <w:tblBorders/>
+      </w:tblPr>
+      <w:tcPr>
+        <w:shd w:val="clear" w:color="ffffff"/>
+        <w:tcBorders>
+          <w:top w:val="none" w:color="000000" w:sz="4" w:space="0"/>
+          <w:left w:val="none" w:color="000000" w:sz="4" w:space="0"/>
+          <w:bottom w:val="none" w:color="000000" w:sz="4" w:space="0"/>
+          <w:right w:val="none" w:color="000000" w:sz="4" w:space="0"/>
+        </w:tcBorders>
+      </w:tcPr>
+    </w:tblStylePr>
     <w:tblStylePr w:type="nwCell">
       <w:pPr>
         <w:pBdr/>
@@ -8269,9 +9024,9 @@
       </w:tcPr>
     </w:tblStylePr>
   </w:style>
-  <w:style w:type="table" w:styleId="37">
+  <w:style w:type="table" w:styleId="726">
     <w:name w:val="Grid Table 3 - Accent 4"/>
-    <w:basedOn w:val="665"/>
+    <w:basedOn w:val="887"/>
     <w:uiPriority w:val="99"/>
     <w:pPr>
       <w:pBdr/>
@@ -8370,29 +9125,6 @@
         <w:tblBorders/>
       </w:tblPr>
       <w:tcPr>
-        <w:shd w:color="ffffff"/>
-        <w:tcBorders>
-          <w:top w:val="none" w:color="000000" w:sz="4" w:space="0"/>
-          <w:left w:val="none" w:color="000000" w:sz="4" w:space="0"/>
-          <w:bottom w:val="none" w:color="000000" w:sz="4" w:space="0"/>
-          <w:right w:val="none" w:color="000000" w:sz="4" w:space="0"/>
-        </w:tcBorders>
-      </w:tcPr>
-    </w:tblStylePr>
-    <w:tblStylePr w:type="firstRow">
-      <w:rPr>
-        <w:b/>
-        <w:color w:val="404040"/>
-      </w:rPr>
-      <w:pPr>
-        <w:pBdr/>
-        <w:spacing/>
-        <w:ind/>
-      </w:pPr>
-      <w:tblPr>
-        <w:tblBorders/>
-      </w:tblPr>
-      <w:tcPr>
         <w:shd w:val="clear" w:color="ffffff"/>
         <w:tcBorders>
           <w:top w:val="none" w:color="000000" w:sz="4" w:space="0"/>
@@ -8402,30 +9134,7 @@
         </w:tcBorders>
       </w:tcPr>
     </w:tblStylePr>
-    <w:tblStylePr w:type="lastCol">
-      <w:rPr>
-        <w:i/>
-        <w:color w:val="404040"/>
-      </w:rPr>
-      <w:pPr>
-        <w:pBdr/>
-        <w:spacing/>
-        <w:ind/>
-      </w:pPr>
-      <w:tblPr>
-        <w:tblBorders/>
-      </w:tblPr>
-      <w:tcPr>
-        <w:shd w:color="ffffff"/>
-        <w:tcBorders>
-          <w:top w:val="none" w:color="000000" w:sz="4" w:space="0"/>
-          <w:left w:val="none" w:color="000000" w:sz="4" w:space="0"/>
-          <w:bottom w:val="none" w:color="000000" w:sz="4" w:space="0"/>
-          <w:right w:val="none" w:color="000000" w:sz="4" w:space="0"/>
-        </w:tcBorders>
-      </w:tcPr>
-    </w:tblStylePr>
-    <w:tblStylePr w:type="lastRow">
+    <w:tblStylePr w:type="firstRow">
       <w:rPr>
         <w:b/>
         <w:color w:val="404040"/>
@@ -8448,6 +9157,52 @@
         </w:tcBorders>
       </w:tcPr>
     </w:tblStylePr>
+    <w:tblStylePr w:type="lastCol">
+      <w:rPr>
+        <w:i/>
+        <w:color w:val="404040"/>
+      </w:rPr>
+      <w:pPr>
+        <w:pBdr/>
+        <w:spacing/>
+        <w:ind/>
+      </w:pPr>
+      <w:tblPr>
+        <w:tblBorders/>
+      </w:tblPr>
+      <w:tcPr>
+        <w:shd w:val="clear" w:color="ffffff"/>
+        <w:tcBorders>
+          <w:top w:val="none" w:color="000000" w:sz="4" w:space="0"/>
+          <w:left w:val="none" w:color="000000" w:sz="4" w:space="0"/>
+          <w:bottom w:val="none" w:color="000000" w:sz="4" w:space="0"/>
+          <w:right w:val="none" w:color="000000" w:sz="4" w:space="0"/>
+        </w:tcBorders>
+      </w:tcPr>
+    </w:tblStylePr>
+    <w:tblStylePr w:type="lastRow">
+      <w:rPr>
+        <w:b/>
+        <w:color w:val="404040"/>
+      </w:rPr>
+      <w:pPr>
+        <w:pBdr/>
+        <w:spacing/>
+        <w:ind/>
+      </w:pPr>
+      <w:tblPr>
+        <w:tblBorders/>
+      </w:tblPr>
+      <w:tcPr>
+        <w:shd w:val="clear" w:color="ffffff"/>
+        <w:tcBorders>
+          <w:top w:val="none" w:color="000000" w:sz="4" w:space="0"/>
+          <w:left w:val="none" w:color="000000" w:sz="4" w:space="0"/>
+          <w:bottom w:val="none" w:color="000000" w:sz="4" w:space="0"/>
+          <w:right w:val="none" w:color="000000" w:sz="4" w:space="0"/>
+        </w:tcBorders>
+      </w:tcPr>
+    </w:tblStylePr>
     <w:tblStylePr w:type="nwCell">
       <w:pPr>
         <w:pBdr/>
@@ -8514,9 +9269,9 @@
       </w:tcPr>
     </w:tblStylePr>
   </w:style>
-  <w:style w:type="table" w:styleId="38">
+  <w:style w:type="table" w:styleId="727">
     <w:name w:val="Grid Table 3 - Accent 5"/>
-    <w:basedOn w:val="665"/>
+    <w:basedOn w:val="887"/>
     <w:uiPriority w:val="99"/>
     <w:pPr>
       <w:pBdr/>
@@ -8615,29 +9370,6 @@
         <w:tblBorders/>
       </w:tblPr>
       <w:tcPr>
-        <w:shd w:color="ffffff"/>
-        <w:tcBorders>
-          <w:top w:val="none" w:color="000000" w:sz="4" w:space="0"/>
-          <w:left w:val="none" w:color="000000" w:sz="4" w:space="0"/>
-          <w:bottom w:val="none" w:color="000000" w:sz="4" w:space="0"/>
-          <w:right w:val="none" w:color="000000" w:sz="4" w:space="0"/>
-        </w:tcBorders>
-      </w:tcPr>
-    </w:tblStylePr>
-    <w:tblStylePr w:type="firstRow">
-      <w:rPr>
-        <w:b/>
-        <w:color w:val="404040"/>
-      </w:rPr>
-      <w:pPr>
-        <w:pBdr/>
-        <w:spacing/>
-        <w:ind/>
-      </w:pPr>
-      <w:tblPr>
-        <w:tblBorders/>
-      </w:tblPr>
-      <w:tcPr>
         <w:shd w:val="clear" w:color="ffffff"/>
         <w:tcBorders>
           <w:top w:val="none" w:color="000000" w:sz="4" w:space="0"/>
@@ -8647,30 +9379,7 @@
         </w:tcBorders>
       </w:tcPr>
     </w:tblStylePr>
-    <w:tblStylePr w:type="lastCol">
-      <w:rPr>
-        <w:i/>
-        <w:color w:val="404040"/>
-      </w:rPr>
-      <w:pPr>
-        <w:pBdr/>
-        <w:spacing/>
-        <w:ind/>
-      </w:pPr>
-      <w:tblPr>
-        <w:tblBorders/>
-      </w:tblPr>
-      <w:tcPr>
-        <w:shd w:color="ffffff"/>
-        <w:tcBorders>
-          <w:top w:val="none" w:color="000000" w:sz="4" w:space="0"/>
-          <w:left w:val="none" w:color="000000" w:sz="4" w:space="0"/>
-          <w:bottom w:val="none" w:color="000000" w:sz="4" w:space="0"/>
-          <w:right w:val="none" w:color="000000" w:sz="4" w:space="0"/>
-        </w:tcBorders>
-      </w:tcPr>
-    </w:tblStylePr>
-    <w:tblStylePr w:type="lastRow">
+    <w:tblStylePr w:type="firstRow">
       <w:rPr>
         <w:b/>
         <w:color w:val="404040"/>
@@ -8693,6 +9402,52 @@
         </w:tcBorders>
       </w:tcPr>
     </w:tblStylePr>
+    <w:tblStylePr w:type="lastCol">
+      <w:rPr>
+        <w:i/>
+        <w:color w:val="404040"/>
+      </w:rPr>
+      <w:pPr>
+        <w:pBdr/>
+        <w:spacing/>
+        <w:ind/>
+      </w:pPr>
+      <w:tblPr>
+        <w:tblBorders/>
+      </w:tblPr>
+      <w:tcPr>
+        <w:shd w:val="clear" w:color="ffffff"/>
+        <w:tcBorders>
+          <w:top w:val="none" w:color="000000" w:sz="4" w:space="0"/>
+          <w:left w:val="none" w:color="000000" w:sz="4" w:space="0"/>
+          <w:bottom w:val="none" w:color="000000" w:sz="4" w:space="0"/>
+          <w:right w:val="none" w:color="000000" w:sz="4" w:space="0"/>
+        </w:tcBorders>
+      </w:tcPr>
+    </w:tblStylePr>
+    <w:tblStylePr w:type="lastRow">
+      <w:rPr>
+        <w:b/>
+        <w:color w:val="404040"/>
+      </w:rPr>
+      <w:pPr>
+        <w:pBdr/>
+        <w:spacing/>
+        <w:ind/>
+      </w:pPr>
+      <w:tblPr>
+        <w:tblBorders/>
+      </w:tblPr>
+      <w:tcPr>
+        <w:shd w:val="clear" w:color="ffffff"/>
+        <w:tcBorders>
+          <w:top w:val="none" w:color="000000" w:sz="4" w:space="0"/>
+          <w:left w:val="none" w:color="000000" w:sz="4" w:space="0"/>
+          <w:bottom w:val="none" w:color="000000" w:sz="4" w:space="0"/>
+          <w:right w:val="none" w:color="000000" w:sz="4" w:space="0"/>
+        </w:tcBorders>
+      </w:tcPr>
+    </w:tblStylePr>
     <w:tblStylePr w:type="nwCell">
       <w:pPr>
         <w:pBdr/>
@@ -8759,9 +9514,9 @@
       </w:tcPr>
     </w:tblStylePr>
   </w:style>
-  <w:style w:type="table" w:styleId="39">
+  <w:style w:type="table" w:styleId="728">
     <w:name w:val="Grid Table 3 - Accent 6"/>
-    <w:basedOn w:val="665"/>
+    <w:basedOn w:val="887"/>
     <w:uiPriority w:val="99"/>
     <w:pPr>
       <w:pBdr/>
@@ -8860,29 +9615,6 @@
         <w:tblBorders/>
       </w:tblPr>
       <w:tcPr>
-        <w:shd w:color="ffffff"/>
-        <w:tcBorders>
-          <w:top w:val="none" w:color="000000" w:sz="4" w:space="0"/>
-          <w:left w:val="none" w:color="000000" w:sz="4" w:space="0"/>
-          <w:bottom w:val="none" w:color="000000" w:sz="4" w:space="0"/>
-          <w:right w:val="none" w:color="000000" w:sz="4" w:space="0"/>
-        </w:tcBorders>
-      </w:tcPr>
-    </w:tblStylePr>
-    <w:tblStylePr w:type="firstRow">
-      <w:rPr>
-        <w:b/>
-        <w:color w:val="404040"/>
-      </w:rPr>
-      <w:pPr>
-        <w:pBdr/>
-        <w:spacing/>
-        <w:ind/>
-      </w:pPr>
-      <w:tblPr>
-        <w:tblBorders/>
-      </w:tblPr>
-      <w:tcPr>
         <w:shd w:val="clear" w:color="ffffff"/>
         <w:tcBorders>
           <w:top w:val="none" w:color="000000" w:sz="4" w:space="0"/>
@@ -8892,30 +9624,7 @@
         </w:tcBorders>
       </w:tcPr>
     </w:tblStylePr>
-    <w:tblStylePr w:type="lastCol">
-      <w:rPr>
-        <w:i/>
-        <w:color w:val="404040"/>
-      </w:rPr>
-      <w:pPr>
-        <w:pBdr/>
-        <w:spacing/>
-        <w:ind/>
-      </w:pPr>
-      <w:tblPr>
-        <w:tblBorders/>
-      </w:tblPr>
-      <w:tcPr>
-        <w:shd w:color="ffffff"/>
-        <w:tcBorders>
-          <w:top w:val="none" w:color="000000" w:sz="4" w:space="0"/>
-          <w:left w:val="none" w:color="000000" w:sz="4" w:space="0"/>
-          <w:bottom w:val="none" w:color="000000" w:sz="4" w:space="0"/>
-          <w:right w:val="none" w:color="000000" w:sz="4" w:space="0"/>
-        </w:tcBorders>
-      </w:tcPr>
-    </w:tblStylePr>
-    <w:tblStylePr w:type="lastRow">
+    <w:tblStylePr w:type="firstRow">
       <w:rPr>
         <w:b/>
         <w:color w:val="404040"/>
@@ -8938,6 +9647,52 @@
         </w:tcBorders>
       </w:tcPr>
     </w:tblStylePr>
+    <w:tblStylePr w:type="lastCol">
+      <w:rPr>
+        <w:i/>
+        <w:color w:val="404040"/>
+      </w:rPr>
+      <w:pPr>
+        <w:pBdr/>
+        <w:spacing/>
+        <w:ind/>
+      </w:pPr>
+      <w:tblPr>
+        <w:tblBorders/>
+      </w:tblPr>
+      <w:tcPr>
+        <w:shd w:val="clear" w:color="ffffff"/>
+        <w:tcBorders>
+          <w:top w:val="none" w:color="000000" w:sz="4" w:space="0"/>
+          <w:left w:val="none" w:color="000000" w:sz="4" w:space="0"/>
+          <w:bottom w:val="none" w:color="000000" w:sz="4" w:space="0"/>
+          <w:right w:val="none" w:color="000000" w:sz="4" w:space="0"/>
+        </w:tcBorders>
+      </w:tcPr>
+    </w:tblStylePr>
+    <w:tblStylePr w:type="lastRow">
+      <w:rPr>
+        <w:b/>
+        <w:color w:val="404040"/>
+      </w:rPr>
+      <w:pPr>
+        <w:pBdr/>
+        <w:spacing/>
+        <w:ind/>
+      </w:pPr>
+      <w:tblPr>
+        <w:tblBorders/>
+      </w:tblPr>
+      <w:tcPr>
+        <w:shd w:val="clear" w:color="ffffff"/>
+        <w:tcBorders>
+          <w:top w:val="none" w:color="000000" w:sz="4" w:space="0"/>
+          <w:left w:val="none" w:color="000000" w:sz="4" w:space="0"/>
+          <w:bottom w:val="none" w:color="000000" w:sz="4" w:space="0"/>
+          <w:right w:val="none" w:color="000000" w:sz="4" w:space="0"/>
+        </w:tcBorders>
+      </w:tcPr>
+    </w:tblStylePr>
     <w:tblStylePr w:type="nwCell">
       <w:pPr>
         <w:pBdr/>
@@ -9004,9 +9759,9 @@
       </w:tcPr>
     </w:tblStylePr>
   </w:style>
-  <w:style w:type="table" w:styleId="40">
+  <w:style w:type="table" w:styleId="729">
     <w:name w:val="Grid Table 4"/>
-    <w:basedOn w:val="665"/>
+    <w:basedOn w:val="887"/>
     <w:uiPriority w:val="59"/>
     <w:pPr>
       <w:pBdr/>
@@ -9237,9 +9992,9 @@
       </w:tcPr>
     </w:tblStylePr>
   </w:style>
-  <w:style w:type="table" w:styleId="41">
+  <w:style w:type="table" w:styleId="730">
     <w:name w:val="Grid Table 4 - Accent 1"/>
-    <w:basedOn w:val="665"/>
+    <w:basedOn w:val="887"/>
     <w:uiPriority w:val="59"/>
     <w:pPr>
       <w:pBdr/>
@@ -9470,9 +10225,9 @@
       </w:tcPr>
     </w:tblStylePr>
   </w:style>
-  <w:style w:type="table" w:styleId="42">
+  <w:style w:type="table" w:styleId="731">
     <w:name w:val="Grid Table 4 - Accent 2"/>
-    <w:basedOn w:val="665"/>
+    <w:basedOn w:val="887"/>
     <w:uiPriority w:val="59"/>
     <w:pPr>
       <w:pBdr/>
@@ -9703,9 +10458,9 @@
       </w:tcPr>
     </w:tblStylePr>
   </w:style>
-  <w:style w:type="table" w:styleId="43">
+  <w:style w:type="table" w:styleId="732">
     <w:name w:val="Grid Table 4 - Accent 3"/>
-    <w:basedOn w:val="665"/>
+    <w:basedOn w:val="887"/>
     <w:uiPriority w:val="59"/>
     <w:pPr>
       <w:pBdr/>
@@ -9936,9 +10691,9 @@
       </w:tcPr>
     </w:tblStylePr>
   </w:style>
-  <w:style w:type="table" w:styleId="44">
+  <w:style w:type="table" w:styleId="733">
     <w:name w:val="Grid Table 4 - Accent 4"/>
-    <w:basedOn w:val="665"/>
+    <w:basedOn w:val="887"/>
     <w:uiPriority w:val="59"/>
     <w:pPr>
       <w:pBdr/>
@@ -10169,9 +10924,9 @@
       </w:tcPr>
     </w:tblStylePr>
   </w:style>
-  <w:style w:type="table" w:styleId="45">
+  <w:style w:type="table" w:styleId="734">
     <w:name w:val="Grid Table 4 - Accent 5"/>
-    <w:basedOn w:val="665"/>
+    <w:basedOn w:val="887"/>
     <w:uiPriority w:val="59"/>
     <w:pPr>
       <w:pBdr/>
@@ -10402,9 +11157,9 @@
       </w:tcPr>
     </w:tblStylePr>
   </w:style>
-  <w:style w:type="table" w:styleId="46">
+  <w:style w:type="table" w:styleId="735">
     <w:name w:val="Grid Table 4 - Accent 6"/>
-    <w:basedOn w:val="665"/>
+    <w:basedOn w:val="887"/>
     <w:uiPriority w:val="59"/>
     <w:pPr>
       <w:pBdr/>
@@ -10635,9 +11390,9 @@
       </w:tcPr>
     </w:tblStylePr>
   </w:style>
-  <w:style w:type="table" w:styleId="47">
+  <w:style w:type="table" w:styleId="736">
     <w:name w:val="Grid Table 5 Dark"/>
-    <w:basedOn w:val="665"/>
+    <w:basedOn w:val="887"/>
     <w:uiPriority w:val="99"/>
     <w:pPr>
       <w:pBdr/>
@@ -10863,9 +11618,9 @@
       </w:tcPr>
     </w:tblStylePr>
   </w:style>
-  <w:style w:type="table" w:styleId="48">
+  <w:style w:type="table" w:styleId="737">
     <w:name w:val="Grid Table 5 Dark- Accent 1"/>
-    <w:basedOn w:val="665"/>
+    <w:basedOn w:val="887"/>
     <w:uiPriority w:val="99"/>
     <w:pPr>
       <w:pBdr/>
@@ -11091,9 +11846,9 @@
       </w:tcPr>
     </w:tblStylePr>
   </w:style>
-  <w:style w:type="table" w:styleId="49">
+  <w:style w:type="table" w:styleId="738">
     <w:name w:val="Grid Table 5 Dark - Accent 2"/>
-    <w:basedOn w:val="665"/>
+    <w:basedOn w:val="887"/>
     <w:uiPriority w:val="99"/>
     <w:pPr>
       <w:pBdr/>
@@ -11319,9 +12074,9 @@
       </w:tcPr>
     </w:tblStylePr>
   </w:style>
-  <w:style w:type="table" w:styleId="50">
+  <w:style w:type="table" w:styleId="739">
     <w:name w:val="Grid Table 5 Dark - Accent 3"/>
-    <w:basedOn w:val="665"/>
+    <w:basedOn w:val="887"/>
     <w:uiPriority w:val="99"/>
     <w:pPr>
       <w:pBdr/>
@@ -11547,9 +12302,9 @@
       </w:tcPr>
     </w:tblStylePr>
   </w:style>
-  <w:style w:type="table" w:styleId="51">
+  <w:style w:type="table" w:styleId="740">
     <w:name w:val="Grid Table 5 Dark- Accent 4"/>
-    <w:basedOn w:val="665"/>
+    <w:basedOn w:val="887"/>
     <w:uiPriority w:val="99"/>
     <w:pPr>
       <w:pBdr/>
@@ -11775,9 +12530,9 @@
       </w:tcPr>
     </w:tblStylePr>
   </w:style>
-  <w:style w:type="table" w:styleId="52">
+  <w:style w:type="table" w:styleId="741">
     <w:name w:val="Grid Table 5 Dark - Accent 5"/>
-    <w:basedOn w:val="665"/>
+    <w:basedOn w:val="887"/>
     <w:uiPriority w:val="99"/>
     <w:pPr>
       <w:pBdr/>
@@ -12003,9 +12758,9 @@
       </w:tcPr>
     </w:tblStylePr>
   </w:style>
-  <w:style w:type="table" w:styleId="53">
+  <w:style w:type="table" w:styleId="742">
     <w:name w:val="Grid Table 5 Dark - Accent 6"/>
-    <w:basedOn w:val="665"/>
+    <w:basedOn w:val="887"/>
     <w:uiPriority w:val="99"/>
     <w:pPr>
       <w:pBdr/>
@@ -12231,9 +12986,9 @@
       </w:tcPr>
     </w:tblStylePr>
   </w:style>
-  <w:style w:type="table" w:styleId="54">
+  <w:style w:type="table" w:styleId="743">
     <w:name w:val="Grid Table 6 Colorful"/>
-    <w:basedOn w:val="665"/>
+    <w:basedOn w:val="887"/>
     <w:uiPriority w:val="99"/>
     <w:pPr>
       <w:pBdr/>
@@ -12461,9 +13216,9 @@
       </w:tcPr>
     </w:tblStylePr>
   </w:style>
-  <w:style w:type="table" w:styleId="55">
+  <w:style w:type="table" w:styleId="744">
     <w:name w:val="Grid Table 6 Colorful - Accent 1"/>
-    <w:basedOn w:val="665"/>
+    <w:basedOn w:val="887"/>
     <w:uiPriority w:val="99"/>
     <w:pPr>
       <w:pBdr/>
@@ -12691,9 +13446,9 @@
       </w:tcPr>
     </w:tblStylePr>
   </w:style>
-  <w:style w:type="table" w:styleId="56">
+  <w:style w:type="table" w:styleId="745">
     <w:name w:val="Grid Table 6 Colorful - Accent 2"/>
-    <w:basedOn w:val="665"/>
+    <w:basedOn w:val="887"/>
     <w:uiPriority w:val="99"/>
     <w:pPr>
       <w:pBdr/>
@@ -12921,9 +13676,9 @@
       </w:tcPr>
     </w:tblStylePr>
   </w:style>
-  <w:style w:type="table" w:styleId="57">
+  <w:style w:type="table" w:styleId="746">
     <w:name w:val="Grid Table 6 Colorful - Accent 3"/>
-    <w:basedOn w:val="665"/>
+    <w:basedOn w:val="887"/>
     <w:uiPriority w:val="99"/>
     <w:pPr>
       <w:pBdr/>
@@ -13151,9 +13906,9 @@
       </w:tcPr>
     </w:tblStylePr>
   </w:style>
-  <w:style w:type="table" w:styleId="58">
+  <w:style w:type="table" w:styleId="747">
     <w:name w:val="Grid Table 6 Colorful - Accent 4"/>
-    <w:basedOn w:val="665"/>
+    <w:basedOn w:val="887"/>
     <w:uiPriority w:val="99"/>
     <w:pPr>
       <w:pBdr/>
@@ -13381,9 +14136,9 @@
       </w:tcPr>
     </w:tblStylePr>
   </w:style>
-  <w:style w:type="table" w:styleId="59">
+  <w:style w:type="table" w:styleId="748">
     <w:name w:val="Grid Table 6 Colorful - Accent 5"/>
-    <w:basedOn w:val="665"/>
+    <w:basedOn w:val="887"/>
     <w:uiPriority w:val="99"/>
     <w:pPr>
       <w:pBdr/>
@@ -13611,9 +14366,9 @@
       </w:tcPr>
     </w:tblStylePr>
   </w:style>
-  <w:style w:type="table" w:styleId="60">
+  <w:style w:type="table" w:styleId="749">
     <w:name w:val="Grid Table 6 Colorful - Accent 6"/>
-    <w:basedOn w:val="665"/>
+    <w:basedOn w:val="887"/>
     <w:uiPriority w:val="99"/>
     <w:pPr>
       <w:pBdr/>
@@ -13841,9 +14596,9 @@
       </w:tcPr>
     </w:tblStylePr>
   </w:style>
-  <w:style w:type="table" w:styleId="61">
+  <w:style w:type="table" w:styleId="750">
     <w:name w:val="Grid Table 7 Colorful"/>
-    <w:basedOn w:val="665"/>
+    <w:basedOn w:val="887"/>
     <w:uiPriority w:val="99"/>
     <w:pPr>
       <w:pBdr/>
@@ -13945,11 +14700,11 @@
         <w:tblBorders/>
       </w:tblPr>
       <w:tcPr>
-        <w:shd w:color="ffffff"/>
+        <w:shd w:val="clear" w:color="ffffff"/>
         <w:tcBorders>
-          <w:top w:val="none"/>
-          <w:left w:val="none"/>
-          <w:bottom w:val="none"/>
+          <w:top w:val="none" w:color="000000" w:sz="4" w:space="0"/>
+          <w:left w:val="none" w:color="000000" w:sz="4" w:space="0"/>
+          <w:bottom w:val="none" w:color="000000" w:sz="4" w:space="0"/>
           <w:right w:val="single" w:color="000000" w:themeColor="text1" w:themeTint="80" w:sz="4" w:space="0"/>
         </w:tcBorders>
       </w:tcPr>
@@ -13972,10 +14727,10 @@
       <w:tcPr>
         <w:shd w:val="clear" w:color="ffffff" w:themeColor="light1" w:fill="ffffff" w:themeFill="light1"/>
         <w:tcBorders>
-          <w:top w:val="none"/>
-          <w:left w:val="none"/>
+          <w:top w:val="none" w:color="000000" w:sz="4" w:space="0"/>
+          <w:left w:val="none" w:color="000000" w:sz="4" w:space="0"/>
           <w:bottom w:val="single" w:color="000000" w:themeColor="text1" w:themeTint="80" w:sz="4" w:space="0"/>
-          <w:right w:val="none"/>
+          <w:right w:val="none" w:color="000000" w:sz="4" w:space="0"/>
         </w:tcBorders>
       </w:tcPr>
     </w:tblStylePr>
@@ -13995,12 +14750,12 @@
         <w:tblBorders/>
       </w:tblPr>
       <w:tcPr>
-        <w:shd w:color="ffffff"/>
+        <w:shd w:val="clear" w:color="ffffff"/>
         <w:tcBorders>
-          <w:top w:val="none"/>
+          <w:top w:val="none" w:color="000000" w:sz="4" w:space="0"/>
           <w:left w:val="single" w:color="000000" w:themeColor="text1" w:themeTint="80" w:sz="4" w:space="0"/>
-          <w:bottom w:val="none"/>
-          <w:right w:val="none"/>
+          <w:bottom w:val="none" w:color="000000" w:sz="4" w:space="0"/>
+          <w:right w:val="none" w:color="000000" w:sz="4" w:space="0"/>
         </w:tcBorders>
       </w:tcPr>
     </w:tblStylePr>
@@ -14023,9 +14778,9 @@
         <w:shd w:val="clear" w:color="ffffff" w:themeColor="light1" w:fill="ffffff" w:themeFill="light1"/>
         <w:tcBorders>
           <w:top w:val="single" w:color="000000" w:themeColor="text1" w:themeTint="80" w:sz="4" w:space="0"/>
-          <w:left w:val="none"/>
-          <w:bottom w:val="none"/>
-          <w:right w:val="none"/>
+          <w:left w:val="none" w:color="000000" w:sz="4" w:space="0"/>
+          <w:bottom w:val="none" w:color="000000" w:sz="4" w:space="0"/>
+          <w:right w:val="none" w:color="000000" w:sz="4" w:space="0"/>
         </w:tcBorders>
       </w:tcPr>
     </w:tblStylePr>
@@ -14095,9 +14850,9 @@
       </w:tcPr>
     </w:tblStylePr>
   </w:style>
-  <w:style w:type="table" w:styleId="62">
+  <w:style w:type="table" w:styleId="751">
     <w:name w:val="Grid Table 7 Colorful - Accent 1"/>
-    <w:basedOn w:val="665"/>
+    <w:basedOn w:val="887"/>
     <w:uiPriority w:val="99"/>
     <w:pPr>
       <w:pBdr/>
@@ -14199,11 +14954,11 @@
         <w:tblBorders/>
       </w:tblPr>
       <w:tcPr>
-        <w:shd w:color="ffffff"/>
+        <w:shd w:val="clear" w:color="ffffff"/>
         <w:tcBorders>
-          <w:top w:val="none"/>
-          <w:left w:val="none"/>
-          <w:bottom w:val="none"/>
+          <w:top w:val="none" w:color="000000" w:sz="4" w:space="0"/>
+          <w:left w:val="none" w:color="000000" w:sz="4" w:space="0"/>
+          <w:bottom w:val="none" w:color="000000" w:sz="4" w:space="0"/>
           <w:right w:val="single" w:color="000000" w:themeColor="accent1" w:themeTint="80" w:sz="4" w:space="0"/>
         </w:tcBorders>
       </w:tcPr>
@@ -14226,10 +14981,10 @@
       <w:tcPr>
         <w:shd w:val="clear" w:color="ffffff" w:themeColor="light1" w:fill="ffffff" w:themeFill="light1"/>
         <w:tcBorders>
-          <w:top w:val="none"/>
-          <w:left w:val="none"/>
+          <w:top w:val="none" w:color="000000" w:sz="4" w:space="0"/>
+          <w:left w:val="none" w:color="000000" w:sz="4" w:space="0"/>
           <w:bottom w:val="single" w:color="000000" w:themeColor="accent1" w:themeTint="80" w:sz="4" w:space="0"/>
-          <w:right w:val="none"/>
+          <w:right w:val="none" w:color="000000" w:sz="4" w:space="0"/>
         </w:tcBorders>
       </w:tcPr>
     </w:tblStylePr>
@@ -14249,12 +15004,12 @@
         <w:tblBorders/>
       </w:tblPr>
       <w:tcPr>
-        <w:shd w:color="ffffff"/>
+        <w:shd w:val="clear" w:color="ffffff"/>
         <w:tcBorders>
-          <w:top w:val="none"/>
+          <w:top w:val="none" w:color="000000" w:sz="4" w:space="0"/>
           <w:left w:val="single" w:color="000000" w:themeColor="accent1" w:themeTint="80" w:sz="4" w:space="0"/>
-          <w:bottom w:val="none"/>
-          <w:right w:val="none"/>
+          <w:bottom w:val="none" w:color="000000" w:sz="4" w:space="0"/>
+          <w:right w:val="none" w:color="000000" w:sz="4" w:space="0"/>
         </w:tcBorders>
       </w:tcPr>
     </w:tblStylePr>
@@ -14277,9 +15032,9 @@
         <w:shd w:val="clear" w:color="ffffff" w:themeColor="light1" w:fill="ffffff" w:themeFill="light1"/>
         <w:tcBorders>
           <w:top w:val="single" w:color="000000" w:themeColor="accent1" w:themeTint="80" w:sz="4" w:space="0"/>
-          <w:left w:val="none"/>
-          <w:bottom w:val="none"/>
-          <w:right w:val="none"/>
+          <w:left w:val="none" w:color="000000" w:sz="4" w:space="0"/>
+          <w:bottom w:val="none" w:color="000000" w:sz="4" w:space="0"/>
+          <w:right w:val="none" w:color="000000" w:sz="4" w:space="0"/>
         </w:tcBorders>
       </w:tcPr>
     </w:tblStylePr>
@@ -14349,9 +15104,9 @@
       </w:tcPr>
     </w:tblStylePr>
   </w:style>
-  <w:style w:type="table" w:styleId="63">
+  <w:style w:type="table" w:styleId="752">
     <w:name w:val="Grid Table 7 Colorful - Accent 2"/>
-    <w:basedOn w:val="665"/>
+    <w:basedOn w:val="887"/>
     <w:uiPriority w:val="99"/>
     <w:pPr>
       <w:pBdr/>
@@ -14453,11 +15208,11 @@
         <w:tblBorders/>
       </w:tblPr>
       <w:tcPr>
-        <w:shd w:color="ffffff"/>
+        <w:shd w:val="clear" w:color="ffffff"/>
         <w:tcBorders>
-          <w:top w:val="none"/>
-          <w:left w:val="none"/>
-          <w:bottom w:val="none"/>
+          <w:top w:val="none" w:color="000000" w:sz="4" w:space="0"/>
+          <w:left w:val="none" w:color="000000" w:sz="4" w:space="0"/>
+          <w:bottom w:val="none" w:color="000000" w:sz="4" w:space="0"/>
           <w:right w:val="single" w:color="000000" w:themeColor="accent2" w:themeTint="97" w:sz="4" w:space="0"/>
         </w:tcBorders>
       </w:tcPr>
@@ -14480,10 +15235,10 @@
       <w:tcPr>
         <w:shd w:val="clear" w:color="ffffff" w:themeColor="light1" w:fill="ffffff" w:themeFill="light1"/>
         <w:tcBorders>
-          <w:top w:val="none"/>
-          <w:left w:val="none"/>
+          <w:top w:val="none" w:color="000000" w:sz="4" w:space="0"/>
+          <w:left w:val="none" w:color="000000" w:sz="4" w:space="0"/>
           <w:bottom w:val="single" w:color="000000" w:themeColor="accent2" w:themeTint="97" w:sz="4" w:space="0"/>
-          <w:right w:val="none"/>
+          <w:right w:val="none" w:color="000000" w:sz="4" w:space="0"/>
         </w:tcBorders>
       </w:tcPr>
     </w:tblStylePr>
@@ -14503,12 +15258,12 @@
         <w:tblBorders/>
       </w:tblPr>
       <w:tcPr>
-        <w:shd w:color="ffffff"/>
+        <w:shd w:val="clear" w:color="ffffff"/>
         <w:tcBorders>
-          <w:top w:val="none"/>
+          <w:top w:val="none" w:color="000000" w:sz="4" w:space="0"/>
           <w:left w:val="single" w:color="000000" w:themeColor="accent2" w:themeTint="97" w:sz="4" w:space="0"/>
-          <w:bottom w:val="none"/>
-          <w:right w:val="none"/>
+          <w:bottom w:val="none" w:color="000000" w:sz="4" w:space="0"/>
+          <w:right w:val="none" w:color="000000" w:sz="4" w:space="0"/>
         </w:tcBorders>
       </w:tcPr>
     </w:tblStylePr>
@@ -14531,9 +15286,9 @@
         <w:shd w:val="clear" w:color="ffffff" w:themeColor="light1" w:fill="ffffff" w:themeFill="light1"/>
         <w:tcBorders>
           <w:top w:val="single" w:color="000000" w:themeColor="accent2" w:themeTint="97" w:sz="4" w:space="0"/>
-          <w:left w:val="none"/>
-          <w:bottom w:val="none"/>
-          <w:right w:val="none"/>
+          <w:left w:val="none" w:color="000000" w:sz="4" w:space="0"/>
+          <w:bottom w:val="none" w:color="000000" w:sz="4" w:space="0"/>
+          <w:right w:val="none" w:color="000000" w:sz="4" w:space="0"/>
         </w:tcBorders>
       </w:tcPr>
     </w:tblStylePr>
@@ -14603,9 +15358,9 @@
       </w:tcPr>
     </w:tblStylePr>
   </w:style>
-  <w:style w:type="table" w:styleId="64">
+  <w:style w:type="table" w:styleId="753">
     <w:name w:val="Grid Table 7 Colorful - Accent 3"/>
-    <w:basedOn w:val="665"/>
+    <w:basedOn w:val="887"/>
     <w:uiPriority w:val="99"/>
     <w:pPr>
       <w:pBdr/>
@@ -14707,11 +15462,11 @@
         <w:tblBorders/>
       </w:tblPr>
       <w:tcPr>
-        <w:shd w:color="ffffff"/>
+        <w:shd w:val="clear" w:color="ffffff"/>
         <w:tcBorders>
-          <w:top w:val="none"/>
-          <w:left w:val="none"/>
-          <w:bottom w:val="none"/>
+          <w:top w:val="none" w:color="000000" w:sz="4" w:space="0"/>
+          <w:left w:val="none" w:color="000000" w:sz="4" w:space="0"/>
+          <w:bottom w:val="none" w:color="000000" w:sz="4" w:space="0"/>
           <w:right w:val="single" w:color="000000" w:themeColor="accent3" w:themeTint="FE" w:sz="4" w:space="0"/>
         </w:tcBorders>
       </w:tcPr>
@@ -14734,10 +15489,10 @@
       <w:tcPr>
         <w:shd w:val="clear" w:color="ffffff" w:themeColor="light1" w:fill="ffffff" w:themeFill="light1"/>
         <w:tcBorders>
-          <w:top w:val="none"/>
-          <w:left w:val="none"/>
+          <w:top w:val="none" w:color="000000" w:sz="4" w:space="0"/>
+          <w:left w:val="none" w:color="000000" w:sz="4" w:space="0"/>
           <w:bottom w:val="single" w:color="000000" w:themeColor="accent3" w:themeTint="FE" w:sz="4" w:space="0"/>
-          <w:right w:val="none"/>
+          <w:right w:val="none" w:color="000000" w:sz="4" w:space="0"/>
         </w:tcBorders>
       </w:tcPr>
     </w:tblStylePr>
@@ -14757,12 +15512,12 @@
         <w:tblBorders/>
       </w:tblPr>
       <w:tcPr>
-        <w:shd w:color="ffffff"/>
+        <w:shd w:val="clear" w:color="ffffff"/>
         <w:tcBorders>
-          <w:top w:val="none"/>
+          <w:top w:val="none" w:color="000000" w:sz="4" w:space="0"/>
           <w:left w:val="single" w:color="000000" w:themeColor="accent3" w:themeTint="FE" w:sz="4" w:space="0"/>
-          <w:bottom w:val="none"/>
-          <w:right w:val="none"/>
+          <w:bottom w:val="none" w:color="000000" w:sz="4" w:space="0"/>
+          <w:right w:val="none" w:color="000000" w:sz="4" w:space="0"/>
         </w:tcBorders>
       </w:tcPr>
     </w:tblStylePr>
@@ -14785,9 +15540,9 @@
         <w:shd w:val="clear" w:color="ffffff" w:themeColor="light1" w:fill="ffffff" w:themeFill="light1"/>
         <w:tcBorders>
           <w:top w:val="single" w:color="000000" w:themeColor="accent3" w:themeTint="FE" w:sz="4" w:space="0"/>
-          <w:left w:val="none"/>
-          <w:bottom w:val="none"/>
-          <w:right w:val="none"/>
+          <w:left w:val="none" w:color="000000" w:sz="4" w:space="0"/>
+          <w:bottom w:val="none" w:color="000000" w:sz="4" w:space="0"/>
+          <w:right w:val="none" w:color="000000" w:sz="4" w:space="0"/>
         </w:tcBorders>
       </w:tcPr>
     </w:tblStylePr>
@@ -14857,9 +15612,9 @@
       </w:tcPr>
     </w:tblStylePr>
   </w:style>
-  <w:style w:type="table" w:styleId="65">
+  <w:style w:type="table" w:styleId="754">
     <w:name w:val="Grid Table 7 Colorful - Accent 4"/>
-    <w:basedOn w:val="665"/>
+    <w:basedOn w:val="887"/>
     <w:uiPriority w:val="99"/>
     <w:pPr>
       <w:pBdr/>
@@ -14961,11 +15716,11 @@
         <w:tblBorders/>
       </w:tblPr>
       <w:tcPr>
-        <w:shd w:color="ffffff"/>
+        <w:shd w:val="clear" w:color="ffffff"/>
         <w:tcBorders>
-          <w:top w:val="none"/>
-          <w:left w:val="none"/>
-          <w:bottom w:val="none"/>
+          <w:top w:val="none" w:color="000000" w:sz="4" w:space="0"/>
+          <w:left w:val="none" w:color="000000" w:sz="4" w:space="0"/>
+          <w:bottom w:val="none" w:color="000000" w:sz="4" w:space="0"/>
           <w:right w:val="single" w:color="000000" w:themeColor="accent4" w:themeTint="9A" w:sz="4" w:space="0"/>
         </w:tcBorders>
       </w:tcPr>
@@ -14988,10 +15743,10 @@
       <w:tcPr>
         <w:shd w:val="clear" w:color="ffffff" w:themeColor="light1" w:fill="ffffff" w:themeFill="light1"/>
         <w:tcBorders>
-          <w:top w:val="none"/>
-          <w:left w:val="none"/>
+          <w:top w:val="none" w:color="000000" w:sz="4" w:space="0"/>
+          <w:left w:val="none" w:color="000000" w:sz="4" w:space="0"/>
           <w:bottom w:val="single" w:color="000000" w:themeColor="accent4" w:themeTint="9A" w:sz="4" w:space="0"/>
-          <w:right w:val="none"/>
+          <w:right w:val="none" w:color="000000" w:sz="4" w:space="0"/>
         </w:tcBorders>
       </w:tcPr>
     </w:tblStylePr>
@@ -15011,12 +15766,12 @@
         <w:tblBorders/>
       </w:tblPr>
       <w:tcPr>
-        <w:shd w:color="ffffff"/>
+        <w:shd w:val="clear" w:color="ffffff"/>
         <w:tcBorders>
-          <w:top w:val="none"/>
+          <w:top w:val="none" w:color="000000" w:sz="4" w:space="0"/>
           <w:left w:val="single" w:color="000000" w:themeColor="accent4" w:themeTint="9A" w:sz="4" w:space="0"/>
-          <w:bottom w:val="none"/>
-          <w:right w:val="none"/>
+          <w:bottom w:val="none" w:color="000000" w:sz="4" w:space="0"/>
+          <w:right w:val="none" w:color="000000" w:sz="4" w:space="0"/>
         </w:tcBorders>
       </w:tcPr>
     </w:tblStylePr>
@@ -15039,9 +15794,9 @@
         <w:shd w:val="clear" w:color="ffffff" w:themeColor="light1" w:fill="ffffff" w:themeFill="light1"/>
         <w:tcBorders>
           <w:top w:val="single" w:color="000000" w:themeColor="accent4" w:themeTint="9A" w:sz="4" w:space="0"/>
-          <w:left w:val="none"/>
-          <w:bottom w:val="none"/>
-          <w:right w:val="none"/>
+          <w:left w:val="none" w:color="000000" w:sz="4" w:space="0"/>
+          <w:bottom w:val="none" w:color="000000" w:sz="4" w:space="0"/>
+          <w:right w:val="none" w:color="000000" w:sz="4" w:space="0"/>
         </w:tcBorders>
       </w:tcPr>
     </w:tblStylePr>
@@ -15111,9 +15866,9 @@
       </w:tcPr>
     </w:tblStylePr>
   </w:style>
-  <w:style w:type="table" w:styleId="66">
+  <w:style w:type="table" w:styleId="755">
     <w:name w:val="Grid Table 7 Colorful - Accent 5"/>
-    <w:basedOn w:val="665"/>
+    <w:basedOn w:val="887"/>
     <w:uiPriority w:val="99"/>
     <w:pPr>
       <w:pBdr/>
@@ -15215,11 +15970,11 @@
         <w:tblBorders/>
       </w:tblPr>
       <w:tcPr>
-        <w:shd w:color="ffffff"/>
+        <w:shd w:val="clear" w:color="ffffff"/>
         <w:tcBorders>
-          <w:top w:val="none"/>
-          <w:left w:val="none"/>
-          <w:bottom w:val="none"/>
+          <w:top w:val="none" w:color="000000" w:sz="4" w:space="0"/>
+          <w:left w:val="none" w:color="000000" w:sz="4" w:space="0"/>
+          <w:bottom w:val="none" w:color="000000" w:sz="4" w:space="0"/>
           <w:right w:val="single" w:color="000000" w:themeColor="accent5" w:themeTint="90" w:sz="4" w:space="0"/>
         </w:tcBorders>
       </w:tcPr>
@@ -15242,10 +15997,10 @@
       <w:tcPr>
         <w:shd w:val="clear" w:color="ffffff" w:themeColor="light1" w:fill="ffffff" w:themeFill="light1"/>
         <w:tcBorders>
-          <w:top w:val="none"/>
-          <w:left w:val="none"/>
+          <w:top w:val="none" w:color="000000" w:sz="4" w:space="0"/>
+          <w:left w:val="none" w:color="000000" w:sz="4" w:space="0"/>
           <w:bottom w:val="single" w:color="000000" w:themeColor="accent5" w:themeTint="90" w:sz="4" w:space="0"/>
-          <w:right w:val="none"/>
+          <w:right w:val="none" w:color="000000" w:sz="4" w:space="0"/>
         </w:tcBorders>
       </w:tcPr>
     </w:tblStylePr>
@@ -15265,12 +16020,12 @@
         <w:tblBorders/>
       </w:tblPr>
       <w:tcPr>
-        <w:shd w:color="ffffff"/>
+        <w:shd w:val="clear" w:color="ffffff"/>
         <w:tcBorders>
-          <w:top w:val="none"/>
+          <w:top w:val="none" w:color="000000" w:sz="4" w:space="0"/>
           <w:left w:val="single" w:color="000000" w:themeColor="accent5" w:themeTint="90" w:sz="4" w:space="0"/>
-          <w:bottom w:val="none"/>
-          <w:right w:val="none"/>
+          <w:bottom w:val="none" w:color="000000" w:sz="4" w:space="0"/>
+          <w:right w:val="none" w:color="000000" w:sz="4" w:space="0"/>
         </w:tcBorders>
       </w:tcPr>
     </w:tblStylePr>
@@ -15293,9 +16048,9 @@
         <w:shd w:val="clear" w:color="ffffff" w:themeColor="light1" w:fill="ffffff" w:themeFill="light1"/>
         <w:tcBorders>
           <w:top w:val="single" w:color="000000" w:themeColor="accent5" w:themeTint="90" w:sz="4" w:space="0"/>
-          <w:left w:val="none"/>
-          <w:bottom w:val="none"/>
-          <w:right w:val="none"/>
+          <w:left w:val="none" w:color="000000" w:sz="4" w:space="0"/>
+          <w:bottom w:val="none" w:color="000000" w:sz="4" w:space="0"/>
+          <w:right w:val="none" w:color="000000" w:sz="4" w:space="0"/>
         </w:tcBorders>
       </w:tcPr>
     </w:tblStylePr>
@@ -15365,9 +16120,9 @@
       </w:tcPr>
     </w:tblStylePr>
   </w:style>
-  <w:style w:type="table" w:styleId="67">
+  <w:style w:type="table" w:styleId="756">
     <w:name w:val="Grid Table 7 Colorful - Accent 6"/>
-    <w:basedOn w:val="665"/>
+    <w:basedOn w:val="887"/>
     <w:uiPriority w:val="99"/>
     <w:pPr>
       <w:pBdr/>
@@ -15469,11 +16224,11 @@
         <w:tblBorders/>
       </w:tblPr>
       <w:tcPr>
-        <w:shd w:color="ffffff"/>
+        <w:shd w:val="clear" w:color="ffffff"/>
         <w:tcBorders>
-          <w:top w:val="none"/>
-          <w:left w:val="none"/>
-          <w:bottom w:val="none"/>
+          <w:top w:val="none" w:color="000000" w:sz="4" w:space="0"/>
+          <w:left w:val="none" w:color="000000" w:sz="4" w:space="0"/>
+          <w:bottom w:val="none" w:color="000000" w:sz="4" w:space="0"/>
           <w:right w:val="single" w:color="000000" w:themeColor="accent6" w:themeTint="90" w:sz="4" w:space="0"/>
         </w:tcBorders>
       </w:tcPr>
@@ -15496,10 +16251,10 @@
       <w:tcPr>
         <w:shd w:val="clear" w:color="ffffff" w:themeColor="light1" w:fill="ffffff" w:themeFill="light1"/>
         <w:tcBorders>
-          <w:top w:val="none"/>
-          <w:left w:val="none"/>
+          <w:top w:val="none" w:color="000000" w:sz="4" w:space="0"/>
+          <w:left w:val="none" w:color="000000" w:sz="4" w:space="0"/>
           <w:bottom w:val="single" w:color="000000" w:themeColor="accent6" w:themeTint="90" w:sz="4" w:space="0"/>
-          <w:right w:val="none"/>
+          <w:right w:val="none" w:color="000000" w:sz="4" w:space="0"/>
         </w:tcBorders>
       </w:tcPr>
     </w:tblStylePr>
@@ -15519,12 +16274,12 @@
         <w:tblBorders/>
       </w:tblPr>
       <w:tcPr>
-        <w:shd w:color="ffffff"/>
+        <w:shd w:val="clear" w:color="ffffff"/>
         <w:tcBorders>
-          <w:top w:val="none"/>
+          <w:top w:val="none" w:color="000000" w:sz="4" w:space="0"/>
           <w:left w:val="single" w:color="000000" w:themeColor="accent6" w:themeTint="90" w:sz="4" w:space="0"/>
-          <w:bottom w:val="none"/>
-          <w:right w:val="none"/>
+          <w:bottom w:val="none" w:color="000000" w:sz="4" w:space="0"/>
+          <w:right w:val="none" w:color="000000" w:sz="4" w:space="0"/>
         </w:tcBorders>
       </w:tcPr>
     </w:tblStylePr>
@@ -15547,9 +16302,9 @@
         <w:shd w:val="clear" w:color="ffffff" w:themeColor="light1" w:fill="ffffff" w:themeFill="light1"/>
         <w:tcBorders>
           <w:top w:val="single" w:color="000000" w:themeColor="accent6" w:themeTint="90" w:sz="4" w:space="0"/>
-          <w:left w:val="none"/>
-          <w:bottom w:val="none"/>
-          <w:right w:val="none"/>
+          <w:left w:val="none" w:color="000000" w:sz="4" w:space="0"/>
+          <w:bottom w:val="none" w:color="000000" w:sz="4" w:space="0"/>
+          <w:right w:val="none" w:color="000000" w:sz="4" w:space="0"/>
         </w:tcBorders>
       </w:tcPr>
     </w:tblStylePr>
@@ -15619,9 +16374,9 @@
       </w:tcPr>
     </w:tblStylePr>
   </w:style>
-  <w:style w:type="table" w:styleId="68">
+  <w:style w:type="table" w:styleId="757">
     <w:name w:val="List Table 1 Light"/>
-    <w:basedOn w:val="665"/>
+    <w:basedOn w:val="887"/>
     <w:uiPriority w:val="99"/>
     <w:pPr>
       <w:pBdr/>
@@ -15835,9 +16590,9 @@
       </w:tcPr>
     </w:tblStylePr>
   </w:style>
-  <w:style w:type="table" w:styleId="69">
+  <w:style w:type="table" w:styleId="758">
     <w:name w:val="List Table 1 Light - Accent 1"/>
-    <w:basedOn w:val="665"/>
+    <w:basedOn w:val="887"/>
     <w:uiPriority w:val="99"/>
     <w:pPr>
       <w:pBdr/>
@@ -16051,9 +16806,9 @@
       </w:tcPr>
     </w:tblStylePr>
   </w:style>
-  <w:style w:type="table" w:styleId="70">
+  <w:style w:type="table" w:styleId="759">
     <w:name w:val="List Table 1 Light - Accent 2"/>
-    <w:basedOn w:val="665"/>
+    <w:basedOn w:val="887"/>
     <w:uiPriority w:val="99"/>
     <w:pPr>
       <w:pBdr/>
@@ -16267,9 +17022,9 @@
       </w:tcPr>
     </w:tblStylePr>
   </w:style>
-  <w:style w:type="table" w:styleId="71">
+  <w:style w:type="table" w:styleId="760">
     <w:name w:val="List Table 1 Light - Accent 3"/>
-    <w:basedOn w:val="665"/>
+    <w:basedOn w:val="887"/>
     <w:uiPriority w:val="99"/>
     <w:pPr>
       <w:pBdr/>
@@ -16483,9 +17238,9 @@
       </w:tcPr>
     </w:tblStylePr>
   </w:style>
-  <w:style w:type="table" w:styleId="72">
+  <w:style w:type="table" w:styleId="761">
     <w:name w:val="List Table 1 Light - Accent 4"/>
-    <w:basedOn w:val="665"/>
+    <w:basedOn w:val="887"/>
     <w:uiPriority w:val="99"/>
     <w:pPr>
       <w:pBdr/>
@@ -16699,9 +17454,9 @@
       </w:tcPr>
     </w:tblStylePr>
   </w:style>
-  <w:style w:type="table" w:styleId="73">
+  <w:style w:type="table" w:styleId="762">
     <w:name w:val="List Table 1 Light - Accent 5"/>
-    <w:basedOn w:val="665"/>
+    <w:basedOn w:val="887"/>
     <w:uiPriority w:val="99"/>
     <w:pPr>
       <w:pBdr/>
@@ -16915,9 +17670,9 @@
       </w:tcPr>
     </w:tblStylePr>
   </w:style>
-  <w:style w:type="table" w:styleId="74">
+  <w:style w:type="table" w:styleId="763">
     <w:name w:val="List Table 1 Light - Accent 6"/>
-    <w:basedOn w:val="665"/>
+    <w:basedOn w:val="887"/>
     <w:uiPriority w:val="99"/>
     <w:pPr>
       <w:pBdr/>
@@ -17131,9 +17886,9 @@
       </w:tcPr>
     </w:tblStylePr>
   </w:style>
-  <w:style w:type="table" w:styleId="75">
+  <w:style w:type="table" w:styleId="764">
     <w:name w:val="List Table 2"/>
-    <w:basedOn w:val="665"/>
+    <w:basedOn w:val="887"/>
     <w:uiPriority w:val="99"/>
     <w:pPr>
       <w:pBdr/>
@@ -17369,9 +18124,9 @@
       </w:tcPr>
     </w:tblStylePr>
   </w:style>
-  <w:style w:type="table" w:styleId="76">
+  <w:style w:type="table" w:styleId="765">
     <w:name w:val="List Table 2 - Accent 1"/>
-    <w:basedOn w:val="665"/>
+    <w:basedOn w:val="887"/>
     <w:uiPriority w:val="99"/>
     <w:pPr>
       <w:pBdr/>
@@ -17607,9 +18362,9 @@
       </w:tcPr>
     </w:tblStylePr>
   </w:style>
-  <w:style w:type="table" w:styleId="77">
+  <w:style w:type="table" w:styleId="766">
     <w:name w:val="List Table 2 - Accent 2"/>
-    <w:basedOn w:val="665"/>
+    <w:basedOn w:val="887"/>
     <w:uiPriority w:val="99"/>
     <w:pPr>
       <w:pBdr/>
@@ -17845,9 +18600,9 @@
       </w:tcPr>
     </w:tblStylePr>
   </w:style>
-  <w:style w:type="table" w:styleId="78">
+  <w:style w:type="table" w:styleId="767">
     <w:name w:val="List Table 2 - Accent 3"/>
-    <w:basedOn w:val="665"/>
+    <w:basedOn w:val="887"/>
     <w:uiPriority w:val="99"/>
     <w:pPr>
       <w:pBdr/>
@@ -18083,9 +18838,9 @@
       </w:tcPr>
     </w:tblStylePr>
   </w:style>
-  <w:style w:type="table" w:styleId="79">
+  <w:style w:type="table" w:styleId="768">
     <w:name w:val="List Table 2 - Accent 4"/>
-    <w:basedOn w:val="665"/>
+    <w:basedOn w:val="887"/>
     <w:uiPriority w:val="99"/>
     <w:pPr>
       <w:pBdr/>
@@ -18321,9 +19076,9 @@
       </w:tcPr>
     </w:tblStylePr>
   </w:style>
-  <w:style w:type="table" w:styleId="80">
+  <w:style w:type="table" w:styleId="769">
     <w:name w:val="List Table 2 - Accent 5"/>
-    <w:basedOn w:val="665"/>
+    <w:basedOn w:val="887"/>
     <w:uiPriority w:val="99"/>
     <w:pPr>
       <w:pBdr/>
@@ -18559,9 +19314,9 @@
       </w:tcPr>
     </w:tblStylePr>
   </w:style>
-  <w:style w:type="table" w:styleId="81">
+  <w:style w:type="table" w:styleId="770">
     <w:name w:val="List Table 2 - Accent 6"/>
-    <w:basedOn w:val="665"/>
+    <w:basedOn w:val="887"/>
     <w:uiPriority w:val="99"/>
     <w:pPr>
       <w:pBdr/>
@@ -18797,9 +19552,9 @@
       </w:tcPr>
     </w:tblStylePr>
   </w:style>
-  <w:style w:type="table" w:styleId="82">
+  <w:style w:type="table" w:styleId="771">
     <w:name w:val="List Table 3"/>
-    <w:basedOn w:val="665"/>
+    <w:basedOn w:val="887"/>
     <w:uiPriority w:val="99"/>
     <w:pPr>
       <w:pBdr/>
@@ -19025,9 +19780,9 @@
       </w:tcPr>
     </w:tblStylePr>
   </w:style>
-  <w:style w:type="table" w:styleId="83">
+  <w:style w:type="table" w:styleId="772">
     <w:name w:val="List Table 3 - Accent 1"/>
-    <w:basedOn w:val="665"/>
+    <w:basedOn w:val="887"/>
     <w:uiPriority w:val="99"/>
     <w:pPr>
       <w:pBdr/>
@@ -19253,9 +20008,9 @@
       </w:tcPr>
     </w:tblStylePr>
   </w:style>
-  <w:style w:type="table" w:styleId="84">
+  <w:style w:type="table" w:styleId="773">
     <w:name w:val="List Table 3 - Accent 2"/>
-    <w:basedOn w:val="665"/>
+    <w:basedOn w:val="887"/>
     <w:uiPriority w:val="99"/>
     <w:pPr>
       <w:pBdr/>
@@ -19481,9 +20236,9 @@
       </w:tcPr>
     </w:tblStylePr>
   </w:style>
-  <w:style w:type="table" w:styleId="85">
+  <w:style w:type="table" w:styleId="774">
     <w:name w:val="List Table 3 - Accent 3"/>
-    <w:basedOn w:val="665"/>
+    <w:basedOn w:val="887"/>
     <w:uiPriority w:val="99"/>
     <w:pPr>
       <w:pBdr/>
@@ -19709,9 +20464,9 @@
       </w:tcPr>
     </w:tblStylePr>
   </w:style>
-  <w:style w:type="table" w:styleId="86">
+  <w:style w:type="table" w:styleId="775">
     <w:name w:val="List Table 3 - Accent 4"/>
-    <w:basedOn w:val="665"/>
+    <w:basedOn w:val="887"/>
     <w:uiPriority w:val="99"/>
     <w:pPr>
       <w:pBdr/>
@@ -19937,9 +20692,9 @@
       </w:tcPr>
     </w:tblStylePr>
   </w:style>
-  <w:style w:type="table" w:styleId="87">
+  <w:style w:type="table" w:styleId="776">
     <w:name w:val="List Table 3 - Accent 5"/>
-    <w:basedOn w:val="665"/>
+    <w:basedOn w:val="887"/>
     <w:uiPriority w:val="99"/>
     <w:pPr>
       <w:pBdr/>
@@ -20165,9 +20920,9 @@
       </w:tcPr>
     </w:tblStylePr>
   </w:style>
-  <w:style w:type="table" w:styleId="88">
+  <w:style w:type="table" w:styleId="777">
     <w:name w:val="List Table 3 - Accent 6"/>
-    <w:basedOn w:val="665"/>
+    <w:basedOn w:val="887"/>
     <w:uiPriority w:val="99"/>
     <w:pPr>
       <w:pBdr/>
@@ -20393,9 +21148,9 @@
       </w:tcPr>
     </w:tblStylePr>
   </w:style>
-  <w:style w:type="table" w:styleId="89">
+  <w:style w:type="table" w:styleId="778">
     <w:name w:val="List Table 4"/>
-    <w:basedOn w:val="665"/>
+    <w:basedOn w:val="887"/>
     <w:uiPriority w:val="99"/>
     <w:pPr>
       <w:pBdr/>
@@ -20618,9 +21373,9 @@
       </w:tcPr>
     </w:tblStylePr>
   </w:style>
-  <w:style w:type="table" w:styleId="90">
+  <w:style w:type="table" w:styleId="779">
     <w:name w:val="List Table 4 - Accent 1"/>
-    <w:basedOn w:val="665"/>
+    <w:basedOn w:val="887"/>
     <w:uiPriority w:val="99"/>
     <w:pPr>
       <w:pBdr/>
@@ -20843,9 +21598,9 @@
       </w:tcPr>
     </w:tblStylePr>
   </w:style>
-  <w:style w:type="table" w:styleId="91">
+  <w:style w:type="table" w:styleId="780">
     <w:name w:val="List Table 4 - Accent 2"/>
-    <w:basedOn w:val="665"/>
+    <w:basedOn w:val="887"/>
     <w:uiPriority w:val="99"/>
     <w:pPr>
       <w:pBdr/>
@@ -21068,9 +21823,9 @@
       </w:tcPr>
     </w:tblStylePr>
   </w:style>
-  <w:style w:type="table" w:styleId="92">
+  <w:style w:type="table" w:styleId="781">
     <w:name w:val="List Table 4 - Accent 3"/>
-    <w:basedOn w:val="665"/>
+    <w:basedOn w:val="887"/>
     <w:uiPriority w:val="99"/>
     <w:pPr>
       <w:pBdr/>
@@ -21293,9 +22048,9 @@
       </w:tcPr>
     </w:tblStylePr>
   </w:style>
-  <w:style w:type="table" w:styleId="93">
+  <w:style w:type="table" w:styleId="782">
     <w:name w:val="List Table 4 - Accent 4"/>
-    <w:basedOn w:val="665"/>
+    <w:basedOn w:val="887"/>
     <w:uiPriority w:val="99"/>
     <w:pPr>
       <w:pBdr/>
@@ -21518,9 +22273,9 @@
       </w:tcPr>
     </w:tblStylePr>
   </w:style>
-  <w:style w:type="table" w:styleId="94">
+  <w:style w:type="table" w:styleId="783">
     <w:name w:val="List Table 4 - Accent 5"/>
-    <w:basedOn w:val="665"/>
+    <w:basedOn w:val="887"/>
     <w:uiPriority w:val="99"/>
     <w:pPr>
       <w:pBdr/>
@@ -21743,9 +22498,9 @@
       </w:tcPr>
     </w:tblStylePr>
   </w:style>
-  <w:style w:type="table" w:styleId="95">
+  <w:style w:type="table" w:styleId="784">
     <w:name w:val="List Table 4 - Accent 6"/>
-    <w:basedOn w:val="665"/>
+    <w:basedOn w:val="887"/>
     <w:uiPriority w:val="99"/>
     <w:pPr>
       <w:pBdr/>
@@ -21968,9 +22723,9 @@
       </w:tcPr>
     </w:tblStylePr>
   </w:style>
-  <w:style w:type="table" w:styleId="96">
+  <w:style w:type="table" w:styleId="785">
     <w:name w:val="List Table 5 Dark"/>
-    <w:basedOn w:val="665"/>
+    <w:basedOn w:val="887"/>
     <w:uiPriority w:val="99"/>
     <w:pPr>
       <w:pBdr/>
@@ -22210,9 +22965,9 @@
       </w:tcPr>
     </w:tblStylePr>
   </w:style>
-  <w:style w:type="table" w:styleId="97">
+  <w:style w:type="table" w:styleId="786">
     <w:name w:val="List Table 5 Dark - Accent 1"/>
-    <w:basedOn w:val="665"/>
+    <w:basedOn w:val="887"/>
     <w:uiPriority w:val="99"/>
     <w:pPr>
       <w:pBdr/>
@@ -22452,9 +23207,9 @@
       </w:tcPr>
     </w:tblStylePr>
   </w:style>
-  <w:style w:type="table" w:styleId="98">
+  <w:style w:type="table" w:styleId="787">
     <w:name w:val="List Table 5 Dark - Accent 2"/>
-    <w:basedOn w:val="665"/>
+    <w:basedOn w:val="887"/>
     <w:uiPriority w:val="99"/>
     <w:pPr>
       <w:pBdr/>
@@ -22694,9 +23449,9 @@
       </w:tcPr>
     </w:tblStylePr>
   </w:style>
-  <w:style w:type="table" w:styleId="99">
+  <w:style w:type="table" w:styleId="788">
     <w:name w:val="List Table 5 Dark - Accent 3"/>
-    <w:basedOn w:val="665"/>
+    <w:basedOn w:val="887"/>
     <w:uiPriority w:val="99"/>
     <w:pPr>
       <w:pBdr/>
@@ -22936,9 +23691,9 @@
       </w:tcPr>
     </w:tblStylePr>
   </w:style>
-  <w:style w:type="table" w:styleId="100">
+  <w:style w:type="table" w:styleId="789">
     <w:name w:val="List Table 5 Dark - Accent 4"/>
-    <w:basedOn w:val="665"/>
+    <w:basedOn w:val="887"/>
     <w:uiPriority w:val="99"/>
     <w:pPr>
       <w:pBdr/>
@@ -23178,9 +23933,9 @@
       </w:tcPr>
     </w:tblStylePr>
   </w:style>
-  <w:style w:type="table" w:styleId="101">
+  <w:style w:type="table" w:styleId="790">
     <w:name w:val="List Table 5 Dark - Accent 5"/>
-    <w:basedOn w:val="665"/>
+    <w:basedOn w:val="887"/>
     <w:uiPriority w:val="99"/>
     <w:pPr>
       <w:pBdr/>
@@ -23420,9 +24175,9 @@
       </w:tcPr>
     </w:tblStylePr>
   </w:style>
-  <w:style w:type="table" w:styleId="102">
+  <w:style w:type="table" w:styleId="791">
     <w:name w:val="List Table 5 Dark - Accent 6"/>
-    <w:basedOn w:val="665"/>
+    <w:basedOn w:val="887"/>
     <w:uiPriority w:val="99"/>
     <w:pPr>
       <w:pBdr/>
@@ -23662,9 +24417,9 @@
       </w:tcPr>
     </w:tblStylePr>
   </w:style>
-  <w:style w:type="table" w:styleId="103">
+  <w:style w:type="table" w:styleId="792">
     <w:name w:val="List Table 6 Colorful"/>
-    <w:basedOn w:val="665"/>
+    <w:basedOn w:val="887"/>
     <w:uiPriority w:val="99"/>
     <w:pPr>
       <w:pBdr/>
@@ -23885,9 +24640,9 @@
       </w:tcPr>
     </w:tblStylePr>
   </w:style>
-  <w:style w:type="table" w:styleId="104">
+  <w:style w:type="table" w:styleId="793">
     <w:name w:val="List Table 6 Colorful - Accent 1"/>
-    <w:basedOn w:val="665"/>
+    <w:basedOn w:val="887"/>
     <w:uiPriority w:val="99"/>
     <w:pPr>
       <w:pBdr/>
@@ -24108,9 +24863,9 @@
       </w:tcPr>
     </w:tblStylePr>
   </w:style>
-  <w:style w:type="table" w:styleId="105">
+  <w:style w:type="table" w:styleId="794">
     <w:name w:val="List Table 6 Colorful - Accent 2"/>
-    <w:basedOn w:val="665"/>
+    <w:basedOn w:val="887"/>
     <w:uiPriority w:val="99"/>
     <w:pPr>
       <w:pBdr/>
@@ -24331,9 +25086,9 @@
       </w:tcPr>
     </w:tblStylePr>
   </w:style>
-  <w:style w:type="table" w:styleId="106">
+  <w:style w:type="table" w:styleId="795">
     <w:name w:val="List Table 6 Colorful - Accent 3"/>
-    <w:basedOn w:val="665"/>
+    <w:basedOn w:val="887"/>
     <w:uiPriority w:val="99"/>
     <w:pPr>
       <w:pBdr/>
@@ -24554,9 +25309,9 @@
       </w:tcPr>
     </w:tblStylePr>
   </w:style>
-  <w:style w:type="table" w:styleId="107">
+  <w:style w:type="table" w:styleId="796">
     <w:name w:val="List Table 6 Colorful - Accent 4"/>
-    <w:basedOn w:val="665"/>
+    <w:basedOn w:val="887"/>
     <w:uiPriority w:val="99"/>
     <w:pPr>
       <w:pBdr/>
@@ -24777,9 +25532,9 @@
       </w:tcPr>
     </w:tblStylePr>
   </w:style>
-  <w:style w:type="table" w:styleId="108">
+  <w:style w:type="table" w:styleId="797">
     <w:name w:val="List Table 6 Colorful - Accent 5"/>
-    <w:basedOn w:val="665"/>
+    <w:basedOn w:val="887"/>
     <w:uiPriority w:val="99"/>
     <w:pPr>
       <w:pBdr/>
@@ -25000,9 +25755,9 @@
       </w:tcPr>
     </w:tblStylePr>
   </w:style>
-  <w:style w:type="table" w:styleId="109">
+  <w:style w:type="table" w:styleId="798">
     <w:name w:val="List Table 6 Colorful - Accent 6"/>
-    <w:basedOn w:val="665"/>
+    <w:basedOn w:val="887"/>
     <w:uiPriority w:val="99"/>
     <w:pPr>
       <w:pBdr/>
@@ -25223,9 +25978,9 @@
       </w:tcPr>
     </w:tblStylePr>
   </w:style>
-  <w:style w:type="table" w:styleId="110">
+  <w:style w:type="table" w:styleId="799">
     <w:name w:val="List Table 7 Colorful"/>
-    <w:basedOn w:val="665"/>
+    <w:basedOn w:val="887"/>
     <w:uiPriority w:val="99"/>
     <w:pPr>
       <w:pBdr/>
@@ -25324,11 +26079,11 @@
         <w:tblBorders/>
       </w:tblPr>
       <w:tcPr>
-        <w:shd w:color="ffffff"/>
+        <w:shd w:val="clear" w:color="ffffff"/>
         <w:tcBorders>
-          <w:top w:val="none"/>
-          <w:left w:val="none"/>
-          <w:bottom w:val="none"/>
+          <w:top w:val="none" w:color="000000" w:sz="4" w:space="0"/>
+          <w:left w:val="none" w:color="000000" w:sz="4" w:space="0"/>
+          <w:bottom w:val="none" w:color="000000" w:sz="4" w:space="0"/>
           <w:right w:val="single" w:color="000000" w:themeColor="text1" w:themeTint="80" w:sz="4" w:space="0"/>
         </w:tcBorders>
       </w:tcPr>
@@ -25351,10 +26106,10 @@
       <w:tcPr>
         <w:shd w:val="clear" w:color="ffffff" w:themeColor="light1" w:fill="ffffff" w:themeFill="light1"/>
         <w:tcBorders>
-          <w:top w:val="none"/>
-          <w:left w:val="none"/>
+          <w:top w:val="none" w:color="000000" w:sz="4" w:space="0"/>
+          <w:left w:val="none" w:color="000000" w:sz="4" w:space="0"/>
           <w:bottom w:val="single" w:color="000000" w:themeColor="text1" w:themeTint="80" w:sz="4" w:space="0"/>
-          <w:right w:val="none"/>
+          <w:right w:val="none" w:color="000000" w:sz="4" w:space="0"/>
         </w:tcBorders>
       </w:tcPr>
     </w:tblStylePr>
@@ -25374,12 +26129,12 @@
         <w:tblBorders/>
       </w:tblPr>
       <w:tcPr>
-        <w:shd w:color="ffffff"/>
+        <w:shd w:val="clear" w:color="ffffff"/>
         <w:tcBorders>
-          <w:top w:val="none"/>
+          <w:top w:val="none" w:color="000000" w:sz="4" w:space="0"/>
           <w:left w:val="single" w:color="000000" w:themeColor="text1" w:themeTint="80" w:sz="4" w:space="0"/>
-          <w:bottom w:val="none"/>
-          <w:right w:val="none"/>
+          <w:bottom w:val="none" w:color="000000" w:sz="4" w:space="0"/>
+          <w:right w:val="none" w:color="000000" w:sz="4" w:space="0"/>
         </w:tcBorders>
       </w:tcPr>
     </w:tblStylePr>
@@ -25402,9 +26157,9 @@
         <w:shd w:val="clear" w:color="ffffff" w:themeColor="light1" w:fill="ffffff" w:themeFill="light1"/>
         <w:tcBorders>
           <w:top w:val="single" w:color="000000" w:themeColor="text1" w:themeTint="80" w:sz="4" w:space="0"/>
-          <w:left w:val="none"/>
-          <w:bottom w:val="none"/>
-          <w:right w:val="none"/>
+          <w:left w:val="none" w:color="000000" w:sz="4" w:space="0"/>
+          <w:bottom w:val="none" w:color="000000" w:sz="4" w:space="0"/>
+          <w:right w:val="none" w:color="000000" w:sz="4" w:space="0"/>
         </w:tcBorders>
       </w:tcPr>
     </w:tblStylePr>
@@ -25479,9 +26234,9 @@
       </w:tcPr>
     </w:tblStylePr>
   </w:style>
-  <w:style w:type="table" w:styleId="111">
+  <w:style w:type="table" w:styleId="800">
     <w:name w:val="List Table 7 Colorful - Accent 1"/>
-    <w:basedOn w:val="665"/>
+    <w:basedOn w:val="887"/>
     <w:uiPriority w:val="99"/>
     <w:pPr>
       <w:pBdr/>
@@ -25580,11 +26335,11 @@
         <w:tblBorders/>
       </w:tblPr>
       <w:tcPr>
-        <w:shd w:color="ffffff"/>
+        <w:shd w:val="clear" w:color="ffffff"/>
         <w:tcBorders>
-          <w:top w:val="none"/>
-          <w:left w:val="none"/>
-          <w:bottom w:val="none"/>
+          <w:top w:val="none" w:color="000000" w:sz="4" w:space="0"/>
+          <w:left w:val="none" w:color="000000" w:sz="4" w:space="0"/>
+          <w:bottom w:val="none" w:color="000000" w:sz="4" w:space="0"/>
           <w:right w:val="single" w:color="000000" w:themeColor="accent1" w:sz="4" w:space="0"/>
         </w:tcBorders>
       </w:tcPr>
@@ -25607,10 +26362,10 @@
       <w:tcPr>
         <w:shd w:val="clear" w:color="ffffff" w:themeColor="light1" w:fill="ffffff" w:themeFill="light1"/>
         <w:tcBorders>
-          <w:top w:val="none"/>
-          <w:left w:val="none"/>
+          <w:top w:val="none" w:color="000000" w:sz="4" w:space="0"/>
+          <w:left w:val="none" w:color="000000" w:sz="4" w:space="0"/>
           <w:bottom w:val="single" w:color="000000" w:themeColor="accent1" w:sz="4" w:space="0"/>
-          <w:right w:val="none"/>
+          <w:right w:val="none" w:color="000000" w:sz="4" w:space="0"/>
         </w:tcBorders>
       </w:tcPr>
     </w:tblStylePr>
@@ -25630,12 +26385,12 @@
         <w:tblBorders/>
       </w:tblPr>
       <w:tcPr>
-        <w:shd w:color="ffffff"/>
+        <w:shd w:val="clear" w:color="ffffff"/>
         <w:tcBorders>
-          <w:top w:val="none"/>
+          <w:top w:val="none" w:color="000000" w:sz="4" w:space="0"/>
           <w:left w:val="single" w:color="000000" w:themeColor="accent1" w:sz="4" w:space="0"/>
-          <w:bottom w:val="none"/>
-          <w:right w:val="none"/>
+          <w:bottom w:val="none" w:color="000000" w:sz="4" w:space="0"/>
+          <w:right w:val="none" w:color="000000" w:sz="4" w:space="0"/>
         </w:tcBorders>
       </w:tcPr>
     </w:tblStylePr>
@@ -25658,9 +26413,9 @@
         <w:shd w:val="clear" w:color="ffffff" w:themeColor="light1" w:fill="ffffff" w:themeFill="light1"/>
         <w:tcBorders>
           <w:top w:val="single" w:color="000000" w:themeColor="accent1" w:sz="4" w:space="0"/>
-          <w:left w:val="none"/>
-          <w:bottom w:val="none"/>
-          <w:right w:val="none"/>
+          <w:left w:val="none" w:color="000000" w:sz="4" w:space="0"/>
+          <w:bottom w:val="none" w:color="000000" w:sz="4" w:space="0"/>
+          <w:right w:val="none" w:color="000000" w:sz="4" w:space="0"/>
         </w:tcBorders>
       </w:tcPr>
     </w:tblStylePr>
@@ -25735,9 +26490,9 @@
       </w:tcPr>
     </w:tblStylePr>
   </w:style>
-  <w:style w:type="table" w:styleId="112">
+  <w:style w:type="table" w:styleId="801">
     <w:name w:val="List Table 7 Colorful - Accent 2"/>
-    <w:basedOn w:val="665"/>
+    <w:basedOn w:val="887"/>
     <w:uiPriority w:val="99"/>
     <w:pPr>
       <w:pBdr/>
@@ -25836,11 +26591,11 @@
         <w:tblBorders/>
       </w:tblPr>
       <w:tcPr>
-        <w:shd w:color="ffffff"/>
+        <w:shd w:val="clear" w:color="ffffff"/>
         <w:tcBorders>
-          <w:top w:val="none"/>
-          <w:left w:val="none"/>
-          <w:bottom w:val="none"/>
+          <w:top w:val="none" w:color="000000" w:sz="4" w:space="0"/>
+          <w:left w:val="none" w:color="000000" w:sz="4" w:space="0"/>
+          <w:bottom w:val="none" w:color="000000" w:sz="4" w:space="0"/>
           <w:right w:val="single" w:color="000000" w:themeColor="accent2" w:themeTint="97" w:sz="4" w:space="0"/>
         </w:tcBorders>
       </w:tcPr>
@@ -25863,10 +26618,10 @@
       <w:tcPr>
         <w:shd w:val="clear" w:color="ffffff" w:themeColor="light1" w:fill="ffffff" w:themeFill="light1"/>
         <w:tcBorders>
-          <w:top w:val="none"/>
-          <w:left w:val="none"/>
+          <w:top w:val="none" w:color="000000" w:sz="4" w:space="0"/>
+          <w:left w:val="none" w:color="000000" w:sz="4" w:space="0"/>
           <w:bottom w:val="single" w:color="000000" w:themeColor="accent2" w:themeTint="97" w:sz="4" w:space="0"/>
-          <w:right w:val="none"/>
+          <w:right w:val="none" w:color="000000" w:sz="4" w:space="0"/>
         </w:tcBorders>
       </w:tcPr>
     </w:tblStylePr>
@@ -25886,12 +26641,12 @@
         <w:tblBorders/>
       </w:tblPr>
       <w:tcPr>
-        <w:shd w:color="ffffff"/>
+        <w:shd w:val="clear" w:color="ffffff"/>
         <w:tcBorders>
-          <w:top w:val="none"/>
+          <w:top w:val="none" w:color="000000" w:sz="4" w:space="0"/>
           <w:left w:val="single" w:color="000000" w:themeColor="accent2" w:themeTint="97" w:sz="4" w:space="0"/>
-          <w:bottom w:val="none"/>
-          <w:right w:val="none"/>
+          <w:bottom w:val="none" w:color="000000" w:sz="4" w:space="0"/>
+          <w:right w:val="none" w:color="000000" w:sz="4" w:space="0"/>
         </w:tcBorders>
       </w:tcPr>
     </w:tblStylePr>
@@ -25914,9 +26669,9 @@
         <w:shd w:val="clear" w:color="ffffff" w:themeColor="light1" w:fill="ffffff" w:themeFill="light1"/>
         <w:tcBorders>
           <w:top w:val="single" w:color="000000" w:themeColor="accent2" w:themeTint="97" w:sz="4" w:space="0"/>
-          <w:left w:val="none"/>
-          <w:bottom w:val="none"/>
-          <w:right w:val="none"/>
+          <w:left w:val="none" w:color="000000" w:sz="4" w:space="0"/>
+          <w:bottom w:val="none" w:color="000000" w:sz="4" w:space="0"/>
+          <w:right w:val="none" w:color="000000" w:sz="4" w:space="0"/>
         </w:tcBorders>
       </w:tcPr>
     </w:tblStylePr>
@@ -25991,9 +26746,9 @@
       </w:tcPr>
     </w:tblStylePr>
   </w:style>
-  <w:style w:type="table" w:styleId="113">
+  <w:style w:type="table" w:styleId="802">
     <w:name w:val="List Table 7 Colorful - Accent 3"/>
-    <w:basedOn w:val="665"/>
+    <w:basedOn w:val="887"/>
     <w:uiPriority w:val="99"/>
     <w:pPr>
       <w:pBdr/>
@@ -26092,11 +26847,11 @@
         <w:tblBorders/>
       </w:tblPr>
       <w:tcPr>
-        <w:shd w:color="ffffff"/>
+        <w:shd w:val="clear" w:color="ffffff"/>
         <w:tcBorders>
-          <w:top w:val="none"/>
-          <w:left w:val="none"/>
-          <w:bottom w:val="none"/>
+          <w:top w:val="none" w:color="000000" w:sz="4" w:space="0"/>
+          <w:left w:val="none" w:color="000000" w:sz="4" w:space="0"/>
+          <w:bottom w:val="none" w:color="000000" w:sz="4" w:space="0"/>
           <w:right w:val="single" w:color="000000" w:themeColor="accent3" w:themeTint="98" w:sz="4" w:space="0"/>
         </w:tcBorders>
       </w:tcPr>
@@ -26119,10 +26874,10 @@
       <w:tcPr>
         <w:shd w:val="clear" w:color="ffffff" w:themeColor="light1" w:fill="ffffff" w:themeFill="light1"/>
         <w:tcBorders>
-          <w:top w:val="none"/>
-          <w:left w:val="none"/>
+          <w:top w:val="none" w:color="000000" w:sz="4" w:space="0"/>
+          <w:left w:val="none" w:color="000000" w:sz="4" w:space="0"/>
           <w:bottom w:val="single" w:color="000000" w:themeColor="accent3" w:themeTint="98" w:sz="4" w:space="0"/>
-          <w:right w:val="none"/>
+          <w:right w:val="none" w:color="000000" w:sz="4" w:space="0"/>
         </w:tcBorders>
       </w:tcPr>
     </w:tblStylePr>
@@ -26142,12 +26897,12 @@
         <w:tblBorders/>
       </w:tblPr>
       <w:tcPr>
-        <w:shd w:color="ffffff"/>
+        <w:shd w:val="clear" w:color="ffffff"/>
         <w:tcBorders>
-          <w:top w:val="none"/>
+          <w:top w:val="none" w:color="000000" w:sz="4" w:space="0"/>
           <w:left w:val="single" w:color="000000" w:themeColor="accent3" w:themeTint="98" w:sz="4" w:space="0"/>
-          <w:bottom w:val="none"/>
-          <w:right w:val="none"/>
+          <w:bottom w:val="none" w:color="000000" w:sz="4" w:space="0"/>
+          <w:right w:val="none" w:color="000000" w:sz="4" w:space="0"/>
         </w:tcBorders>
       </w:tcPr>
     </w:tblStylePr>
@@ -26170,9 +26925,9 @@
         <w:shd w:val="clear" w:color="ffffff" w:themeColor="light1" w:fill="ffffff" w:themeFill="light1"/>
         <w:tcBorders>
           <w:top w:val="single" w:color="000000" w:themeColor="accent3" w:themeTint="98" w:sz="4" w:space="0"/>
-          <w:left w:val="none"/>
-          <w:bottom w:val="none"/>
-          <w:right w:val="none"/>
+          <w:left w:val="none" w:color="000000" w:sz="4" w:space="0"/>
+          <w:bottom w:val="none" w:color="000000" w:sz="4" w:space="0"/>
+          <w:right w:val="none" w:color="000000" w:sz="4" w:space="0"/>
         </w:tcBorders>
       </w:tcPr>
     </w:tblStylePr>
@@ -26247,9 +27002,9 @@
       </w:tcPr>
     </w:tblStylePr>
   </w:style>
-  <w:style w:type="table" w:styleId="114">
+  <w:style w:type="table" w:styleId="803">
     <w:name w:val="List Table 7 Colorful - Accent 4"/>
-    <w:basedOn w:val="665"/>
+    <w:basedOn w:val="887"/>
     <w:uiPriority w:val="99"/>
     <w:pPr>
       <w:pBdr/>
@@ -26348,11 +27103,11 @@
         <w:tblBorders/>
       </w:tblPr>
       <w:tcPr>
-        <w:shd w:color="ffffff"/>
+        <w:shd w:val="clear" w:color="ffffff"/>
         <w:tcBorders>
-          <w:top w:val="none"/>
-          <w:left w:val="none"/>
-          <w:bottom w:val="none"/>
+          <w:top w:val="none" w:color="000000" w:sz="4" w:space="0"/>
+          <w:left w:val="none" w:color="000000" w:sz="4" w:space="0"/>
+          <w:bottom w:val="none" w:color="000000" w:sz="4" w:space="0"/>
           <w:right w:val="single" w:color="000000" w:themeColor="accent4" w:themeTint="9A" w:sz="4" w:space="0"/>
         </w:tcBorders>
       </w:tcPr>
@@ -26375,10 +27130,10 @@
       <w:tcPr>
         <w:shd w:val="clear" w:color="ffffff" w:themeColor="light1" w:fill="ffffff" w:themeFill="light1"/>
         <w:tcBorders>
-          <w:top w:val="none"/>
-          <w:left w:val="none"/>
+          <w:top w:val="none" w:color="000000" w:sz="4" w:space="0"/>
+          <w:left w:val="none" w:color="000000" w:sz="4" w:space="0"/>
           <w:bottom w:val="single" w:color="000000" w:themeColor="accent4" w:themeTint="9A" w:sz="4" w:space="0"/>
-          <w:right w:val="none"/>
+          <w:right w:val="none" w:color="000000" w:sz="4" w:space="0"/>
         </w:tcBorders>
       </w:tcPr>
     </w:tblStylePr>
@@ -26398,12 +27153,12 @@
         <w:tblBorders/>
       </w:tblPr>
       <w:tcPr>
-        <w:shd w:color="ffffff"/>
+        <w:shd w:val="clear" w:color="ffffff"/>
         <w:tcBorders>
-          <w:top w:val="none"/>
+          <w:top w:val="none" w:color="000000" w:sz="4" w:space="0"/>
           <w:left w:val="single" w:color="000000" w:themeColor="accent4" w:themeTint="9A" w:sz="4" w:space="0"/>
-          <w:bottom w:val="none"/>
-          <w:right w:val="none"/>
+          <w:bottom w:val="none" w:color="000000" w:sz="4" w:space="0"/>
+          <w:right w:val="none" w:color="000000" w:sz="4" w:space="0"/>
         </w:tcBorders>
       </w:tcPr>
     </w:tblStylePr>
@@ -26426,9 +27181,9 @@
         <w:shd w:val="clear" w:color="ffffff" w:themeColor="light1" w:fill="ffffff" w:themeFill="light1"/>
         <w:tcBorders>
           <w:top w:val="single" w:color="000000" w:themeColor="accent4" w:themeTint="9A" w:sz="4" w:space="0"/>
-          <w:left w:val="none"/>
-          <w:bottom w:val="none"/>
-          <w:right w:val="none"/>
+          <w:left w:val="none" w:color="000000" w:sz="4" w:space="0"/>
+          <w:bottom w:val="none" w:color="000000" w:sz="4" w:space="0"/>
+          <w:right w:val="none" w:color="000000" w:sz="4" w:space="0"/>
         </w:tcBorders>
       </w:tcPr>
     </w:tblStylePr>
@@ -26503,9 +27258,9 @@
       </w:tcPr>
     </w:tblStylePr>
   </w:style>
-  <w:style w:type="table" w:styleId="115">
+  <w:style w:type="table" w:styleId="804">
     <w:name w:val="List Table 7 Colorful - Accent 5"/>
-    <w:basedOn w:val="665"/>
+    <w:basedOn w:val="887"/>
     <w:uiPriority w:val="99"/>
     <w:pPr>
       <w:pBdr/>
@@ -26604,11 +27359,11 @@
         <w:tblBorders/>
       </w:tblPr>
       <w:tcPr>
-        <w:shd w:color="ffffff"/>
+        <w:shd w:val="clear" w:color="ffffff"/>
         <w:tcBorders>
-          <w:top w:val="none"/>
-          <w:left w:val="none"/>
-          <w:bottom w:val="none"/>
+          <w:top w:val="none" w:color="000000" w:sz="4" w:space="0"/>
+          <w:left w:val="none" w:color="000000" w:sz="4" w:space="0"/>
+          <w:bottom w:val="none" w:color="000000" w:sz="4" w:space="0"/>
           <w:right w:val="single" w:color="000000" w:themeColor="accent5" w:themeTint="9A" w:sz="4" w:space="0"/>
         </w:tcBorders>
       </w:tcPr>
@@ -26631,10 +27386,10 @@
       <w:tcPr>
         <w:shd w:val="clear" w:color="ffffff" w:themeColor="light1" w:fill="ffffff" w:themeFill="light1"/>
         <w:tcBorders>
-          <w:top w:val="none"/>
-          <w:left w:val="none"/>
+          <w:top w:val="none" w:color="000000" w:sz="4" w:space="0"/>
+          <w:left w:val="none" w:color="000000" w:sz="4" w:space="0"/>
           <w:bottom w:val="single" w:color="000000" w:themeColor="accent5" w:themeTint="9A" w:sz="4" w:space="0"/>
-          <w:right w:val="none"/>
+          <w:right w:val="none" w:color="000000" w:sz="4" w:space="0"/>
         </w:tcBorders>
       </w:tcPr>
     </w:tblStylePr>
@@ -26654,12 +27409,12 @@
         <w:tblBorders/>
       </w:tblPr>
       <w:tcPr>
-        <w:shd w:color="ffffff"/>
+        <w:shd w:val="clear" w:color="ffffff"/>
         <w:tcBorders>
-          <w:top w:val="none"/>
+          <w:top w:val="none" w:color="000000" w:sz="4" w:space="0"/>
           <w:left w:val="single" w:color="000000" w:themeColor="accent5" w:themeTint="9A" w:sz="4" w:space="0"/>
-          <w:bottom w:val="none"/>
-          <w:right w:val="none"/>
+          <w:bottom w:val="none" w:color="000000" w:sz="4" w:space="0"/>
+          <w:right w:val="none" w:color="000000" w:sz="4" w:space="0"/>
         </w:tcBorders>
       </w:tcPr>
     </w:tblStylePr>
@@ -26682,9 +27437,9 @@
         <w:shd w:val="clear" w:color="ffffff" w:themeColor="light1" w:fill="ffffff" w:themeFill="light1"/>
         <w:tcBorders>
           <w:top w:val="single" w:color="000000" w:themeColor="accent5" w:themeTint="9A" w:sz="4" w:space="0"/>
-          <w:left w:val="none"/>
-          <w:bottom w:val="none"/>
-          <w:right w:val="none"/>
+          <w:left w:val="none" w:color="000000" w:sz="4" w:space="0"/>
+          <w:bottom w:val="none" w:color="000000" w:sz="4" w:space="0"/>
+          <w:right w:val="none" w:color="000000" w:sz="4" w:space="0"/>
         </w:tcBorders>
       </w:tcPr>
     </w:tblStylePr>
@@ -26759,9 +27514,9 @@
       </w:tcPr>
     </w:tblStylePr>
   </w:style>
-  <w:style w:type="table" w:styleId="116">
+  <w:style w:type="table" w:styleId="805">
     <w:name w:val="List Table 7 Colorful - Accent 6"/>
-    <w:basedOn w:val="665"/>
+    <w:basedOn w:val="887"/>
     <w:uiPriority w:val="99"/>
     <w:pPr>
       <w:pBdr/>
@@ -26860,11 +27615,11 @@
         <w:tblBorders/>
       </w:tblPr>
       <w:tcPr>
-        <w:shd w:color="ffffff"/>
+        <w:shd w:val="clear" w:color="ffffff"/>
         <w:tcBorders>
-          <w:top w:val="none"/>
-          <w:left w:val="none"/>
-          <w:bottom w:val="none"/>
+          <w:top w:val="none" w:color="000000" w:sz="4" w:space="0"/>
+          <w:left w:val="none" w:color="000000" w:sz="4" w:space="0"/>
+          <w:bottom w:val="none" w:color="000000" w:sz="4" w:space="0"/>
           <w:right w:val="single" w:color="000000" w:themeColor="accent6" w:themeTint="98" w:sz="4" w:space="0"/>
         </w:tcBorders>
       </w:tcPr>
@@ -26887,10 +27642,10 @@
       <w:tcPr>
         <w:shd w:val="clear" w:color="ffffff" w:themeColor="light1" w:fill="ffffff" w:themeFill="light1"/>
         <w:tcBorders>
-          <w:top w:val="none"/>
-          <w:left w:val="none"/>
+          <w:top w:val="none" w:color="000000" w:sz="4" w:space="0"/>
+          <w:left w:val="none" w:color="000000" w:sz="4" w:space="0"/>
           <w:bottom w:val="single" w:color="000000" w:themeColor="accent6" w:themeTint="98" w:sz="4" w:space="0"/>
-          <w:right w:val="none"/>
+          <w:right w:val="none" w:color="000000" w:sz="4" w:space="0"/>
         </w:tcBorders>
       </w:tcPr>
     </w:tblStylePr>
@@ -26910,12 +27665,12 @@
         <w:tblBorders/>
       </w:tblPr>
       <w:tcPr>
-        <w:shd w:color="ffffff"/>
+        <w:shd w:val="clear" w:color="ffffff"/>
         <w:tcBorders>
-          <w:top w:val="none"/>
+          <w:top w:val="none" w:color="000000" w:sz="4" w:space="0"/>
           <w:left w:val="single" w:color="000000" w:themeColor="accent6" w:themeTint="98" w:sz="4" w:space="0"/>
-          <w:bottom w:val="none"/>
-          <w:right w:val="none"/>
+          <w:bottom w:val="none" w:color="000000" w:sz="4" w:space="0"/>
+          <w:right w:val="none" w:color="000000" w:sz="4" w:space="0"/>
         </w:tcBorders>
       </w:tcPr>
     </w:tblStylePr>
@@ -26938,9 +27693,9 @@
         <w:shd w:val="clear" w:color="ffffff" w:themeColor="light1" w:fill="ffffff" w:themeFill="light1"/>
         <w:tcBorders>
           <w:top w:val="single" w:color="000000" w:themeColor="accent6" w:themeTint="98" w:sz="4" w:space="0"/>
-          <w:left w:val="none"/>
-          <w:bottom w:val="none"/>
-          <w:right w:val="none"/>
+          <w:left w:val="none" w:color="000000" w:sz="4" w:space="0"/>
+          <w:bottom w:val="none" w:color="000000" w:sz="4" w:space="0"/>
+          <w:right w:val="none" w:color="000000" w:sz="4" w:space="0"/>
         </w:tcBorders>
       </w:tcPr>
     </w:tblStylePr>
@@ -27015,9 +27770,9 @@
       </w:tcPr>
     </w:tblStylePr>
   </w:style>
-  <w:style w:type="table" w:styleId="117">
+  <w:style w:type="table" w:styleId="806">
     <w:name w:val="Lined - Accent"/>
-    <w:basedOn w:val="665"/>
+    <w:basedOn w:val="887"/>
     <w:uiPriority w:val="99"/>
     <w:pPr>
       <w:pBdr/>
@@ -27252,9 +28007,9 @@
       </w:tcPr>
     </w:tblStylePr>
   </w:style>
-  <w:style w:type="table" w:styleId="118">
+  <w:style w:type="table" w:styleId="807">
     <w:name w:val="Lined - Accent 1"/>
-    <w:basedOn w:val="665"/>
+    <w:basedOn w:val="887"/>
     <w:uiPriority w:val="99"/>
     <w:pPr>
       <w:pBdr/>
@@ -27489,9 +28244,9 @@
       </w:tcPr>
     </w:tblStylePr>
   </w:style>
-  <w:style w:type="table" w:styleId="119">
+  <w:style w:type="table" w:styleId="808">
     <w:name w:val="Lined - Accent 2"/>
-    <w:basedOn w:val="665"/>
+    <w:basedOn w:val="887"/>
     <w:uiPriority w:val="99"/>
     <w:pPr>
       <w:pBdr/>
@@ -27726,9 +28481,9 @@
       </w:tcPr>
     </w:tblStylePr>
   </w:style>
-  <w:style w:type="table" w:styleId="120">
+  <w:style w:type="table" w:styleId="809">
     <w:name w:val="Lined - Accent 3"/>
-    <w:basedOn w:val="665"/>
+    <w:basedOn w:val="887"/>
     <w:uiPriority w:val="99"/>
     <w:pPr>
       <w:pBdr/>
@@ -27963,9 +28718,9 @@
       </w:tcPr>
     </w:tblStylePr>
   </w:style>
-  <w:style w:type="table" w:styleId="121">
+  <w:style w:type="table" w:styleId="810">
     <w:name w:val="Lined - Accent 4"/>
-    <w:basedOn w:val="665"/>
+    <w:basedOn w:val="887"/>
     <w:uiPriority w:val="99"/>
     <w:pPr>
       <w:pBdr/>
@@ -28200,9 +28955,9 @@
       </w:tcPr>
     </w:tblStylePr>
   </w:style>
-  <w:style w:type="table" w:styleId="122">
+  <w:style w:type="table" w:styleId="811">
     <w:name w:val="Lined - Accent 5"/>
-    <w:basedOn w:val="665"/>
+    <w:basedOn w:val="887"/>
     <w:uiPriority w:val="99"/>
     <w:pPr>
       <w:pBdr/>
@@ -28437,9 +29192,9 @@
       </w:tcPr>
     </w:tblStylePr>
   </w:style>
-  <w:style w:type="table" w:styleId="123">
+  <w:style w:type="table" w:styleId="812">
     <w:name w:val="Lined - Accent 6"/>
-    <w:basedOn w:val="665"/>
+    <w:basedOn w:val="887"/>
     <w:uiPriority w:val="99"/>
     <w:pPr>
       <w:pBdr/>
@@ -28674,9 +29429,9 @@
       </w:tcPr>
     </w:tblStylePr>
   </w:style>
-  <w:style w:type="table" w:styleId="124">
+  <w:style w:type="table" w:styleId="813">
     <w:name w:val="Bordered &amp; Lined - Accent"/>
-    <w:basedOn w:val="665"/>
+    <w:basedOn w:val="887"/>
     <w:uiPriority w:val="99"/>
     <w:pPr>
       <w:pBdr/>
@@ -28918,9 +29673,9 @@
       </w:tcPr>
     </w:tblStylePr>
   </w:style>
-  <w:style w:type="table" w:styleId="125">
+  <w:style w:type="table" w:styleId="814">
     <w:name w:val="Bordered &amp; Lined - Accent 1"/>
-    <w:basedOn w:val="665"/>
+    <w:basedOn w:val="887"/>
     <w:uiPriority w:val="99"/>
     <w:pPr>
       <w:pBdr/>
@@ -29162,9 +29917,9 @@
       </w:tcPr>
     </w:tblStylePr>
   </w:style>
-  <w:style w:type="table" w:styleId="126">
+  <w:style w:type="table" w:styleId="815">
     <w:name w:val="Bordered &amp; Lined - Accent 2"/>
-    <w:basedOn w:val="665"/>
+    <w:basedOn w:val="887"/>
     <w:uiPriority w:val="99"/>
     <w:pPr>
       <w:pBdr/>
@@ -29406,9 +30161,9 @@
       </w:tcPr>
     </w:tblStylePr>
   </w:style>
-  <w:style w:type="table" w:styleId="127">
+  <w:style w:type="table" w:styleId="816">
     <w:name w:val="Bordered &amp; Lined - Accent 3"/>
-    <w:basedOn w:val="665"/>
+    <w:basedOn w:val="887"/>
     <w:uiPriority w:val="99"/>
     <w:pPr>
       <w:pBdr/>
@@ -29650,9 +30405,9 @@
       </w:tcPr>
     </w:tblStylePr>
   </w:style>
-  <w:style w:type="table" w:styleId="128">
+  <w:style w:type="table" w:styleId="817">
     <w:name w:val="Bordered &amp; Lined - Accent 4"/>
-    <w:basedOn w:val="665"/>
+    <w:basedOn w:val="887"/>
     <w:uiPriority w:val="99"/>
     <w:pPr>
       <w:pBdr/>
@@ -29894,9 +30649,9 @@
       </w:tcPr>
     </w:tblStylePr>
   </w:style>
-  <w:style w:type="table" w:styleId="129">
+  <w:style w:type="table" w:styleId="818">
     <w:name w:val="Bordered &amp; Lined - Accent 5"/>
-    <w:basedOn w:val="665"/>
+    <w:basedOn w:val="887"/>
     <w:uiPriority w:val="99"/>
     <w:pPr>
       <w:pBdr/>
@@ -30138,9 +30893,9 @@
       </w:tcPr>
     </w:tblStylePr>
   </w:style>
-  <w:style w:type="table" w:styleId="130">
+  <w:style w:type="table" w:styleId="819">
     <w:name w:val="Bordered &amp; Lined - Accent 6"/>
-    <w:basedOn w:val="665"/>
+    <w:basedOn w:val="887"/>
     <w:uiPriority w:val="99"/>
     <w:pPr>
       <w:pBdr/>
@@ -30382,9 +31137,9 @@
       </w:tcPr>
     </w:tblStylePr>
   </w:style>
-  <w:style w:type="table" w:styleId="131">
+  <w:style w:type="table" w:styleId="820">
     <w:name w:val="Bordered"/>
-    <w:basedOn w:val="665"/>
+    <w:basedOn w:val="887"/>
     <w:uiPriority w:val="99"/>
     <w:pPr>
       <w:pBdr/>
@@ -30613,9 +31368,9 @@
       </w:tcPr>
     </w:tblStylePr>
   </w:style>
-  <w:style w:type="table" w:styleId="132">
+  <w:style w:type="table" w:styleId="821">
     <w:name w:val="Bordered - Accent 1"/>
-    <w:basedOn w:val="665"/>
+    <w:basedOn w:val="887"/>
     <w:uiPriority w:val="99"/>
     <w:pPr>
       <w:pBdr/>
@@ -30844,9 +31599,9 @@
       </w:tcPr>
     </w:tblStylePr>
   </w:style>
-  <w:style w:type="table" w:styleId="133">
+  <w:style w:type="table" w:styleId="822">
     <w:name w:val="Bordered - Accent 2"/>
-    <w:basedOn w:val="665"/>
+    <w:basedOn w:val="887"/>
     <w:uiPriority w:val="99"/>
     <w:pPr>
       <w:pBdr/>
@@ -31075,9 +31830,9 @@
       </w:tcPr>
     </w:tblStylePr>
   </w:style>
-  <w:style w:type="table" w:styleId="134">
+  <w:style w:type="table" w:styleId="823">
     <w:name w:val="Bordered - Accent 3"/>
-    <w:basedOn w:val="665"/>
+    <w:basedOn w:val="887"/>
     <w:uiPriority w:val="99"/>
     <w:pPr>
       <w:pBdr/>
@@ -31306,9 +32061,9 @@
       </w:tcPr>
     </w:tblStylePr>
   </w:style>
-  <w:style w:type="table" w:styleId="135">
+  <w:style w:type="table" w:styleId="824">
     <w:name w:val="Bordered - Accent 4"/>
-    <w:basedOn w:val="665"/>
+    <w:basedOn w:val="887"/>
     <w:uiPriority w:val="99"/>
     <w:pPr>
       <w:pBdr/>
@@ -31537,9 +32292,9 @@
       </w:tcPr>
     </w:tblStylePr>
   </w:style>
-  <w:style w:type="table" w:styleId="136">
+  <w:style w:type="table" w:styleId="825">
     <w:name w:val="Bordered - Accent 5"/>
-    <w:basedOn w:val="665"/>
+    <w:basedOn w:val="887"/>
     <w:uiPriority w:val="99"/>
     <w:pPr>
       <w:pBdr/>
@@ -31768,9 +32523,9 @@
       </w:tcPr>
     </w:tblStylePr>
   </w:style>
-  <w:style w:type="table" w:styleId="137">
+  <w:style w:type="table" w:styleId="826">
     <w:name w:val="Bordered - Accent 6"/>
-    <w:basedOn w:val="665"/>
+    <w:basedOn w:val="887"/>
     <w:uiPriority w:val="99"/>
     <w:pPr>
       <w:pBdr/>
@@ -31999,11 +32754,11 @@
       </w:tcPr>
     </w:tblStylePr>
   </w:style>
-  <w:style w:type="paragraph" w:styleId="139">
+  <w:style w:type="paragraph" w:styleId="827">
     <w:name w:val="Heading 1"/>
-    <w:basedOn w:val="664"/>
-    <w:next w:val="664"/>
-    <w:link w:val="150"/>
+    <w:basedOn w:val="886"/>
+    <w:next w:val="886"/>
+    <w:link w:val="837"/>
     <w:uiPriority w:val="9"/>
     <w:qFormat/>
     <w:pPr>
@@ -32021,11 +32776,11 @@
       <w:szCs w:val="40"/>
     </w:rPr>
   </w:style>
-  <w:style w:type="paragraph" w:styleId="140">
+  <w:style w:type="paragraph" w:styleId="828">
     <w:name w:val="Heading 2"/>
-    <w:basedOn w:val="664"/>
-    <w:next w:val="664"/>
-    <w:link w:val="151"/>
+    <w:basedOn w:val="886"/>
+    <w:next w:val="886"/>
+    <w:link w:val="838"/>
     <w:uiPriority w:val="9"/>
     <w:unhideWhenUsed/>
     <w:qFormat/>
@@ -32044,11 +32799,11 @@
       <w:szCs w:val="32"/>
     </w:rPr>
   </w:style>
-  <w:style w:type="paragraph" w:styleId="141">
+  <w:style w:type="paragraph" w:styleId="829">
     <w:name w:val="Heading 3"/>
-    <w:basedOn w:val="664"/>
-    <w:next w:val="664"/>
-    <w:link w:val="152"/>
+    <w:basedOn w:val="886"/>
+    <w:next w:val="886"/>
+    <w:link w:val="839"/>
     <w:uiPriority w:val="9"/>
     <w:unhideWhenUsed/>
     <w:qFormat/>
@@ -32067,11 +32822,11 @@
       <w:szCs w:val="28"/>
     </w:rPr>
   </w:style>
-  <w:style w:type="paragraph" w:styleId="142">
+  <w:style w:type="paragraph" w:styleId="830">
     <w:name w:val="Heading 4"/>
-    <w:basedOn w:val="664"/>
-    <w:next w:val="664"/>
-    <w:link w:val="153"/>
+    <w:basedOn w:val="886"/>
+    <w:next w:val="886"/>
+    <w:link w:val="840"/>
     <w:uiPriority w:val="9"/>
     <w:unhideWhenUsed/>
     <w:qFormat/>
@@ -32090,11 +32845,11 @@
       <w:color w:val="0f4761" w:themeColor="accent1" w:themeShade="BF"/>
     </w:rPr>
   </w:style>
-  <w:style w:type="paragraph" w:styleId="143">
+  <w:style w:type="paragraph" w:styleId="831">
     <w:name w:val="Heading 5"/>
-    <w:basedOn w:val="664"/>
-    <w:next w:val="664"/>
-    <w:link w:val="154"/>
+    <w:basedOn w:val="886"/>
+    <w:next w:val="886"/>
+    <w:link w:val="841"/>
     <w:uiPriority w:val="9"/>
     <w:unhideWhenUsed/>
     <w:qFormat/>
@@ -32111,11 +32866,11 @@
       <w:color w:val="0f4761" w:themeColor="accent1" w:themeShade="BF"/>
     </w:rPr>
   </w:style>
-  <w:style w:type="paragraph" w:styleId="144">
+  <w:style w:type="paragraph" w:styleId="832">
     <w:name w:val="Heading 6"/>
-    <w:basedOn w:val="664"/>
-    <w:next w:val="664"/>
-    <w:link w:val="155"/>
+    <w:basedOn w:val="886"/>
+    <w:next w:val="886"/>
+    <w:link w:val="842"/>
     <w:uiPriority w:val="9"/>
     <w:unhideWhenUsed/>
     <w:qFormat/>
@@ -32134,11 +32889,11 @@
       <w:color w:val="595959" w:themeColor="text1" w:themeTint="A6"/>
     </w:rPr>
   </w:style>
-  <w:style w:type="paragraph" w:styleId="145">
+  <w:style w:type="paragraph" w:styleId="833">
     <w:name w:val="Heading 7"/>
-    <w:basedOn w:val="664"/>
-    <w:next w:val="664"/>
-    <w:link w:val="156"/>
+    <w:basedOn w:val="886"/>
+    <w:next w:val="886"/>
+    <w:link w:val="843"/>
     <w:uiPriority w:val="9"/>
     <w:unhideWhenUsed/>
     <w:qFormat/>
@@ -32155,11 +32910,11 @@
       <w:color w:val="595959" w:themeColor="text1" w:themeTint="A6"/>
     </w:rPr>
   </w:style>
-  <w:style w:type="paragraph" w:styleId="146">
+  <w:style w:type="paragraph" w:styleId="834">
     <w:name w:val="Heading 8"/>
-    <w:basedOn w:val="664"/>
-    <w:next w:val="664"/>
-    <w:link w:val="157"/>
+    <w:basedOn w:val="886"/>
+    <w:next w:val="886"/>
+    <w:link w:val="844"/>
     <w:uiPriority w:val="9"/>
     <w:unhideWhenUsed/>
     <w:qFormat/>
@@ -32178,11 +32933,11 @@
       <w:color w:val="272727" w:themeColor="text1" w:themeTint="D8"/>
     </w:rPr>
   </w:style>
-  <w:style w:type="paragraph" w:styleId="147">
+  <w:style w:type="paragraph" w:styleId="835">
     <w:name w:val="Heading 9"/>
-    <w:basedOn w:val="664"/>
-    <w:next w:val="664"/>
-    <w:link w:val="158"/>
+    <w:basedOn w:val="886"/>
+    <w:next w:val="886"/>
+    <w:link w:val="845"/>
     <w:uiPriority w:val="9"/>
     <w:unhideWhenUsed/>
     <w:qFormat/>
@@ -32201,7 +32956,7 @@
       <w:color w:val="272727" w:themeColor="text1" w:themeTint="D8"/>
     </w:rPr>
   </w:style>
-  <w:style w:type="character" w:styleId="148" w:default="1">
+  <w:style w:type="character" w:styleId="836" w:default="1">
     <w:name w:val="Default Paragraph Font"/>
     <w:uiPriority w:val="1"/>
     <w:semiHidden/>
@@ -32212,10 +32967,10 @@
       <w:ind/>
     </w:pPr>
   </w:style>
-  <w:style w:type="character" w:styleId="150">
+  <w:style w:type="character" w:styleId="837">
     <w:name w:val="Heading 1 Char"/>
-    <w:basedOn w:val="148"/>
-    <w:link w:val="139"/>
+    <w:basedOn w:val="836"/>
+    <w:link w:val="827"/>
     <w:uiPriority w:val="9"/>
     <w:pPr>
       <w:pBdr/>
@@ -32229,10 +32984,10 @@
       <w:szCs w:val="40"/>
     </w:rPr>
   </w:style>
-  <w:style w:type="character" w:styleId="151">
+  <w:style w:type="character" w:styleId="838">
     <w:name w:val="Heading 2 Char"/>
-    <w:basedOn w:val="148"/>
-    <w:link w:val="140"/>
+    <w:basedOn w:val="836"/>
+    <w:link w:val="828"/>
     <w:uiPriority w:val="9"/>
     <w:pPr>
       <w:pBdr/>
@@ -32246,10 +33001,10 @@
       <w:szCs w:val="32"/>
     </w:rPr>
   </w:style>
-  <w:style w:type="character" w:styleId="152">
+  <w:style w:type="character" w:styleId="839">
     <w:name w:val="Heading 3 Char"/>
-    <w:basedOn w:val="148"/>
-    <w:link w:val="141"/>
+    <w:basedOn w:val="836"/>
+    <w:link w:val="829"/>
     <w:uiPriority w:val="9"/>
     <w:pPr>
       <w:pBdr/>
@@ -32263,10 +33018,10 @@
       <w:szCs w:val="28"/>
     </w:rPr>
   </w:style>
-  <w:style w:type="character" w:styleId="153">
+  <w:style w:type="character" w:styleId="840">
     <w:name w:val="Heading 4 Char"/>
-    <w:basedOn w:val="148"/>
-    <w:link w:val="142"/>
+    <w:basedOn w:val="836"/>
+    <w:link w:val="830"/>
     <w:uiPriority w:val="9"/>
     <w:pPr>
       <w:pBdr/>
@@ -32280,10 +33035,10 @@
       <w:color w:val="0f4761" w:themeColor="accent1" w:themeShade="BF"/>
     </w:rPr>
   </w:style>
-  <w:style w:type="character" w:styleId="154">
+  <w:style w:type="character" w:styleId="841">
     <w:name w:val="Heading 5 Char"/>
-    <w:basedOn w:val="148"/>
-    <w:link w:val="143"/>
+    <w:basedOn w:val="836"/>
+    <w:link w:val="831"/>
     <w:uiPriority w:val="9"/>
     <w:pPr>
       <w:pBdr/>
@@ -32295,10 +33050,10 @@
       <w:color w:val="0f4761" w:themeColor="accent1" w:themeShade="BF"/>
     </w:rPr>
   </w:style>
-  <w:style w:type="character" w:styleId="155">
+  <w:style w:type="character" w:styleId="842">
     <w:name w:val="Heading 6 Char"/>
-    <w:basedOn w:val="148"/>
-    <w:link w:val="144"/>
+    <w:basedOn w:val="836"/>
+    <w:link w:val="832"/>
     <w:uiPriority w:val="9"/>
     <w:pPr>
       <w:pBdr/>
@@ -32312,10 +33067,10 @@
       <w:color w:val="595959" w:themeColor="text1" w:themeTint="A6"/>
     </w:rPr>
   </w:style>
-  <w:style w:type="character" w:styleId="156">
+  <w:style w:type="character" w:styleId="843">
     <w:name w:val="Heading 7 Char"/>
-    <w:basedOn w:val="148"/>
-    <w:link w:val="145"/>
+    <w:basedOn w:val="836"/>
+    <w:link w:val="833"/>
     <w:uiPriority w:val="9"/>
     <w:pPr>
       <w:pBdr/>
@@ -32327,10 +33082,10 @@
       <w:color w:val="595959" w:themeColor="text1" w:themeTint="A6"/>
     </w:rPr>
   </w:style>
-  <w:style w:type="character" w:styleId="157">
+  <w:style w:type="character" w:styleId="844">
     <w:name w:val="Heading 8 Char"/>
-    <w:basedOn w:val="148"/>
-    <w:link w:val="146"/>
+    <w:basedOn w:val="836"/>
+    <w:link w:val="834"/>
     <w:uiPriority w:val="9"/>
     <w:pPr>
       <w:pBdr/>
@@ -32344,10 +33099,10 @@
       <w:color w:val="272727" w:themeColor="text1" w:themeTint="D8"/>
     </w:rPr>
   </w:style>
-  <w:style w:type="character" w:styleId="158">
+  <w:style w:type="character" w:styleId="845">
     <w:name w:val="Heading 9 Char"/>
-    <w:basedOn w:val="148"/>
-    <w:link w:val="147"/>
+    <w:basedOn w:val="836"/>
+    <w:link w:val="835"/>
     <w:uiPriority w:val="9"/>
     <w:pPr>
       <w:pBdr/>
@@ -32361,11 +33116,11 @@
       <w:color w:val="272727" w:themeColor="text1" w:themeTint="D8"/>
     </w:rPr>
   </w:style>
-  <w:style w:type="paragraph" w:styleId="159">
+  <w:style w:type="paragraph" w:styleId="846">
     <w:name w:val="Title"/>
-    <w:basedOn w:val="664"/>
-    <w:next w:val="664"/>
-    <w:link w:val="160"/>
+    <w:basedOn w:val="886"/>
+    <w:next w:val="886"/>
+    <w:link w:val="847"/>
     <w:uiPriority w:val="10"/>
     <w:qFormat/>
     <w:pPr>
@@ -32381,10 +33136,10 @@
       <w:szCs w:val="56"/>
     </w:rPr>
   </w:style>
-  <w:style w:type="character" w:styleId="160">
+  <w:style w:type="character" w:styleId="847">
     <w:name w:val="Title Char"/>
-    <w:basedOn w:val="148"/>
-    <w:link w:val="159"/>
+    <w:basedOn w:val="836"/>
+    <w:link w:val="846"/>
     <w:uiPriority w:val="10"/>
     <w:pPr>
       <w:pBdr/>
@@ -32398,11 +33153,11 @@
       <w:szCs w:val="56"/>
     </w:rPr>
   </w:style>
-  <w:style w:type="paragraph" w:styleId="161">
+  <w:style w:type="paragraph" w:styleId="848">
     <w:name w:val="Subtitle"/>
-    <w:basedOn w:val="664"/>
-    <w:next w:val="664"/>
-    <w:link w:val="162"/>
+    <w:basedOn w:val="886"/>
+    <w:next w:val="886"/>
+    <w:link w:val="849"/>
     <w:uiPriority w:val="11"/>
     <w:qFormat/>
     <w:pPr>
@@ -32420,10 +33175,10 @@
       <w:szCs w:val="28"/>
     </w:rPr>
   </w:style>
-  <w:style w:type="character" w:styleId="162">
+  <w:style w:type="character" w:styleId="849">
     <w:name w:val="Subtitle Char"/>
-    <w:basedOn w:val="148"/>
-    <w:link w:val="161"/>
+    <w:basedOn w:val="836"/>
+    <w:link w:val="848"/>
     <w:uiPriority w:val="11"/>
     <w:pPr>
       <w:pBdr/>
@@ -32437,11 +33192,11 @@
       <w:szCs w:val="28"/>
     </w:rPr>
   </w:style>
-  <w:style w:type="paragraph" w:styleId="163">
+  <w:style w:type="paragraph" w:styleId="850">
     <w:name w:val="Quote"/>
-    <w:basedOn w:val="664"/>
-    <w:next w:val="664"/>
-    <w:link w:val="164"/>
+    <w:basedOn w:val="886"/>
+    <w:next w:val="886"/>
+    <w:link w:val="851"/>
     <w:uiPriority w:val="29"/>
     <w:qFormat/>
     <w:pPr>
@@ -32456,10 +33211,10 @@
       <w:color w:val="404040" w:themeColor="text1" w:themeTint="BF"/>
     </w:rPr>
   </w:style>
-  <w:style w:type="character" w:styleId="164">
+  <w:style w:type="character" w:styleId="851">
     <w:name w:val="Quote Char"/>
-    <w:basedOn w:val="148"/>
-    <w:link w:val="163"/>
+    <w:basedOn w:val="836"/>
+    <w:link w:val="850"/>
     <w:uiPriority w:val="29"/>
     <w:pPr>
       <w:pBdr/>
@@ -32472,9 +33227,9 @@
       <w:color w:val="404040" w:themeColor="text1" w:themeTint="BF"/>
     </w:rPr>
   </w:style>
-  <w:style w:type="character" w:styleId="166">
+  <w:style w:type="character" w:styleId="852">
     <w:name w:val="Intense Emphasis"/>
-    <w:basedOn w:val="148"/>
+    <w:basedOn w:val="836"/>
     <w:uiPriority w:val="21"/>
     <w:qFormat/>
     <w:pPr>
@@ -32488,11 +33243,11 @@
       <w:color w:val="0f4761" w:themeColor="accent1" w:themeShade="BF"/>
     </w:rPr>
   </w:style>
-  <w:style w:type="paragraph" w:styleId="167">
+  <w:style w:type="paragraph" w:styleId="853">
     <w:name w:val="Intense Quote"/>
-    <w:basedOn w:val="664"/>
-    <w:next w:val="664"/>
-    <w:link w:val="168"/>
+    <w:basedOn w:val="886"/>
+    <w:next w:val="886"/>
+    <w:link w:val="854"/>
     <w:uiPriority w:val="30"/>
     <w:qFormat/>
     <w:pPr>
@@ -32510,10 +33265,10 @@
       <w:color w:val="0f4761" w:themeColor="accent1" w:themeShade="BF"/>
     </w:rPr>
   </w:style>
-  <w:style w:type="character" w:styleId="168">
+  <w:style w:type="character" w:styleId="854">
     <w:name w:val="Intense Quote Char"/>
-    <w:basedOn w:val="148"/>
-    <w:link w:val="167"/>
+    <w:basedOn w:val="836"/>
+    <w:link w:val="853"/>
     <w:uiPriority w:val="30"/>
     <w:pPr>
       <w:pBdr/>
@@ -32526,9 +33281,9 @@
       <w:color w:val="0f4761" w:themeColor="accent1" w:themeShade="BF"/>
     </w:rPr>
   </w:style>
-  <w:style w:type="character" w:styleId="169">
+  <w:style w:type="character" w:styleId="855">
     <w:name w:val="Intense Reference"/>
-    <w:basedOn w:val="148"/>
+    <w:basedOn w:val="836"/>
     <w:uiPriority w:val="32"/>
     <w:qFormat/>
     <w:pPr>
@@ -32544,9 +33299,9 @@
       <w:spacing w:val="5"/>
     </w:rPr>
   </w:style>
-  <w:style w:type="character" w:styleId="171">
+  <w:style w:type="character" w:styleId="856">
     <w:name w:val="Subtle Emphasis"/>
-    <w:basedOn w:val="148"/>
+    <w:basedOn w:val="836"/>
     <w:uiPriority w:val="19"/>
     <w:qFormat/>
     <w:pPr>
@@ -32560,9 +33315,9 @@
       <w:color w:val="404040" w:themeColor="text1" w:themeTint="BF"/>
     </w:rPr>
   </w:style>
-  <w:style w:type="character" w:styleId="172">
+  <w:style w:type="character" w:styleId="857">
     <w:name w:val="Emphasis"/>
-    <w:basedOn w:val="148"/>
+    <w:basedOn w:val="836"/>
     <w:uiPriority w:val="20"/>
     <w:qFormat/>
     <w:pPr>
@@ -32575,9 +33330,9 @@
       <w:iCs/>
     </w:rPr>
   </w:style>
-  <w:style w:type="character" w:styleId="173">
+  <w:style w:type="character" w:styleId="858">
     <w:name w:val="Strong"/>
-    <w:basedOn w:val="148"/>
+    <w:basedOn w:val="836"/>
     <w:uiPriority w:val="22"/>
     <w:qFormat/>
     <w:pPr>
@@ -32590,9 +33345,9 @@
       <w:bCs/>
     </w:rPr>
   </w:style>
-  <w:style w:type="character" w:styleId="174">
+  <w:style w:type="character" w:styleId="859">
     <w:name w:val="Subtle Reference"/>
-    <w:basedOn w:val="148"/>
+    <w:basedOn w:val="836"/>
     <w:uiPriority w:val="31"/>
     <w:qFormat/>
     <w:pPr>
@@ -32605,9 +33360,9 @@
       <w:color w:val="5a5a5a" w:themeColor="text1" w:themeTint="A5"/>
     </w:rPr>
   </w:style>
-  <w:style w:type="character" w:styleId="175">
+  <w:style w:type="character" w:styleId="860">
     <w:name w:val="Book Title"/>
-    <w:basedOn w:val="148"/>
+    <w:basedOn w:val="836"/>
     <w:uiPriority w:val="33"/>
     <w:qFormat/>
     <w:pPr>
@@ -32623,10 +33378,10 @@
       <w:spacing w:val="5"/>
     </w:rPr>
   </w:style>
-  <w:style w:type="paragraph" w:styleId="176">
+  <w:style w:type="paragraph" w:styleId="861">
     <w:name w:val="Header"/>
-    <w:basedOn w:val="664"/>
-    <w:link w:val="177"/>
+    <w:basedOn w:val="886"/>
+    <w:link w:val="862"/>
     <w:uiPriority w:val="99"/>
     <w:unhideWhenUsed/>
     <w:pPr>
@@ -32639,10 +33394,10 @@
       <w:ind/>
     </w:pPr>
   </w:style>
-  <w:style w:type="character" w:styleId="177">
+  <w:style w:type="character" w:styleId="862">
     <w:name w:val="Header Char"/>
-    <w:basedOn w:val="148"/>
-    <w:link w:val="176"/>
+    <w:basedOn w:val="836"/>
+    <w:link w:val="861"/>
     <w:uiPriority w:val="99"/>
     <w:pPr>
       <w:pBdr/>
@@ -32650,10 +33405,10 @@
       <w:ind/>
     </w:pPr>
   </w:style>
-  <w:style w:type="paragraph" w:styleId="178">
+  <w:style w:type="paragraph" w:styleId="863">
     <w:name w:val="Footer"/>
-    <w:basedOn w:val="664"/>
-    <w:link w:val="179"/>
+    <w:basedOn w:val="886"/>
+    <w:link w:val="864"/>
     <w:uiPriority w:val="99"/>
     <w:unhideWhenUsed/>
     <w:pPr>
@@ -32666,10 +33421,10 @@
       <w:ind/>
     </w:pPr>
   </w:style>
-  <w:style w:type="character" w:styleId="179">
+  <w:style w:type="character" w:styleId="864">
     <w:name w:val="Footer Char"/>
-    <w:basedOn w:val="148"/>
-    <w:link w:val="178"/>
+    <w:basedOn w:val="836"/>
+    <w:link w:val="863"/>
     <w:uiPriority w:val="99"/>
     <w:pPr>
       <w:pBdr/>
@@ -32677,10 +33432,10 @@
       <w:ind/>
     </w:pPr>
   </w:style>
-  <w:style w:type="paragraph" w:styleId="180">
+  <w:style w:type="paragraph" w:styleId="865">
     <w:name w:val="Caption"/>
-    <w:basedOn w:val="664"/>
-    <w:next w:val="664"/>
+    <w:basedOn w:val="886"/>
+    <w:next w:val="886"/>
     <w:uiPriority w:val="35"/>
     <w:unhideWhenUsed/>
     <w:qFormat/>
@@ -32697,10 +33452,10 @@
       <w:szCs w:val="18"/>
     </w:rPr>
   </w:style>
-  <w:style w:type="paragraph" w:styleId="181">
+  <w:style w:type="paragraph" w:styleId="866">
     <w:name w:val="footnote text"/>
-    <w:basedOn w:val="664"/>
-    <w:link w:val="182"/>
+    <w:basedOn w:val="886"/>
+    <w:link w:val="867"/>
     <w:uiPriority w:val="99"/>
     <w:semiHidden/>
     <w:unhideWhenUsed/>
@@ -32714,10 +33469,10 @@
       <w:szCs w:val="20"/>
     </w:rPr>
   </w:style>
-  <w:style w:type="character" w:styleId="182">
+  <w:style w:type="character" w:styleId="867">
     <w:name w:val="Footnote Text Char"/>
-    <w:basedOn w:val="148"/>
-    <w:link w:val="181"/>
+    <w:basedOn w:val="836"/>
+    <w:link w:val="866"/>
     <w:uiPriority w:val="99"/>
     <w:semiHidden/>
     <w:pPr>
@@ -32730,9 +33485,9 @@
       <w:szCs w:val="20"/>
     </w:rPr>
   </w:style>
-  <w:style w:type="character" w:styleId="183">
+  <w:style w:type="character" w:styleId="868">
     <w:name w:val="footnote reference"/>
-    <w:basedOn w:val="148"/>
+    <w:basedOn w:val="836"/>
     <w:uiPriority w:val="99"/>
     <w:semiHidden/>
     <w:unhideWhenUsed/>
@@ -32745,10 +33500,10 @@
       <w:vertAlign w:val="superscript"/>
     </w:rPr>
   </w:style>
-  <w:style w:type="paragraph" w:styleId="184">
+  <w:style w:type="paragraph" w:styleId="869">
     <w:name w:val="endnote text"/>
-    <w:basedOn w:val="664"/>
-    <w:link w:val="185"/>
+    <w:basedOn w:val="886"/>
+    <w:link w:val="870"/>
     <w:uiPriority w:val="99"/>
     <w:semiHidden/>
     <w:unhideWhenUsed/>
@@ -32762,10 +33517,10 @@
       <w:szCs w:val="20"/>
     </w:rPr>
   </w:style>
-  <w:style w:type="character" w:styleId="185">
+  <w:style w:type="character" w:styleId="870">
     <w:name w:val="Endnote Text Char"/>
-    <w:basedOn w:val="148"/>
-    <w:link w:val="184"/>
+    <w:basedOn w:val="836"/>
+    <w:link w:val="869"/>
     <w:uiPriority w:val="99"/>
     <w:semiHidden/>
     <w:pPr>
@@ -32778,9 +33533,9 @@
       <w:szCs w:val="20"/>
     </w:rPr>
   </w:style>
-  <w:style w:type="character" w:styleId="186">
+  <w:style w:type="character" w:styleId="871">
     <w:name w:val="endnote reference"/>
-    <w:basedOn w:val="148"/>
+    <w:basedOn w:val="836"/>
     <w:uiPriority w:val="99"/>
     <w:semiHidden/>
     <w:unhideWhenUsed/>
@@ -32793,9 +33548,9 @@
       <w:vertAlign w:val="superscript"/>
     </w:rPr>
   </w:style>
-  <w:style w:type="character" w:styleId="187">
+  <w:style w:type="character" w:styleId="872">
     <w:name w:val="Hyperlink"/>
-    <w:basedOn w:val="148"/>
+    <w:basedOn w:val="836"/>
     <w:uiPriority w:val="99"/>
     <w:unhideWhenUsed/>
     <w:pPr>
@@ -32808,9 +33563,9 @@
       <w:u w:val="single"/>
     </w:rPr>
   </w:style>
-  <w:style w:type="character" w:styleId="188">
+  <w:style w:type="character" w:styleId="873">
     <w:name w:val="FollowedHyperlink"/>
-    <w:basedOn w:val="148"/>
+    <w:basedOn w:val="836"/>
     <w:uiPriority w:val="99"/>
     <w:semiHidden/>
     <w:unhideWhenUsed/>
@@ -32824,10 +33579,10 @@
       <w:u w:val="single"/>
     </w:rPr>
   </w:style>
-  <w:style w:type="paragraph" w:styleId="189">
+  <w:style w:type="paragraph" w:styleId="874">
     <w:name w:val="toc 1"/>
-    <w:basedOn w:val="664"/>
-    <w:next w:val="664"/>
+    <w:basedOn w:val="886"/>
+    <w:next w:val="886"/>
     <w:uiPriority w:val="39"/>
     <w:unhideWhenUsed/>
     <w:pPr>
@@ -32836,10 +33591,10 @@
       <w:ind/>
     </w:pPr>
   </w:style>
-  <w:style w:type="paragraph" w:styleId="190">
+  <w:style w:type="paragraph" w:styleId="875">
     <w:name w:val="toc 2"/>
-    <w:basedOn w:val="664"/>
-    <w:next w:val="664"/>
+    <w:basedOn w:val="886"/>
+    <w:next w:val="886"/>
     <w:uiPriority w:val="39"/>
     <w:unhideWhenUsed/>
     <w:pPr>
@@ -32848,10 +33603,10 @@
       <w:ind w:left="220"/>
     </w:pPr>
   </w:style>
-  <w:style w:type="paragraph" w:styleId="191">
+  <w:style w:type="paragraph" w:styleId="876">
     <w:name w:val="toc 3"/>
-    <w:basedOn w:val="664"/>
-    <w:next w:val="664"/>
+    <w:basedOn w:val="886"/>
+    <w:next w:val="886"/>
     <w:uiPriority w:val="39"/>
     <w:unhideWhenUsed/>
     <w:pPr>
@@ -32860,10 +33615,10 @@
       <w:ind w:left="440"/>
     </w:pPr>
   </w:style>
-  <w:style w:type="paragraph" w:styleId="192">
+  <w:style w:type="paragraph" w:styleId="877">
     <w:name w:val="toc 4"/>
-    <w:basedOn w:val="664"/>
-    <w:next w:val="664"/>
+    <w:basedOn w:val="886"/>
+    <w:next w:val="886"/>
     <w:uiPriority w:val="39"/>
     <w:unhideWhenUsed/>
     <w:pPr>
@@ -32872,10 +33627,10 @@
       <w:ind w:left="660"/>
     </w:pPr>
   </w:style>
-  <w:style w:type="paragraph" w:styleId="193">
+  <w:style w:type="paragraph" w:styleId="878">
     <w:name w:val="toc 5"/>
-    <w:basedOn w:val="664"/>
-    <w:next w:val="664"/>
+    <w:basedOn w:val="886"/>
+    <w:next w:val="886"/>
     <w:uiPriority w:val="39"/>
     <w:unhideWhenUsed/>
     <w:pPr>
@@ -32884,10 +33639,10 @@
       <w:ind w:left="880"/>
     </w:pPr>
   </w:style>
-  <w:style w:type="paragraph" w:styleId="194">
+  <w:style w:type="paragraph" w:styleId="879">
     <w:name w:val="toc 6"/>
-    <w:basedOn w:val="664"/>
-    <w:next w:val="664"/>
+    <w:basedOn w:val="886"/>
+    <w:next w:val="886"/>
     <w:uiPriority w:val="39"/>
     <w:unhideWhenUsed/>
     <w:pPr>
@@ -32896,10 +33651,10 @@
       <w:ind w:left="1100"/>
     </w:pPr>
   </w:style>
-  <w:style w:type="paragraph" w:styleId="195">
+  <w:style w:type="paragraph" w:styleId="880">
     <w:name w:val="toc 7"/>
-    <w:basedOn w:val="664"/>
-    <w:next w:val="664"/>
+    <w:basedOn w:val="886"/>
+    <w:next w:val="886"/>
     <w:uiPriority w:val="39"/>
     <w:unhideWhenUsed/>
     <w:pPr>
@@ -32908,10 +33663,10 @@
       <w:ind w:left="1320"/>
     </w:pPr>
   </w:style>
-  <w:style w:type="paragraph" w:styleId="196">
+  <w:style w:type="paragraph" w:styleId="881">
     <w:name w:val="toc 8"/>
-    <w:basedOn w:val="664"/>
-    <w:next w:val="664"/>
+    <w:basedOn w:val="886"/>
+    <w:next w:val="886"/>
     <w:uiPriority w:val="39"/>
     <w:unhideWhenUsed/>
     <w:pPr>
@@ -32920,10 +33675,10 @@
       <w:ind w:left="1540"/>
     </w:pPr>
   </w:style>
-  <w:style w:type="paragraph" w:styleId="197">
+  <w:style w:type="paragraph" w:styleId="882">
     <w:name w:val="toc 9"/>
-    <w:basedOn w:val="664"/>
-    <w:next w:val="664"/>
+    <w:basedOn w:val="886"/>
+    <w:next w:val="886"/>
     <w:uiPriority w:val="39"/>
     <w:unhideWhenUsed/>
     <w:pPr>
@@ -32932,9 +33687,9 @@
       <w:ind w:left="1760"/>
     </w:pPr>
   </w:style>
-  <w:style w:type="character" w:styleId="198">
+  <w:style w:type="character" w:styleId="883">
     <w:name w:val="Placeholder Text"/>
-    <w:basedOn w:val="148"/>
+    <w:basedOn w:val="836"/>
     <w:uiPriority w:val="99"/>
     <w:semiHidden/>
     <w:pPr>
@@ -32946,7 +33701,7 @@
       <w:color w:val="666666"/>
     </w:rPr>
   </w:style>
-  <w:style w:type="paragraph" w:styleId="208">
+  <w:style w:type="paragraph" w:styleId="884">
     <w:name w:val="TOC Heading"/>
     <w:uiPriority w:val="39"/>
     <w:unhideWhenUsed/>
@@ -32956,10 +33711,10 @@
       <w:ind/>
     </w:pPr>
   </w:style>
-  <w:style w:type="paragraph" w:styleId="209">
+  <w:style w:type="paragraph" w:styleId="885">
     <w:name w:val="table of figures"/>
-    <w:basedOn w:val="664"/>
-    <w:next w:val="664"/>
+    <w:basedOn w:val="886"/>
+    <w:next w:val="886"/>
     <w:uiPriority w:val="99"/>
     <w:unhideWhenUsed/>
     <w:pPr>
@@ -32968,7 +33723,7 @@
       <w:ind/>
     </w:pPr>
   </w:style>
-  <w:style w:type="paragraph" w:styleId="664" w:default="1">
+  <w:style w:type="paragraph" w:styleId="886" w:default="1">
     <w:name w:val="Normal"/>
     <w:qFormat/>
     <w:pPr>
@@ -32977,7 +33732,7 @@
       <w:ind/>
     </w:pPr>
   </w:style>
-  <w:style w:type="table" w:styleId="665" w:default="1">
+  <w:style w:type="table" w:styleId="887" w:default="1">
     <w:name w:val="Normal Table"/>
     <w:uiPriority w:val="99"/>
     <w:semiHidden/>
@@ -33170,7 +33925,7 @@
       </w:tcPr>
     </w:tblStylePr>
   </w:style>
-  <w:style w:type="numbering" w:styleId="666" w:default="1">
+  <w:style w:type="numbering" w:styleId="888" w:default="1">
     <w:name w:val="No List"/>
     <w:uiPriority w:val="99"/>
     <w:semiHidden/>
@@ -33181,9 +33936,9 @@
       <w:ind/>
     </w:pPr>
   </w:style>
-  <w:style w:type="paragraph" w:styleId="667">
+  <w:style w:type="paragraph" w:styleId="889">
     <w:name w:val="No Spacing"/>
-    <w:basedOn w:val="664"/>
+    <w:basedOn w:val="886"/>
     <w:uiPriority w:val="1"/>
     <w:qFormat/>
     <w:pPr>
@@ -33192,9 +33947,9 @@
       <w:ind/>
     </w:pPr>
   </w:style>
-  <w:style w:type="paragraph" w:styleId="668">
+  <w:style w:type="paragraph" w:styleId="890">
     <w:name w:val="List Paragraph"/>
-    <w:basedOn w:val="664"/>
+    <w:basedOn w:val="886"/>
     <w:uiPriority w:val="34"/>
     <w:qFormat/>
     <w:pPr>
